--- a/09-semester/Технология РЭС/отчеты/РТД отчет.docx
+++ b/09-semester/Технология РЭС/отчеты/РТД отчет.docx
@@ -2288,8 +2288,25 @@
     </w:p>
     <w:p>
       <w:pPr>
-        <w:rPr>
-          <w:rFonts w:ascii="Times New Roman" w:hAnsi="Times New Roman"/>
+        <w:pStyle w:val="11"/>
+        <w:jc w:val="center"/>
+        <w:rPr>
+          <w:sz w:val="24"/>
+          <w:szCs w:val="20"/>
+        </w:rPr>
+      </w:pPr>
+    </w:p>
+    <w:p>
+      <w:pPr>
+        <w:pStyle w:val="11"/>
+      </w:pPr>
+      <w:r>
+        <w:t>Рабочую точку примем при напряжении 0,175 В.</w:t>
+      </w:r>
+    </w:p>
+    <w:p>
+      <w:pPr>
+        <w:rPr>
           <w:sz w:val="24"/>
           <w:szCs w:val="20"/>
         </w:rPr>
@@ -2323,48 +2340,11 @@
           <w:szCs w:val="28"/>
         </w:rPr>
         <w:lastRenderedPageBreak/>
-        <w:t xml:space="preserve">Исследование </w:t>
-      </w:r>
-      <w:r>
-        <w:rPr>
-          <w:b/>
-          <w:bCs/>
-          <w:szCs w:val="28"/>
-        </w:rPr>
-        <w:t>эксплуатационных погрешностей</w:t>
+        <w:t>Исследование эксплуатационных погрешностей</w:t>
       </w:r>
       <w:bookmarkStart w:id="4" w:name="_Toc242307062"/>
     </w:p>
-    <w:p>
-      <w:pPr>
-        <w:pStyle w:val="11"/>
-        <w:rPr>
-          <w:lang w:val="en-US"/>
-        </w:rPr>
-      </w:pPr>
-      <w:r>
-        <w:t>Влияние температуры на вид ВАХ</w:t>
-      </w:r>
-      <w:bookmarkEnd w:id="4"/>
-      <w:r>
-        <w:t>.</w:t>
-      </w:r>
-      <w:r>
-        <w:t xml:space="preserve"> Исходная тем</w:t>
-      </w:r>
-      <w:r>
-        <w:t>п</w:t>
-      </w:r>
-      <w:r>
-        <w:t>ература</w:t>
-      </w:r>
-      <w:r>
-        <w:rPr>
-          <w:lang w:val="en-US"/>
-        </w:rPr>
-        <w:t>: 300K.</w:t>
-      </w:r>
-    </w:p>
+    <w:bookmarkEnd w:id="4"/>
     <w:p>
       <w:pPr>
         <w:pStyle w:val="11"/>
@@ -2372,10 +2352,13 @@
         <w:jc w:val="center"/>
       </w:pPr>
       <w:r>
+        <w:rPr>
+          <w:noProof/>
+        </w:rPr>
         <w:drawing>
-          <wp:inline distT="0" distB="0" distL="0" distR="0" wp14:anchorId="546C0179" wp14:editId="2322D321">
-            <wp:extent cx="4429496" cy="3396470"/>
-            <wp:effectExtent l="0" t="0" r="0" b="0"/>
+          <wp:inline distT="0" distB="0" distL="0" distR="0" wp14:anchorId="546FD5CF" wp14:editId="2EFE4A10">
+            <wp:extent cx="4319688" cy="3144239"/>
+            <wp:effectExtent l="0" t="0" r="5080" b="0"/>
             <wp:docPr id="1" name="Рисунок 1"/>
             <wp:cNvGraphicFramePr>
               <a:graphicFrameLocks xmlns:a="http://schemas.openxmlformats.org/drawingml/2006/main" noChangeAspect="1"/>
@@ -2387,20 +2370,27 @@
                     <pic:cNvPr id="1" name=""/>
                     <pic:cNvPicPr/>
                   </pic:nvPicPr>
-                  <pic:blipFill>
+                  <pic:blipFill rotWithShape="1">
                     <a:blip r:embed="rId11"/>
-                    <a:stretch>
-                      <a:fillRect/>
-                    </a:stretch>
+                    <a:srcRect t="3271"/>
+                    <a:stretch/>
                   </pic:blipFill>
-                  <pic:spPr>
+                  <pic:spPr bwMode="auto">
                     <a:xfrm>
                       <a:off x="0" y="0"/>
-                      <a:ext cx="4435045" cy="3400725"/>
+                      <a:ext cx="4320000" cy="3144466"/>
                     </a:xfrm>
                     <a:prstGeom prst="rect">
                       <a:avLst/>
                     </a:prstGeom>
+                    <a:ln>
+                      <a:noFill/>
+                    </a:ln>
+                    <a:extLst>
+                      <a:ext uri="{53640926-AAD7-44D8-BBD7-CCE9431645EC}">
+                        <a14:shadowObscured xmlns:a14="http://schemas.microsoft.com/office/drawing/2010/main"/>
+                      </a:ext>
+                    </a:extLst>
                   </pic:spPr>
                 </pic:pic>
               </a:graphicData>
@@ -2414,377 +2404,129 @@
         <w:pStyle w:val="11"/>
         <w:ind w:firstLine="284"/>
         <w:jc w:val="center"/>
-      </w:pPr>
-      <w:r>
+        <w:rPr>
+          <w:sz w:val="24"/>
+          <w:szCs w:val="20"/>
+        </w:rPr>
+      </w:pPr>
+      <w:r>
+        <w:rPr>
+          <w:sz w:val="24"/>
+          <w:szCs w:val="20"/>
+        </w:rPr>
         <w:t>Рис. 3 – график зависимости ВАХ от температуры</w:t>
       </w:r>
       <w:r>
+        <w:rPr>
+          <w:sz w:val="24"/>
+          <w:szCs w:val="20"/>
+        </w:rPr>
         <w:t>.</w:t>
       </w:r>
     </w:p>
     <w:p>
       <w:pPr>
         <w:pStyle w:val="11"/>
-        <w:ind w:firstLine="284"/>
-        <w:jc w:val="center"/>
-      </w:pPr>
-    </w:p>
-    <w:p>
-      <w:pPr>
-        <w:pStyle w:val="11"/>
-      </w:pPr>
-      <w:r>
+        <w:rPr>
+          <w:sz w:val="24"/>
+          <w:szCs w:val="20"/>
+        </w:rPr>
+      </w:pPr>
+      <w:r>
+        <w:rPr>
+          <w:sz w:val="24"/>
+          <w:szCs w:val="20"/>
+        </w:rPr>
         <w:t>Рабочая точка выбрана при напряжении 0.655 В.</w:t>
       </w:r>
-      <w:r>
-        <w:t xml:space="preserve"> Номинальный </w:t>
-      </w:r>
-      <w:r>
-        <w:t xml:space="preserve">эксплуатационный </w:t>
-      </w:r>
-      <w:r>
-        <w:t xml:space="preserve">ток: </w:t>
-      </w:r>
-      <m:oMath>
-        <m:sSub>
-          <m:sSubPr>
-            <m:ctrlPr>
-              <w:rPr>
-                <w:rFonts w:ascii="Cambria Math" w:hAnsi="Cambria Math"/>
-              </w:rPr>
-            </m:ctrlPr>
-          </m:sSubPr>
-          <m:e>
-            <m:r>
-              <w:rPr>
-                <w:rFonts w:ascii="Cambria Math" w:hAnsi="Cambria Math"/>
-              </w:rPr>
-              <m:t>I</m:t>
-            </m:r>
-          </m:e>
-          <m:sub>
-            <m:r>
-              <m:rPr>
-                <m:sty m:val="p"/>
-              </m:rPr>
-              <w:rPr>
-                <w:rFonts w:ascii="Cambria Math" w:hAnsi="Cambria Math"/>
-              </w:rPr>
-              <m:t>300</m:t>
-            </m:r>
-          </m:sub>
-        </m:sSub>
-        <m:r>
-          <m:rPr>
-            <m:sty m:val="p"/>
-          </m:rPr>
-          <w:rPr>
-            <w:rFonts w:ascii="Cambria Math" w:hAnsi="Cambria Math"/>
-          </w:rPr>
-          <m:t>=</m:t>
-        </m:r>
-        <m:r>
-          <m:rPr>
-            <m:sty m:val="p"/>
-          </m:rPr>
-          <w:rPr>
-            <w:rFonts w:ascii="Cambria Math" w:hAnsi="Cambria Math"/>
-          </w:rPr>
-          <m:t>2</m:t>
-        </m:r>
-        <m:r>
-          <m:rPr>
-            <m:sty m:val="p"/>
-          </m:rPr>
-          <w:rPr>
-            <w:rFonts w:ascii="Cambria Math" w:hAnsi="Cambria Math"/>
-          </w:rPr>
-          <m:t>,</m:t>
-        </m:r>
-        <m:r>
-          <m:rPr>
-            <m:sty m:val="p"/>
-          </m:rPr>
-          <w:rPr>
-            <w:rFonts w:ascii="Cambria Math" w:hAnsi="Cambria Math"/>
-          </w:rPr>
-          <m:t>84663 мА</m:t>
-        </m:r>
-      </m:oMath>
-      <w:r>
-        <w:t>;</w:t>
-      </w:r>
-      <w:r>
+    </w:p>
+    <w:p>
+      <w:pPr>
+        <w:pStyle w:val="11"/>
+        <w:ind w:firstLine="0"/>
+        <w:rPr>
+          <w:sz w:val="24"/>
+          <w:szCs w:val="20"/>
+          <w:lang w:val="en-US"/>
+        </w:rPr>
+      </w:pPr>
+      <w:r>
+        <w:rPr>
+          <w:sz w:val="24"/>
+          <w:szCs w:val="20"/>
+        </w:rPr>
+        <w:tab/>
+      </w:r>
+      <w:r>
+        <w:rPr>
+          <w:sz w:val="24"/>
+          <w:szCs w:val="20"/>
+        </w:rPr>
+        <w:t>Коэффициенты чувствительност</w:t>
+      </w:r>
+      <w:r>
+        <w:rPr>
+          <w:sz w:val="24"/>
+          <w:szCs w:val="20"/>
+        </w:rPr>
+        <w:t>и</w:t>
+      </w:r>
+      <w:r>
+        <w:rPr>
+          <w:sz w:val="24"/>
+          <w:szCs w:val="20"/>
+        </w:rPr>
+        <w:t>:</w:t>
+      </w:r>
+      <w:r>
+        <w:rPr>
+          <w:sz w:val="24"/>
+          <w:szCs w:val="20"/>
+          <w:lang w:val="en-US"/>
+        </w:rPr>
         <w:t xml:space="preserve"> </w:t>
       </w:r>
+      <w:r>
+        <w:rPr>
+          <w:sz w:val="24"/>
+          <w:szCs w:val="20"/>
+        </w:rPr>
+        <w:t>K- = -0.07656</w:t>
+      </w:r>
+      <w:r>
+        <w:rPr>
+          <w:sz w:val="24"/>
+          <w:szCs w:val="20"/>
+          <w:lang w:val="en-US"/>
+        </w:rPr>
+        <w:t xml:space="preserve">; </w:t>
+      </w:r>
+      <w:r>
+        <w:rPr>
+          <w:sz w:val="24"/>
+          <w:szCs w:val="20"/>
+        </w:rPr>
+        <w:t>K+ = -0.05885</w:t>
+      </w:r>
+      <w:r>
+        <w:rPr>
+          <w:sz w:val="24"/>
+          <w:szCs w:val="20"/>
+          <w:lang w:val="en-US"/>
+        </w:rPr>
+        <w:t>.</w:t>
+      </w:r>
     </w:p>
     <w:p>
       <w:pPr>
         <w:pStyle w:val="11"/>
         <w:ind w:firstLine="0"/>
-      </w:pPr>
-      <w:r>
-        <w:tab/>
-      </w:r>
-      <w:r>
-        <w:t>Коэффициенты чувствительност</w:t>
-      </w:r>
-      <w:r>
-        <w:t>и</w:t>
-      </w:r>
-      <w:r>
-        <w:t>:</w:t>
-      </w:r>
-    </w:p>
-    <w:p>
-      <w:pPr>
-        <w:pStyle w:val="11"/>
-        <w:ind w:left="708"/>
-      </w:pPr>
-      <w:r>
-        <w:t>K- = 0</w:t>
-      </w:r>
-      <w:r>
-        <w:t>,</w:t>
-      </w:r>
-      <w:r>
-        <w:t>3825</w:t>
-      </w:r>
-    </w:p>
-    <w:p>
-      <w:pPr>
-        <w:pStyle w:val="11"/>
-        <w:ind w:left="708"/>
-      </w:pPr>
-      <w:r>
-        <w:t>K+ = 0</w:t>
-      </w:r>
-      <w:r>
-        <w:t>,</w:t>
-      </w:r>
-      <w:r>
-        <w:t>3708</w:t>
-      </w:r>
-    </w:p>
-    <w:p>
-      <w:pPr>
-        <w:pStyle w:val="11"/>
-      </w:pPr>
-      <w:r>
-        <w:t xml:space="preserve">Так как </w:t>
-      </w:r>
-      <m:oMath>
-        <m:sSub>
-          <m:sSubPr>
-            <m:ctrlPr>
-              <w:rPr>
-                <w:rFonts w:ascii="Cambria Math" w:hAnsi="Cambria Math"/>
-              </w:rPr>
-            </m:ctrlPr>
-          </m:sSubPr>
-          <m:e>
-            <m:r>
-              <w:rPr>
-                <w:rFonts w:ascii="Cambria Math" w:hAnsi="Cambria Math"/>
-              </w:rPr>
-              <m:t>K</m:t>
-            </m:r>
-          </m:e>
-          <m:sub>
-            <m:r>
-              <m:rPr>
-                <m:sty m:val="p"/>
-              </m:rPr>
-              <w:rPr>
-                <w:rFonts w:ascii="Cambria Math" w:hAnsi="Cambria Math"/>
-              </w:rPr>
-              <m:t>-</m:t>
-            </m:r>
-          </m:sub>
-        </m:sSub>
-        <m:r>
-          <m:rPr>
-            <m:sty m:val="p"/>
-          </m:rPr>
-          <w:rPr>
-            <w:rFonts w:ascii="Cambria Math" w:hAnsi="Cambria Math"/>
-          </w:rPr>
-          <m:t>&gt;0</m:t>
-        </m:r>
-      </m:oMath>
-      <w:r>
-        <w:t xml:space="preserve"> и </w:t>
-      </w:r>
-      <m:oMath>
-        <m:sSub>
-          <m:sSubPr>
-            <m:ctrlPr>
-              <w:rPr>
-                <w:rFonts w:ascii="Cambria Math" w:hAnsi="Cambria Math"/>
-              </w:rPr>
-            </m:ctrlPr>
-          </m:sSubPr>
-          <m:e>
-            <m:r>
-              <w:rPr>
-                <w:rFonts w:ascii="Cambria Math" w:hAnsi="Cambria Math"/>
-              </w:rPr>
-              <m:t>K</m:t>
-            </m:r>
-          </m:e>
-          <m:sub>
-            <m:r>
-              <m:rPr>
-                <m:sty m:val="p"/>
-              </m:rPr>
-              <w:rPr>
-                <w:rFonts w:ascii="Cambria Math" w:hAnsi="Cambria Math"/>
-              </w:rPr>
-              <m:t>+</m:t>
-            </m:r>
-          </m:sub>
-        </m:sSub>
-        <m:r>
-          <m:rPr>
-            <m:sty m:val="p"/>
-          </m:rPr>
-          <w:rPr>
-            <w:rFonts w:ascii="Cambria Math" w:hAnsi="Cambria Math"/>
-          </w:rPr>
-          <m:t>&gt;0</m:t>
-        </m:r>
-      </m:oMath>
-      <w:r>
-        <w:t>, то ток растёт с</w:t>
-      </w:r>
-      <w:r>
-        <w:t xml:space="preserve"> </w:t>
-      </w:r>
-      <w:r>
-        <w:t>ростом</w:t>
-      </w:r>
-      <w:r>
-        <w:t xml:space="preserve"> температур</w:t>
-      </w:r>
-      <w:r>
-        <w:t>ы</w:t>
-      </w:r>
-      <w:r>
-        <w:t xml:space="preserve"> на обоих интервалах</w:t>
-      </w:r>
-      <w:r>
-        <w:t>, поэтому</w:t>
-      </w:r>
-      <w:r>
-        <w:t xml:space="preserve"> токи</w:t>
-      </w:r>
-      <w:r>
-        <w:t>:</w:t>
-      </w:r>
-    </w:p>
-    <w:p>
-      <w:pPr>
-        <w:pStyle w:val="11"/>
-        <w:ind w:left="708"/>
-        <w:rPr>
+        <w:rPr>
+          <w:sz w:val="24"/>
+          <w:szCs w:val="20"/>
           <w:lang w:val="en-US"/>
         </w:rPr>
       </w:pPr>
-      <w:r>
-        <w:rPr>
-          <w:lang w:val="en-US"/>
-        </w:rPr>
-        <w:t>I_min (223 K) = 2.56718 мА</w:t>
-      </w:r>
-    </w:p>
-    <w:p>
-      <w:pPr>
-        <w:pStyle w:val="11"/>
-        <w:ind w:left="708"/>
-        <w:rPr>
-          <w:lang w:val="en-US"/>
-        </w:rPr>
-      </w:pPr>
-      <w:r>
-        <w:rPr>
-          <w:lang w:val="en-US"/>
-        </w:rPr>
-        <w:t>I_0   (300 K) = 2.84663 мА</w:t>
-      </w:r>
-    </w:p>
-    <w:p>
-      <w:pPr>
-        <w:pStyle w:val="11"/>
-        <w:ind w:left="708"/>
-      </w:pPr>
-      <w:r>
-        <w:rPr>
-          <w:lang w:val="en-US"/>
-        </w:rPr>
-        <w:t>I</w:t>
-      </w:r>
-      <w:r>
-        <w:t>_</w:t>
-      </w:r>
-      <w:r>
-        <w:rPr>
-          <w:lang w:val="en-US"/>
-        </w:rPr>
-        <w:t>max</w:t>
-      </w:r>
-      <w:r>
-        <w:t xml:space="preserve"> (423 </w:t>
-      </w:r>
-      <w:r>
-        <w:rPr>
-          <w:lang w:val="en-US"/>
-        </w:rPr>
-        <w:t>K</w:t>
-      </w:r>
-      <w:r>
-        <w:t>) = 3.27936 мА</w:t>
-      </w:r>
-    </w:p>
-    <w:p>
-      <w:pPr>
-        <w:pStyle w:val="11"/>
-        <w:ind w:left="708"/>
-      </w:pPr>
-      <w:r>
-        <w:t>I_max - I_min = 0.712186 мА</w:t>
-      </w:r>
-      <w:r>
-        <w:tab/>
-      </w:r>
-    </w:p>
-    <w:p>
-      <w:pPr>
-        <w:pStyle w:val="11"/>
-      </w:pPr>
-      <w:r>
-        <w:t>Погрешности</w:t>
-      </w:r>
-      <w:r>
-        <w:t>:</w:t>
-      </w:r>
-    </w:p>
-    <w:p>
-      <w:pPr>
-        <w:pStyle w:val="11"/>
-        <w:ind w:left="708"/>
-      </w:pPr>
-      <w:r>
-        <w:t>delta_max (эксп) = +15.20 %</w:t>
-      </w:r>
-    </w:p>
-    <w:p>
-      <w:pPr>
-        <w:pStyle w:val="11"/>
-        <w:ind w:left="708"/>
-      </w:pPr>
-      <w:r>
-        <w:t>delta_min (эксп) = -9.82 %</w:t>
-      </w:r>
     </w:p>
     <w:p>
       <w:pPr>
@@ -2806,7 +2548,6 @@
           <w:bCs/>
           <w:szCs w:val="28"/>
         </w:rPr>
-        <w:lastRenderedPageBreak/>
         <w:t xml:space="preserve">Исследование </w:t>
       </w:r>
       <w:r>
@@ -2851,7 +2592,7 @@
         <w:t xml:space="preserve">доли алюминия </w:t>
       </w:r>
       <w:r>
-        <w:t>на вид ВАХ</w:t>
+        <w:t>на ВАХ</w:t>
       </w:r>
     </w:p>
     <w:p>
@@ -2868,12 +2609,15 @@
       <w:r>
         <w:rPr>
           <w:noProof/>
+          <w:color w:val="0F1115"/>
+          <w:szCs w:val="28"/>
+          <w:lang w:val="en-US"/>
         </w:rPr>
         <w:drawing>
-          <wp:inline distT="0" distB="0" distL="0" distR="0" wp14:anchorId="2BB866E0" wp14:editId="4B7959E6">
-            <wp:extent cx="4441371" cy="3475449"/>
-            <wp:effectExtent l="0" t="0" r="0" b="0"/>
-            <wp:docPr id="13" name="Рисунок 13"/>
+          <wp:inline distT="0" distB="0" distL="0" distR="0" wp14:anchorId="5BFD0D78" wp14:editId="0534A43C">
+            <wp:extent cx="4320000" cy="3128400"/>
+            <wp:effectExtent l="0" t="0" r="4445" b="0"/>
+            <wp:docPr id="14" name="Рисунок 14"/>
             <wp:cNvGraphicFramePr>
               <a:graphicFrameLocks xmlns:a="http://schemas.openxmlformats.org/drawingml/2006/main" noChangeAspect="1"/>
             </wp:cNvGraphicFramePr>
@@ -2884,20 +2628,27 @@
                     <pic:cNvPr id="1" name=""/>
                     <pic:cNvPicPr/>
                   </pic:nvPicPr>
-                  <pic:blipFill>
+                  <pic:blipFill rotWithShape="1">
                     <a:blip r:embed="rId12"/>
-                    <a:stretch>
-                      <a:fillRect/>
-                    </a:stretch>
+                    <a:srcRect t="3602"/>
+                    <a:stretch/>
                   </pic:blipFill>
-                  <pic:spPr>
+                  <pic:spPr bwMode="auto">
                     <a:xfrm>
                       <a:off x="0" y="0"/>
-                      <a:ext cx="4453363" cy="3484833"/>
+                      <a:ext cx="4320000" cy="3128400"/>
                     </a:xfrm>
                     <a:prstGeom prst="rect">
                       <a:avLst/>
                     </a:prstGeom>
+                    <a:ln>
+                      <a:noFill/>
+                    </a:ln>
+                    <a:extLst>
+                      <a:ext uri="{53640926-AAD7-44D8-BBD7-CCE9431645EC}">
+                        <a14:shadowObscured xmlns:a14="http://schemas.microsoft.com/office/drawing/2010/main"/>
+                      </a:ext>
+                    </a:extLst>
                   </pic:spPr>
                 </pic:pic>
               </a:graphicData>
@@ -2911,223 +2662,113 @@
         <w:pStyle w:val="11"/>
         <w:ind w:firstLine="284"/>
         <w:jc w:val="center"/>
-      </w:pPr>
-      <w:r>
+        <w:rPr>
+          <w:sz w:val="24"/>
+          <w:szCs w:val="24"/>
+        </w:rPr>
+      </w:pPr>
+      <w:r>
+        <w:rPr>
+          <w:sz w:val="24"/>
+          <w:szCs w:val="24"/>
+        </w:rPr>
         <w:t xml:space="preserve">Рис. 4 – </w:t>
       </w:r>
       <w:r>
+        <w:rPr>
+          <w:sz w:val="24"/>
+          <w:szCs w:val="24"/>
+        </w:rPr>
         <w:t>Г</w:t>
       </w:r>
       <w:r>
+        <w:rPr>
+          <w:sz w:val="24"/>
+          <w:szCs w:val="24"/>
+        </w:rPr>
         <w:t xml:space="preserve">рафик зависимости ВАХ от </w:t>
       </w:r>
       <w:r>
+        <w:rPr>
+          <w:sz w:val="24"/>
+          <w:szCs w:val="24"/>
+        </w:rPr>
         <w:t>доли алюминия</w:t>
       </w:r>
       <w:r>
+        <w:rPr>
+          <w:sz w:val="24"/>
+          <w:szCs w:val="24"/>
+        </w:rPr>
         <w:t>.</w:t>
       </w:r>
     </w:p>
     <w:p>
       <w:pPr>
         <w:pStyle w:val="11"/>
-        <w:ind w:firstLine="284"/>
+        <w:rPr>
+          <w:sz w:val="24"/>
+          <w:szCs w:val="24"/>
+          <w:lang w:val="en-US"/>
+        </w:rPr>
+      </w:pPr>
+      <w:r>
+        <w:rPr>
+          <w:sz w:val="24"/>
+          <w:szCs w:val="24"/>
+        </w:rPr>
+        <w:t>Коэффициент чувствительности:</w:t>
+      </w:r>
+      <w:r>
+        <w:rPr>
+          <w:sz w:val="24"/>
+          <w:szCs w:val="24"/>
+          <w:lang w:val="en-US"/>
+        </w:rPr>
+        <w:t xml:space="preserve"> </w:t>
+      </w:r>
+      <w:r>
+        <w:rPr>
+          <w:color w:val="0F1115"/>
+          <w:sz w:val="24"/>
+          <w:szCs w:val="24"/>
+        </w:rPr>
+        <w:t>K- = -12.45</w:t>
+      </w:r>
+      <w:r>
+        <w:rPr>
+          <w:color w:val="0F1115"/>
+          <w:sz w:val="24"/>
+          <w:szCs w:val="24"/>
+          <w:lang w:val="en-US"/>
+        </w:rPr>
+        <w:t>.</w:t>
+      </w:r>
+    </w:p>
+    <w:p>
+      <w:pPr>
+        <w:pStyle w:val="1"/>
+        <w:numPr>
+          <w:ilvl w:val="1"/>
+          <w:numId w:val="19"/>
+        </w:numPr>
         <w:jc w:val="center"/>
       </w:pPr>
-    </w:p>
-    <w:p>
-      <w:pPr>
-        <w:pStyle w:val="11"/>
-        <w:rPr>
-          <w:lang w:val="en-US"/>
-        </w:rPr>
-      </w:pPr>
-      <w:r>
-        <w:t>Коэффициент чувствительности</w:t>
-      </w:r>
-      <w:r>
-        <w:rPr>
-          <w:lang w:val="en-US"/>
-        </w:rPr>
-        <w:t>:</w:t>
-      </w:r>
-    </w:p>
-    <w:p>
-      <w:pPr>
-        <w:pStyle w:val="11"/>
-        <w:ind w:left="708"/>
-        <w:rPr>
-          <w:color w:val="0F1115"/>
-          <w:szCs w:val="28"/>
-        </w:rPr>
-      </w:pPr>
-      <w:r>
-        <w:rPr>
-          <w:color w:val="0F1115"/>
-          <w:szCs w:val="28"/>
-        </w:rPr>
-        <w:t>K- = -17.63</w:t>
-      </w:r>
-    </w:p>
-    <w:p>
-      <w:pPr>
-        <w:pStyle w:val="11"/>
-      </w:pPr>
-      <w:r>
-        <w:t>Коэффициент чувствительности отрицательный. Это значит, что при уменьшении параметра ток </w:t>
-      </w:r>
-      <w:r>
-        <w:rPr>
-          <w:rStyle w:val="a7"/>
-          <w:b w:val="0"/>
-          <w:bCs w:val="0"/>
-        </w:rPr>
-        <w:t>увеличивается</w:t>
-      </w:r>
-      <w:r>
-        <w:t>.</w:t>
-      </w:r>
-    </w:p>
-    <w:p>
-      <w:pPr>
-        <w:pStyle w:val="11"/>
-        <w:ind w:left="708"/>
-        <w:rPr>
-          <w:lang w:val="en-US"/>
-        </w:rPr>
-      </w:pPr>
-      <w:r>
-        <w:rPr>
-          <w:lang w:val="en-US"/>
-        </w:rPr>
-        <w:t xml:space="preserve">I_- (x=0.95)  = 5.35608 </w:t>
-      </w:r>
-      <w:r>
-        <w:t>мА</w:t>
-      </w:r>
-    </w:p>
-    <w:p>
-      <w:pPr>
-        <w:pStyle w:val="11"/>
-        <w:ind w:left="708"/>
-        <w:rPr>
-          <w:lang w:val="en-US"/>
-        </w:rPr>
-      </w:pPr>
-      <w:r>
-        <w:rPr>
-          <w:lang w:val="en-US"/>
-        </w:rPr>
-        <w:t xml:space="preserve">I_0 (x=1.00)  = 2.84663 </w:t>
-      </w:r>
-      <w:r>
-        <w:t>мА</w:t>
-      </w:r>
-    </w:p>
-    <w:p>
-      <w:pPr>
-        <w:pStyle w:val="11"/>
-      </w:pPr>
-      <w:r>
-        <w:t>Погрешности</w:t>
-      </w:r>
-      <w:r>
-        <w:t>:</w:t>
-      </w:r>
-    </w:p>
-    <w:p>
-      <w:pPr>
-        <w:pStyle w:val="11"/>
-        <w:ind w:left="708"/>
-        <w:rPr>
-          <w:lang w:val="en-US"/>
-        </w:rPr>
-      </w:pPr>
-      <w:r>
-        <w:rPr>
-          <w:lang w:val="en-US"/>
-        </w:rPr>
-        <w:t xml:space="preserve">I_max - </w:t>
-      </w:r>
-      <w:r>
-        <w:rPr>
-          <w:lang w:val="en-US"/>
-        </w:rPr>
-        <w:t>I_</w:t>
-      </w:r>
-      <w:r>
-        <w:rPr>
-          <w:lang w:val="en-US"/>
-        </w:rPr>
-        <w:t>0</w:t>
-      </w:r>
-      <w:r>
-        <w:rPr>
-          <w:lang w:val="en-US"/>
-        </w:rPr>
-        <w:t xml:space="preserve"> = </w:t>
-      </w:r>
-      <w:r>
-        <w:rPr>
-          <w:lang w:val="en-US"/>
-        </w:rPr>
-        <w:t>2.50945 мА</w:t>
-      </w:r>
-    </w:p>
-    <w:p>
-      <w:pPr>
-        <w:pStyle w:val="11"/>
-        <w:ind w:left="708"/>
-        <w:rPr>
-          <w:lang w:val="en-US"/>
-        </w:rPr>
-      </w:pPr>
-      <w:r>
-        <w:rPr>
-          <w:lang w:val="en-US"/>
-        </w:rPr>
-        <w:t>delta_- (</w:t>
-      </w:r>
-      <w:r>
-        <w:t>тех</w:t>
-      </w:r>
-      <w:r>
-        <w:rPr>
-          <w:lang w:val="en-US"/>
-        </w:rPr>
-        <w:t>) = +88.15 %</w:t>
-      </w:r>
-    </w:p>
-    <w:p>
-      <w:pPr>
-        <w:pStyle w:val="1"/>
-        <w:ind w:left="709" w:firstLine="0"/>
-        <w:jc w:val="center"/>
-      </w:pPr>
       <w:r>
         <w:lastRenderedPageBreak/>
-        <w:t>3.</w:t>
-      </w:r>
-      <w:r>
-        <w:t>2</w:t>
+        <w:t xml:space="preserve">Влияние </w:t>
+      </w:r>
+      <w:r>
+        <w:t xml:space="preserve">толщины </w:t>
+      </w:r>
+      <w:r>
+        <w:t>квантовых ям</w:t>
       </w:r>
       <w:r>
         <w:t xml:space="preserve"> </w:t>
       </w:r>
       <w:r>
-        <w:t xml:space="preserve">Влияние </w:t>
-      </w:r>
-      <w:r>
-        <w:t xml:space="preserve">толщины </w:t>
-      </w:r>
-      <w:r>
-        <w:t>квантовых ям</w:t>
-      </w:r>
-      <w:r>
-        <w:t xml:space="preserve"> </w:t>
-      </w:r>
-      <w:r>
-        <w:t>на вид ВАХ</w:t>
+        <w:t>на ВАХ</w:t>
       </w:r>
     </w:p>
     <w:p>
@@ -3141,10 +2782,10 @@
           <w:noProof/>
         </w:rPr>
         <w:drawing>
-          <wp:inline distT="0" distB="0" distL="0" distR="0" wp14:anchorId="05D184A5" wp14:editId="1B47C588">
-            <wp:extent cx="4524498" cy="3492876"/>
-            <wp:effectExtent l="0" t="0" r="0" b="0"/>
-            <wp:docPr id="3" name="Рисунок 3"/>
+          <wp:inline distT="0" distB="0" distL="0" distR="0" wp14:anchorId="796D8B3B" wp14:editId="17647429">
+            <wp:extent cx="4319408" cy="3140429"/>
+            <wp:effectExtent l="0" t="0" r="5080" b="3175"/>
+            <wp:docPr id="15" name="Рисунок 15"/>
             <wp:cNvGraphicFramePr>
               <a:graphicFrameLocks xmlns:a="http://schemas.openxmlformats.org/drawingml/2006/main" noChangeAspect="1"/>
             </wp:cNvGraphicFramePr>
@@ -3155,20 +2796,27 @@
                     <pic:cNvPr id="1" name=""/>
                     <pic:cNvPicPr/>
                   </pic:nvPicPr>
-                  <pic:blipFill>
+                  <pic:blipFill rotWithShape="1">
                     <a:blip r:embed="rId13"/>
-                    <a:stretch>
-                      <a:fillRect/>
-                    </a:stretch>
+                    <a:srcRect t="3275"/>
+                    <a:stretch/>
                   </pic:blipFill>
-                  <pic:spPr>
+                  <pic:spPr bwMode="auto">
                     <a:xfrm>
                       <a:off x="0" y="0"/>
-                      <a:ext cx="4528375" cy="3495869"/>
+                      <a:ext cx="4320000" cy="3140859"/>
                     </a:xfrm>
                     <a:prstGeom prst="rect">
                       <a:avLst/>
                     </a:prstGeom>
+                    <a:ln>
+                      <a:noFill/>
+                    </a:ln>
+                    <a:extLst>
+                      <a:ext uri="{53640926-AAD7-44D8-BBD7-CCE9431645EC}">
+                        <a14:shadowObscured xmlns:a14="http://schemas.microsoft.com/office/drawing/2010/main"/>
+                      </a:ext>
+                    </a:extLst>
                   </pic:spPr>
                 </pic:pic>
               </a:graphicData>
@@ -3182,267 +2830,69 @@
         <w:pStyle w:val="11"/>
         <w:ind w:firstLine="0"/>
         <w:jc w:val="center"/>
-      </w:pPr>
-      <w:r>
+        <w:rPr>
+          <w:sz w:val="24"/>
+          <w:szCs w:val="20"/>
+        </w:rPr>
+      </w:pPr>
+      <w:r>
+        <w:rPr>
+          <w:sz w:val="24"/>
+          <w:szCs w:val="20"/>
+        </w:rPr>
         <w:t>Рис. 5 – График зависимости ВАХ от толщины квантовых ям</w:t>
       </w:r>
       <w:r>
+        <w:rPr>
+          <w:sz w:val="24"/>
+          <w:szCs w:val="20"/>
+        </w:rPr>
         <w:t>.</w:t>
       </w:r>
     </w:p>
     <w:p>
       <w:pPr>
         <w:pStyle w:val="11"/>
-        <w:ind w:firstLine="0"/>
-        <w:jc w:val="center"/>
-      </w:pPr>
-    </w:p>
-    <w:p>
-      <w:pPr>
-        <w:pStyle w:val="11"/>
-        <w:rPr>
-          <w:lang w:val="en-US"/>
-        </w:rPr>
-      </w:pPr>
-      <w:r>
+        <w:rPr>
+          <w:sz w:val="24"/>
+          <w:szCs w:val="20"/>
+        </w:rPr>
+      </w:pPr>
+      <w:r>
+        <w:rPr>
+          <w:sz w:val="24"/>
+          <w:szCs w:val="20"/>
+        </w:rPr>
         <w:tab/>
       </w:r>
       <w:r>
-        <w:t>Коэффициенты чувствительности</w:t>
-      </w:r>
-      <w:r>
-        <w:rPr>
-          <w:lang w:val="en-US"/>
-        </w:rPr>
-        <w:t>:</w:t>
-      </w:r>
-    </w:p>
-    <w:p>
-      <w:pPr>
-        <w:pStyle w:val="11"/>
-        <w:ind w:left="707"/>
-      </w:pPr>
-      <w:r>
-        <w:t>K- = -7.434</w:t>
-      </w:r>
-    </w:p>
-    <w:p>
-      <w:pPr>
-        <w:pStyle w:val="11"/>
-        <w:ind w:left="708"/>
-      </w:pPr>
-      <w:r>
-        <w:t>K+ = 1.224</w:t>
-      </w:r>
-    </w:p>
-    <w:p>
-      <w:pPr>
-        <w:pStyle w:val="11"/>
-      </w:pPr>
-      <w:r>
-        <w:t xml:space="preserve">Так как </w:t>
-      </w:r>
-      <m:oMath>
-        <m:sSub>
-          <m:sSubPr>
-            <m:ctrlPr>
-              <w:rPr>
-                <w:rFonts w:ascii="Cambria Math" w:hAnsi="Cambria Math"/>
-              </w:rPr>
-            </m:ctrlPr>
-          </m:sSubPr>
-          <m:e>
-            <m:r>
-              <w:rPr>
-                <w:rFonts w:ascii="Cambria Math" w:hAnsi="Cambria Math"/>
-              </w:rPr>
-              <m:t>K</m:t>
-            </m:r>
-          </m:e>
-          <m:sub>
-            <m:r>
-              <m:rPr>
-                <m:sty m:val="p"/>
-              </m:rPr>
-              <w:rPr>
-                <w:rFonts w:ascii="Cambria Math" w:hAnsi="Cambria Math"/>
-              </w:rPr>
-              <m:t>-</m:t>
-            </m:r>
-          </m:sub>
-        </m:sSub>
-        <m:r>
-          <m:rPr>
-            <m:sty m:val="p"/>
-          </m:rPr>
-          <w:rPr>
-            <w:rFonts w:ascii="Cambria Math" w:hAnsi="Cambria Math"/>
-          </w:rPr>
-          <m:t>&lt;</m:t>
-        </m:r>
-        <m:r>
-          <m:rPr>
-            <m:sty m:val="p"/>
-          </m:rPr>
-          <w:rPr>
-            <w:rFonts w:ascii="Cambria Math" w:hAnsi="Cambria Math"/>
-          </w:rPr>
-          <m:t>0</m:t>
-        </m:r>
-      </m:oMath>
-      <w:r>
-        <w:t xml:space="preserve"> </w:t>
-      </w:r>
-      <w:r>
-        <w:t>а</w:t>
-      </w:r>
-      <w:r>
-        <w:t xml:space="preserve"> </w:t>
-      </w:r>
-      <m:oMath>
-        <m:sSub>
-          <m:sSubPr>
-            <m:ctrlPr>
-              <w:rPr>
-                <w:rFonts w:ascii="Cambria Math" w:hAnsi="Cambria Math"/>
-              </w:rPr>
-            </m:ctrlPr>
-          </m:sSubPr>
-          <m:e>
-            <m:r>
-              <w:rPr>
-                <w:rFonts w:ascii="Cambria Math" w:hAnsi="Cambria Math"/>
-              </w:rPr>
-              <m:t>K</m:t>
-            </m:r>
-          </m:e>
-          <m:sub>
-            <m:r>
-              <m:rPr>
-                <m:sty m:val="p"/>
-              </m:rPr>
-              <w:rPr>
-                <w:rFonts w:ascii="Cambria Math" w:hAnsi="Cambria Math"/>
-              </w:rPr>
-              <m:t>+</m:t>
-            </m:r>
-          </m:sub>
-        </m:sSub>
-        <m:r>
-          <m:rPr>
-            <m:sty m:val="p"/>
-          </m:rPr>
-          <w:rPr>
-            <w:rFonts w:ascii="Cambria Math" w:hAnsi="Cambria Math"/>
-          </w:rPr>
-          <m:t>&gt;0</m:t>
-        </m:r>
-      </m:oMath>
-      <w:r>
-        <w:t>, то</w:t>
-      </w:r>
-      <w:r>
-        <w:t xml:space="preserve"> </w:t>
-      </w:r>
-      <w:r>
-        <w:t>при любом изменении параметра ток растет</w:t>
-      </w:r>
-      <w:r>
+        <w:rPr>
+          <w:sz w:val="24"/>
+          <w:szCs w:val="20"/>
+        </w:rPr>
+        <w:t>Коэффициенты чувствительности:</w:t>
+      </w:r>
+      <w:r>
+        <w:rPr>
+          <w:sz w:val="24"/>
+          <w:szCs w:val="20"/>
+        </w:rPr>
+        <w:t xml:space="preserve"> K- = -0.9857; K+ = -2.32</w:t>
+      </w:r>
+      <w:r>
+        <w:rPr>
+          <w:sz w:val="24"/>
+          <w:szCs w:val="20"/>
+        </w:rPr>
         <w:t>.</w:t>
       </w:r>
     </w:p>
     <w:p>
       <w:pPr>
         <w:pStyle w:val="11"/>
-        <w:ind w:left="708"/>
-      </w:pPr>
-      <w:r>
-        <w:t>I_- (-1 слой)  = 4.23942 мА</w:t>
-      </w:r>
-    </w:p>
-    <w:p>
-      <w:pPr>
-        <w:pStyle w:val="11"/>
-        <w:ind w:left="708"/>
-      </w:pPr>
-      <w:r>
-        <w:t>I_0 (номинал)  = 2.84663 мА</w:t>
-      </w:r>
-    </w:p>
-    <w:p>
-      <w:pPr>
-        <w:pStyle w:val="11"/>
-        <w:ind w:left="708"/>
-      </w:pPr>
-      <w:r>
-        <w:t>I_+ (+1 слой)  = 3.07592 мА</w:t>
-      </w:r>
-    </w:p>
-    <w:p>
-      <w:pPr>
-        <w:pStyle w:val="11"/>
-        <w:ind w:left="707"/>
-      </w:pPr>
-      <w:r>
-        <w:t>I_+ - I_-     = -1.1635 мА</w:t>
-      </w:r>
-    </w:p>
-    <w:p>
-      <w:pPr>
-        <w:pStyle w:val="11"/>
-      </w:pPr>
-      <w:r>
-        <w:t>Погрешности</w:t>
-      </w:r>
-      <w:r>
-        <w:t>:</w:t>
-      </w:r>
-    </w:p>
-    <w:p>
-      <w:pPr>
-        <w:ind w:left="1416"/>
-        <w:rPr>
-          <w:rFonts w:ascii="Times New Roman" w:hAnsi="Times New Roman"/>
-          <w:sz w:val="28"/>
-        </w:rPr>
-      </w:pPr>
-      <w:r>
-        <w:rPr>
-          <w:rFonts w:ascii="Times New Roman" w:hAnsi="Times New Roman"/>
-          <w:sz w:val="28"/>
-        </w:rPr>
-        <w:t>delta_- (тех) = +48.93 %</w:t>
-      </w:r>
-    </w:p>
-    <w:p>
-      <w:pPr>
-        <w:ind w:left="1416"/>
-      </w:pPr>
-      <w:r>
-        <w:rPr>
-          <w:rFonts w:ascii="Times New Roman" w:hAnsi="Times New Roman"/>
-          <w:sz w:val="28"/>
-        </w:rPr>
-        <w:t>delta_+ (тех) = +8.05 %</w:t>
-      </w:r>
-    </w:p>
-    <w:p>
-      <w:pPr>
-        <w:spacing w:line="360" w:lineRule="auto"/>
-        <w:jc w:val="both"/>
-        <w:rPr>
-          <w:rFonts w:ascii="Times New Roman" w:hAnsi="Times New Roman"/>
-          <w:sz w:val="28"/>
-        </w:rPr>
-      </w:pPr>
-    </w:p>
-    <w:p>
-      <w:pPr>
-        <w:spacing w:line="360" w:lineRule="auto"/>
-        <w:jc w:val="both"/>
-        <w:rPr>
-          <w:rFonts w:ascii="Times New Roman" w:hAnsi="Times New Roman"/>
-          <w:sz w:val="28"/>
+        <w:rPr>
+          <w:sz w:val="24"/>
+          <w:szCs w:val="20"/>
         </w:rPr>
       </w:pPr>
     </w:p>
@@ -3453,29 +2903,25 @@
         <w:jc w:val="center"/>
       </w:pPr>
       <w:r>
-        <w:lastRenderedPageBreak/>
         <w:t>3.</w:t>
       </w:r>
       <w:r>
-        <w:t>3</w:t>
+        <w:t xml:space="preserve">3 </w:t>
+      </w:r>
+      <w:r>
+        <w:t xml:space="preserve">Влияние </w:t>
+      </w:r>
+      <w:r>
+        <w:t xml:space="preserve">толщины </w:t>
+      </w:r>
+      <w:r>
+        <w:t>первого барьера</w:t>
       </w:r>
       <w:r>
         <w:t xml:space="preserve"> </w:t>
       </w:r>
       <w:r>
-        <w:t xml:space="preserve">Влияние </w:t>
-      </w:r>
-      <w:r>
-        <w:t xml:space="preserve">толщины </w:t>
-      </w:r>
-      <w:r>
-        <w:t>первого барьера</w:t>
-      </w:r>
-      <w:r>
-        <w:t xml:space="preserve"> </w:t>
-      </w:r>
-      <w:r>
-        <w:t>на вид ВАХ</w:t>
+        <w:t>на ВАХ</w:t>
       </w:r>
     </w:p>
     <w:p>
@@ -3490,10 +2936,10 @@
           <w:noProof/>
         </w:rPr>
         <w:drawing>
-          <wp:inline distT="0" distB="0" distL="0" distR="0" wp14:anchorId="30F574F6" wp14:editId="3883A9F6">
-            <wp:extent cx="4227615" cy="3308181"/>
-            <wp:effectExtent l="0" t="0" r="1905" b="6985"/>
-            <wp:docPr id="4" name="Рисунок 4"/>
+          <wp:inline distT="0" distB="0" distL="0" distR="0" wp14:anchorId="3629298F" wp14:editId="2963C180">
+            <wp:extent cx="4319408" cy="3140429"/>
+            <wp:effectExtent l="0" t="0" r="5080" b="3175"/>
+            <wp:docPr id="16" name="Рисунок 16"/>
             <wp:cNvGraphicFramePr>
               <a:graphicFrameLocks xmlns:a="http://schemas.openxmlformats.org/drawingml/2006/main" noChangeAspect="1"/>
             </wp:cNvGraphicFramePr>
@@ -3504,20 +2950,27 @@
                     <pic:cNvPr id="1" name=""/>
                     <pic:cNvPicPr/>
                   </pic:nvPicPr>
-                  <pic:blipFill>
+                  <pic:blipFill rotWithShape="1">
                     <a:blip r:embed="rId14"/>
-                    <a:stretch>
-                      <a:fillRect/>
-                    </a:stretch>
+                    <a:srcRect t="3275"/>
+                    <a:stretch/>
                   </pic:blipFill>
-                  <pic:spPr>
+                  <pic:spPr bwMode="auto">
                     <a:xfrm>
                       <a:off x="0" y="0"/>
-                      <a:ext cx="4235368" cy="3314248"/>
+                      <a:ext cx="4320000" cy="3140859"/>
                     </a:xfrm>
                     <a:prstGeom prst="rect">
                       <a:avLst/>
                     </a:prstGeom>
+                    <a:ln>
+                      <a:noFill/>
+                    </a:ln>
+                    <a:extLst>
+                      <a:ext uri="{53640926-AAD7-44D8-BBD7-CCE9431645EC}">
+                        <a14:shadowObscured xmlns:a14="http://schemas.microsoft.com/office/drawing/2010/main"/>
+                      </a:ext>
+                    </a:extLst>
                   </pic:spPr>
                 </pic:pic>
               </a:graphicData>
@@ -3531,290 +2984,91 @@
         <w:pStyle w:val="11"/>
         <w:ind w:firstLine="0"/>
         <w:jc w:val="center"/>
-      </w:pPr>
-      <w:r>
+        <w:rPr>
+          <w:sz w:val="22"/>
+          <w:szCs w:val="18"/>
+        </w:rPr>
+      </w:pPr>
+      <w:r>
+        <w:rPr>
+          <w:sz w:val="22"/>
+          <w:szCs w:val="18"/>
+        </w:rPr>
         <w:t xml:space="preserve">Рис. </w:t>
       </w:r>
       <w:r>
+        <w:rPr>
+          <w:sz w:val="22"/>
+          <w:szCs w:val="18"/>
+        </w:rPr>
         <w:t>6</w:t>
       </w:r>
       <w:r>
+        <w:rPr>
+          <w:sz w:val="22"/>
+          <w:szCs w:val="18"/>
+        </w:rPr>
         <w:t xml:space="preserve"> – График зависимости ВАХ от толщины </w:t>
       </w:r>
       <w:r>
+        <w:rPr>
+          <w:sz w:val="22"/>
+          <w:szCs w:val="18"/>
+        </w:rPr>
         <w:t>первого барьера</w:t>
       </w:r>
       <w:r>
+        <w:rPr>
+          <w:sz w:val="22"/>
+          <w:szCs w:val="18"/>
+        </w:rPr>
         <w:t>.</w:t>
       </w:r>
     </w:p>
     <w:p>
       <w:pPr>
         <w:pStyle w:val="11"/>
-        <w:ind w:firstLine="0"/>
-        <w:jc w:val="center"/>
-      </w:pPr>
-    </w:p>
-    <w:p>
-      <w:pPr>
-        <w:pStyle w:val="11"/>
-        <w:rPr>
+        <w:rPr>
+          <w:sz w:val="24"/>
+          <w:szCs w:val="20"/>
+        </w:rPr>
+      </w:pPr>
+      <w:r>
+        <w:rPr>
+          <w:sz w:val="24"/>
+          <w:szCs w:val="20"/>
+        </w:rPr>
+        <w:t>Коэффициенты чувствительности</w:t>
+      </w:r>
+      <w:r>
+        <w:rPr>
+          <w:sz w:val="24"/>
+          <w:szCs w:val="20"/>
+        </w:rPr>
+        <w:t>:</w:t>
+      </w:r>
+      <w:r>
+        <w:rPr>
+          <w:sz w:val="24"/>
+          <w:szCs w:val="20"/>
+        </w:rPr>
+        <w:t xml:space="preserve"> K- = -0.1529; </w:t>
+      </w:r>
+      <w:r>
+        <w:rPr>
+          <w:sz w:val="24"/>
+          <w:szCs w:val="20"/>
           <w:lang w:val="en-US"/>
         </w:rPr>
-      </w:pPr>
-      <w:r>
-        <w:t>Коэффициенты чувствительности</w:t>
-      </w:r>
-      <w:r>
-        <w:rPr>
-          <w:lang w:val="en-US"/>
-        </w:rPr>
-        <w:t>:</w:t>
-      </w:r>
-    </w:p>
-    <w:p>
-      <w:pPr>
-        <w:pStyle w:val="11"/>
-        <w:ind w:left="708"/>
-      </w:pPr>
-      <w:r>
-        <w:t>K- = -5.235</w:t>
-      </w:r>
-    </w:p>
-    <w:p>
-      <w:pPr>
-        <w:pStyle w:val="11"/>
-        <w:ind w:left="708"/>
-      </w:pPr>
-      <w:r>
-        <w:t>K+ = 0.4469</w:t>
-      </w:r>
-    </w:p>
-    <w:p>
-      <w:pPr>
-        <w:pStyle w:val="11"/>
-      </w:pPr>
-      <w:r>
-        <w:t xml:space="preserve">Так как </w:t>
-      </w:r>
-      <m:oMath>
-        <m:sSub>
-          <m:sSubPr>
-            <m:ctrlPr>
-              <w:rPr>
-                <w:rFonts w:ascii="Cambria Math" w:hAnsi="Cambria Math"/>
-              </w:rPr>
-            </m:ctrlPr>
-          </m:sSubPr>
-          <m:e>
-            <m:r>
-              <w:rPr>
-                <w:rFonts w:ascii="Cambria Math" w:hAnsi="Cambria Math"/>
-              </w:rPr>
-              <m:t>K</m:t>
-            </m:r>
-          </m:e>
-          <m:sub>
-            <m:r>
-              <m:rPr>
-                <m:sty m:val="p"/>
-              </m:rPr>
-              <w:rPr>
-                <w:rFonts w:ascii="Cambria Math" w:hAnsi="Cambria Math"/>
-              </w:rPr>
-              <m:t>-</m:t>
-            </m:r>
-          </m:sub>
-        </m:sSub>
-        <m:r>
-          <m:rPr>
-            <m:sty m:val="p"/>
-          </m:rPr>
-          <w:rPr>
-            <w:rFonts w:ascii="Cambria Math" w:hAnsi="Cambria Math"/>
-          </w:rPr>
-          <m:t>&lt;</m:t>
-        </m:r>
-        <m:r>
-          <m:rPr>
-            <m:sty m:val="p"/>
-          </m:rPr>
-          <w:rPr>
-            <w:rFonts w:ascii="Cambria Math" w:hAnsi="Cambria Math"/>
-          </w:rPr>
-          <m:t>0</m:t>
-        </m:r>
-      </m:oMath>
-      <w:r>
-        <w:t xml:space="preserve"> </w:t>
-      </w:r>
-      <w:r>
-        <w:t>а</w:t>
-      </w:r>
-      <w:r>
-        <w:t xml:space="preserve"> </w:t>
-      </w:r>
-      <m:oMath>
-        <m:sSub>
-          <m:sSubPr>
-            <m:ctrlPr>
-              <w:rPr>
-                <w:rFonts w:ascii="Cambria Math" w:hAnsi="Cambria Math"/>
-              </w:rPr>
-            </m:ctrlPr>
-          </m:sSubPr>
-          <m:e>
-            <m:r>
-              <w:rPr>
-                <w:rFonts w:ascii="Cambria Math" w:hAnsi="Cambria Math"/>
-              </w:rPr>
-              <m:t>K</m:t>
-            </m:r>
-          </m:e>
-          <m:sub>
-            <m:r>
-              <m:rPr>
-                <m:sty m:val="p"/>
-              </m:rPr>
-              <w:rPr>
-                <w:rFonts w:ascii="Cambria Math" w:hAnsi="Cambria Math"/>
-              </w:rPr>
-              <m:t>+</m:t>
-            </m:r>
-          </m:sub>
-        </m:sSub>
-        <m:r>
-          <m:rPr>
-            <m:sty m:val="p"/>
-          </m:rPr>
-          <w:rPr>
-            <w:rFonts w:ascii="Cambria Math" w:hAnsi="Cambria Math"/>
-          </w:rPr>
-          <m:t>&gt;0</m:t>
-        </m:r>
-      </m:oMath>
-      <w:r>
-        <w:t>, то</w:t>
-      </w:r>
-      <w:r>
-        <w:t xml:space="preserve"> </w:t>
-      </w:r>
-      <w:r>
-        <w:t>при любом изменении параметра ток растет</w:t>
-      </w:r>
-      <w:r>
-        <w:t>.</w:t>
-      </w:r>
-    </w:p>
-    <w:p>
-      <w:pPr>
-        <w:pStyle w:val="11"/>
-        <w:ind w:left="708"/>
-      </w:pPr>
-      <w:r>
-        <w:t>I_- (-1 слой)  = 4.16448 мА</w:t>
-      </w:r>
-    </w:p>
-    <w:p>
-      <w:pPr>
-        <w:pStyle w:val="11"/>
-        <w:ind w:left="708"/>
-      </w:pPr>
-      <w:r>
-        <w:t>I_0 (номинал)  = 2.84663 мА</w:t>
-      </w:r>
-    </w:p>
-    <w:p>
-      <w:pPr>
-        <w:pStyle w:val="11"/>
-        <w:ind w:left="708"/>
-        <w:rPr>
-          <w:lang w:val="en-US"/>
-        </w:rPr>
-      </w:pPr>
-      <w:r>
-        <w:rPr>
-          <w:lang w:val="en-US"/>
-        </w:rPr>
-        <w:t xml:space="preserve">I_+ (+1 </w:t>
-      </w:r>
-      <w:r>
-        <w:t>слой</w:t>
-      </w:r>
-      <w:r>
-        <w:rPr>
-          <w:lang w:val="en-US"/>
-        </w:rPr>
-        <w:t xml:space="preserve">)  = 2.95915 </w:t>
-      </w:r>
-      <w:r>
-        <w:t>мА</w:t>
-      </w:r>
-    </w:p>
-    <w:p>
-      <w:pPr>
-        <w:pStyle w:val="11"/>
-        <w:ind w:left="708"/>
-        <w:rPr>
-          <w:lang w:val="en-US"/>
-        </w:rPr>
-      </w:pPr>
-      <w:r>
-        <w:rPr>
-          <w:lang w:val="en-US"/>
-        </w:rPr>
-        <w:t xml:space="preserve">I_+ - I_-     = -1.20533 </w:t>
-      </w:r>
-      <w:r>
-        <w:t>мА</w:t>
-      </w:r>
-    </w:p>
-    <w:p>
-      <w:pPr>
-        <w:pStyle w:val="11"/>
-      </w:pPr>
-      <w:r>
-        <w:t>Погрешности</w:t>
-      </w:r>
-      <w:r>
-        <w:t>:</w:t>
-      </w:r>
-    </w:p>
-    <w:p>
-      <w:pPr>
-        <w:pStyle w:val="11"/>
-        <w:ind w:left="708"/>
-      </w:pPr>
-      <w:r>
-        <w:t>delta_- (тех) = +46.29 %</w:t>
-      </w:r>
-    </w:p>
-    <w:p>
-      <w:pPr>
-        <w:pStyle w:val="11"/>
-        <w:ind w:left="708"/>
-      </w:pPr>
-      <w:r>
-        <w:t>delta_+ (тех) = +3.95 %</w:t>
-      </w:r>
-    </w:p>
-    <w:p>
-      <w:pPr>
-        <w:pStyle w:val="11"/>
-        <w:ind w:left="708"/>
-      </w:pPr>
-    </w:p>
-    <w:p>
-      <w:pPr>
-        <w:pStyle w:val="11"/>
-        <w:ind w:left="708"/>
-      </w:pPr>
-    </w:p>
-    <w:p>
-      <w:pPr>
-        <w:pStyle w:val="11"/>
-        <w:ind w:left="708"/>
-      </w:pPr>
+        <w:t>K</w:t>
+      </w:r>
+      <w:r>
+        <w:rPr>
+          <w:sz w:val="24"/>
+          <w:szCs w:val="20"/>
+        </w:rPr>
+        <w:t>+ = -1.278.</w:t>
+      </w:r>
     </w:p>
     <w:p>
       <w:pPr>
@@ -3851,7 +3105,7 @@
         <w:t xml:space="preserve"> барьера </w:t>
       </w:r>
       <w:r>
-        <w:t>на вид ВАХ</w:t>
+        <w:t>на ВАХ</w:t>
       </w:r>
     </w:p>
     <w:p>
@@ -3865,10 +3119,10 @@
           <w:noProof/>
         </w:rPr>
         <w:drawing>
-          <wp:inline distT="0" distB="0" distL="0" distR="0" wp14:anchorId="216681E2" wp14:editId="0C9BF2F1">
-            <wp:extent cx="4446511" cy="3479470"/>
-            <wp:effectExtent l="0" t="0" r="0" b="6985"/>
-            <wp:docPr id="5" name="Рисунок 5"/>
+          <wp:inline distT="0" distB="0" distL="0" distR="0" wp14:anchorId="17837183" wp14:editId="5F29E9A5">
+            <wp:extent cx="4320000" cy="3128400"/>
+            <wp:effectExtent l="0" t="0" r="4445" b="0"/>
+            <wp:docPr id="17" name="Рисунок 17"/>
             <wp:cNvGraphicFramePr>
               <a:graphicFrameLocks xmlns:a="http://schemas.openxmlformats.org/drawingml/2006/main" noChangeAspect="1"/>
             </wp:cNvGraphicFramePr>
@@ -3879,20 +3133,27 @@
                     <pic:cNvPr id="1" name=""/>
                     <pic:cNvPicPr/>
                   </pic:nvPicPr>
-                  <pic:blipFill>
+                  <pic:blipFill rotWithShape="1">
                     <a:blip r:embed="rId15"/>
-                    <a:stretch>
-                      <a:fillRect/>
-                    </a:stretch>
+                    <a:srcRect t="3650"/>
+                    <a:stretch/>
                   </pic:blipFill>
-                  <pic:spPr>
+                  <pic:spPr bwMode="auto">
                     <a:xfrm>
                       <a:off x="0" y="0"/>
-                      <a:ext cx="4469139" cy="3497177"/>
+                      <a:ext cx="4320000" cy="3128400"/>
                     </a:xfrm>
                     <a:prstGeom prst="rect">
                       <a:avLst/>
                     </a:prstGeom>
+                    <a:ln>
+                      <a:noFill/>
+                    </a:ln>
+                    <a:extLst>
+                      <a:ext uri="{53640926-AAD7-44D8-BBD7-CCE9431645EC}">
+                        <a14:shadowObscured xmlns:a14="http://schemas.microsoft.com/office/drawing/2010/main"/>
+                      </a:ext>
+                    </a:extLst>
                   </pic:spPr>
                 </pic:pic>
               </a:graphicData>
@@ -3906,301 +3167,102 @@
         <w:pStyle w:val="11"/>
         <w:ind w:firstLine="0"/>
         <w:jc w:val="center"/>
-      </w:pPr>
-      <w:r>
+        <w:rPr>
+          <w:sz w:val="24"/>
+          <w:szCs w:val="24"/>
+        </w:rPr>
+      </w:pPr>
+      <w:r>
+        <w:rPr>
+          <w:sz w:val="24"/>
+          <w:szCs w:val="24"/>
+        </w:rPr>
         <w:t xml:space="preserve">Рис. </w:t>
       </w:r>
       <w:r>
+        <w:rPr>
+          <w:sz w:val="24"/>
+          <w:szCs w:val="24"/>
+        </w:rPr>
         <w:t>7</w:t>
       </w:r>
       <w:r>
-        <w:t xml:space="preserve"> – График зависимости ВАХ от толщины </w:t>
-      </w:r>
-      <w:r>
-        <w:t>второго</w:t>
-      </w:r>
-      <w:r>
-        <w:t xml:space="preserve"> барьера</w:t>
-      </w:r>
-      <w:r>
+        <w:rPr>
+          <w:sz w:val="24"/>
+          <w:szCs w:val="24"/>
+        </w:rPr>
+        <w:t xml:space="preserve"> – График зависимости ВАХ от толщины второго барьера</w:t>
+      </w:r>
+      <w:r>
+        <w:rPr>
+          <w:sz w:val="24"/>
+          <w:szCs w:val="24"/>
+        </w:rPr>
         <w:t>.</w:t>
       </w:r>
     </w:p>
     <w:p>
       <w:pPr>
         <w:pStyle w:val="11"/>
+        <w:rPr>
+          <w:sz w:val="24"/>
+          <w:szCs w:val="24"/>
+        </w:rPr>
+      </w:pPr>
+      <w:r>
+        <w:rPr>
+          <w:sz w:val="24"/>
+          <w:szCs w:val="24"/>
+        </w:rPr>
+        <w:t>Коэффициенты чувствительности</w:t>
+      </w:r>
+      <w:r>
+        <w:rPr>
+          <w:sz w:val="24"/>
+          <w:szCs w:val="24"/>
+        </w:rPr>
+        <w:t>:</w:t>
+      </w:r>
+      <w:r>
+        <w:rPr>
+          <w:sz w:val="24"/>
+          <w:szCs w:val="24"/>
+        </w:rPr>
+        <w:t xml:space="preserve"> </w:t>
+      </w:r>
+      <w:r>
+        <w:rPr>
+          <w:sz w:val="24"/>
+          <w:szCs w:val="24"/>
+        </w:rPr>
+        <w:t>K- = -16.55</w:t>
+      </w:r>
+      <w:r>
+        <w:rPr>
+          <w:sz w:val="24"/>
+          <w:szCs w:val="24"/>
+        </w:rPr>
+        <w:t xml:space="preserve">; </w:t>
+      </w:r>
+      <w:r>
+        <w:rPr>
+          <w:sz w:val="24"/>
+          <w:szCs w:val="24"/>
+        </w:rPr>
+        <w:t>K+ = -8.666</w:t>
+      </w:r>
+      <w:r>
+        <w:rPr>
+          <w:sz w:val="24"/>
+          <w:szCs w:val="24"/>
+        </w:rPr>
+        <w:t>.</w:t>
+      </w:r>
+    </w:p>
+    <w:p>
+      <w:pPr>
+        <w:pStyle w:val="11"/>
         <w:ind w:firstLine="0"/>
-        <w:jc w:val="center"/>
-      </w:pPr>
-    </w:p>
-    <w:p>
-      <w:pPr>
-        <w:pStyle w:val="11"/>
-      </w:pPr>
-      <w:r>
-        <w:t>Коэффициенты чувствительности</w:t>
-      </w:r>
-      <w:r>
-        <w:t>:</w:t>
-      </w:r>
-    </w:p>
-    <w:p>
-      <w:pPr>
-        <w:pStyle w:val="11"/>
-        <w:ind w:left="708"/>
-      </w:pPr>
-      <w:r>
-        <w:t>K- = -17.97</w:t>
-      </w:r>
-    </w:p>
-    <w:p>
-      <w:pPr>
-        <w:pStyle w:val="11"/>
-        <w:ind w:left="708"/>
-      </w:pPr>
-      <w:r>
-        <w:t>K+ = -4.778</w:t>
-      </w:r>
-    </w:p>
-    <w:p>
-      <w:pPr>
-        <w:pStyle w:val="11"/>
-      </w:pPr>
-      <w:r>
-        <w:t xml:space="preserve">Так как </w:t>
-      </w:r>
-      <m:oMath>
-        <m:sSub>
-          <m:sSubPr>
-            <m:ctrlPr>
-              <w:rPr>
-                <w:rFonts w:ascii="Cambria Math" w:hAnsi="Cambria Math"/>
-              </w:rPr>
-            </m:ctrlPr>
-          </m:sSubPr>
-          <m:e>
-            <m:r>
-              <w:rPr>
-                <w:rFonts w:ascii="Cambria Math" w:hAnsi="Cambria Math"/>
-              </w:rPr>
-              <m:t>K</m:t>
-            </m:r>
-          </m:e>
-          <m:sub>
-            <m:r>
-              <m:rPr>
-                <m:sty m:val="p"/>
-              </m:rPr>
-              <w:rPr>
-                <w:rFonts w:ascii="Cambria Math" w:hAnsi="Cambria Math"/>
-              </w:rPr>
-              <m:t>-</m:t>
-            </m:r>
-          </m:sub>
-        </m:sSub>
-        <m:r>
-          <m:rPr>
-            <m:sty m:val="p"/>
-          </m:rPr>
-          <w:rPr>
-            <w:rFonts w:ascii="Cambria Math" w:hAnsi="Cambria Math"/>
-          </w:rPr>
-          <m:t>&lt;</m:t>
-        </m:r>
-        <m:r>
-          <m:rPr>
-            <m:sty m:val="p"/>
-          </m:rPr>
-          <w:rPr>
-            <w:rFonts w:ascii="Cambria Math" w:hAnsi="Cambria Math"/>
-          </w:rPr>
-          <m:t>0</m:t>
-        </m:r>
-      </m:oMath>
-      <w:r>
-        <w:t xml:space="preserve"> </w:t>
-      </w:r>
-      <w:r>
-        <w:t>а</w:t>
-      </w:r>
-      <w:r>
-        <w:t xml:space="preserve"> </w:t>
-      </w:r>
-      <m:oMath>
-        <m:sSub>
-          <m:sSubPr>
-            <m:ctrlPr>
-              <w:rPr>
-                <w:rFonts w:ascii="Cambria Math" w:hAnsi="Cambria Math"/>
-              </w:rPr>
-            </m:ctrlPr>
-          </m:sSubPr>
-          <m:e>
-            <m:r>
-              <w:rPr>
-                <w:rFonts w:ascii="Cambria Math" w:hAnsi="Cambria Math"/>
-              </w:rPr>
-              <m:t>K</m:t>
-            </m:r>
-          </m:e>
-          <m:sub>
-            <m:r>
-              <m:rPr>
-                <m:sty m:val="p"/>
-              </m:rPr>
-              <w:rPr>
-                <w:rFonts w:ascii="Cambria Math" w:hAnsi="Cambria Math"/>
-              </w:rPr>
-              <m:t>+</m:t>
-            </m:r>
-          </m:sub>
-        </m:sSub>
-        <m:r>
-          <m:rPr>
-            <m:sty m:val="p"/>
-          </m:rPr>
-          <w:rPr>
-            <w:rFonts w:ascii="Cambria Math" w:hAnsi="Cambria Math"/>
-          </w:rPr>
-          <m:t>&lt;</m:t>
-        </m:r>
-        <m:r>
-          <m:rPr>
-            <m:sty m:val="p"/>
-          </m:rPr>
-          <w:rPr>
-            <w:rFonts w:ascii="Cambria Math" w:hAnsi="Cambria Math"/>
-          </w:rPr>
-          <m:t>0</m:t>
-        </m:r>
-      </m:oMath>
-      <w:r>
-        <w:t xml:space="preserve"> </w:t>
-      </w:r>
-      <w:r>
-        <w:t>ток уменьшается при увеличении параметра</w:t>
-      </w:r>
-      <w:r>
-        <w:t>.</w:t>
-      </w:r>
-    </w:p>
-    <w:p>
-      <w:pPr>
-        <w:pStyle w:val="11"/>
-        <w:ind w:left="707"/>
-      </w:pPr>
-      <w:r>
-        <w:t>I_- (-1 слой)  = 6.2134 мА</w:t>
-      </w:r>
-    </w:p>
-    <w:p>
-      <w:pPr>
-        <w:pStyle w:val="11"/>
-        <w:ind w:left="708"/>
-      </w:pPr>
-      <w:r>
-        <w:t>I_0 (номинал)  = 2.84663 мА</w:t>
-      </w:r>
-    </w:p>
-    <w:p>
-      <w:pPr>
-        <w:pStyle w:val="11"/>
-        <w:ind w:left="708"/>
-        <w:rPr>
-          <w:lang w:val="en-US"/>
-        </w:rPr>
-      </w:pPr>
-      <w:r>
-        <w:rPr>
-          <w:lang w:val="en-US"/>
-        </w:rPr>
-        <w:t xml:space="preserve">I_+ (+1 </w:t>
-      </w:r>
-      <w:r>
-        <w:t>слой</w:t>
-      </w:r>
-      <w:r>
-        <w:rPr>
-          <w:lang w:val="en-US"/>
-        </w:rPr>
-        <w:t xml:space="preserve">)  = 1.95146 </w:t>
-      </w:r>
-      <w:r>
-        <w:t>мА</w:t>
-      </w:r>
-    </w:p>
-    <w:p>
-      <w:pPr>
-        <w:pStyle w:val="11"/>
-        <w:ind w:left="708"/>
-      </w:pPr>
-      <w:r>
-        <w:rPr>
-          <w:lang w:val="en-US"/>
-        </w:rPr>
-        <w:t xml:space="preserve">I_+ - I_-     = -4.26194 </w:t>
-      </w:r>
-      <w:r>
-        <w:t>мА</w:t>
-      </w:r>
-    </w:p>
-    <w:p>
-      <w:pPr>
-        <w:pStyle w:val="11"/>
-      </w:pPr>
-      <w:r>
-        <w:t>П</w:t>
-      </w:r>
-      <w:r>
-        <w:t>огрешнос</w:t>
-      </w:r>
-      <w:r>
-        <w:t>ти</w:t>
-      </w:r>
-      <w:r>
-        <w:t>:</w:t>
-      </w:r>
-    </w:p>
-    <w:p>
-      <w:pPr>
-        <w:pStyle w:val="11"/>
-        <w:ind w:left="708"/>
-      </w:pPr>
-      <w:r>
-        <w:t>delta_- (тех) = +118.27 %</w:t>
-      </w:r>
-    </w:p>
-    <w:p>
-      <w:pPr>
-        <w:pStyle w:val="11"/>
-        <w:ind w:left="708"/>
-      </w:pPr>
-      <w:r>
-        <w:t>delta_+ (тех) = -31.45 %</w:t>
-      </w:r>
-    </w:p>
-    <w:p>
-      <w:pPr>
-        <w:pStyle w:val="11"/>
-        <w:ind w:left="708"/>
-      </w:pPr>
-    </w:p>
-    <w:p>
-      <w:pPr>
-        <w:pStyle w:val="11"/>
-        <w:ind w:left="708"/>
-      </w:pPr>
-    </w:p>
-    <w:p>
-      <w:pPr>
-        <w:pStyle w:val="11"/>
-        <w:ind w:left="708"/>
-      </w:pPr>
-    </w:p>
-    <w:p>
-      <w:pPr>
-        <w:pStyle w:val="11"/>
-        <w:ind w:left="708"/>
       </w:pPr>
     </w:p>
     <w:p>
@@ -4210,32 +3272,28 @@
         <w:jc w:val="center"/>
       </w:pPr>
       <w:r>
-        <w:lastRenderedPageBreak/>
         <w:t>3.</w:t>
       </w:r>
       <w:r>
-        <w:t>5</w:t>
+        <w:t xml:space="preserve">5 </w:t>
+      </w:r>
+      <w:r>
+        <w:t xml:space="preserve">Влияние </w:t>
+      </w:r>
+      <w:r>
+        <w:t xml:space="preserve">одинакового изменения </w:t>
+      </w:r>
+      <w:r>
+        <w:t>толщин барьер</w:t>
+      </w:r>
+      <w:r>
+        <w:t>ов</w:t>
       </w:r>
       <w:r>
         <w:t xml:space="preserve"> </w:t>
       </w:r>
       <w:r>
-        <w:t xml:space="preserve">Влияние </w:t>
-      </w:r>
-      <w:r>
-        <w:t xml:space="preserve">одинакового изменения </w:t>
-      </w:r>
-      <w:r>
-        <w:t>толщин барьер</w:t>
-      </w:r>
-      <w:r>
-        <w:t>ов</w:t>
-      </w:r>
-      <w:r>
-        <w:t xml:space="preserve"> </w:t>
-      </w:r>
-      <w:r>
-        <w:t>на вид ВАХ</w:t>
+        <w:t>на ВАХ</w:t>
       </w:r>
     </w:p>
     <w:p>
@@ -4250,11 +3308,17 @@
         </w:rPr>
       </w:pPr>
       <w:r>
+        <w:rPr>
+          <w:rStyle w:val="12"/>
+          <w:b/>
+          <w:bCs/>
+          <w:noProof/>
+        </w:rPr>
         <w:drawing>
-          <wp:inline distT="0" distB="0" distL="0" distR="0" wp14:anchorId="265BCFD9" wp14:editId="3549AC38">
-            <wp:extent cx="4240695" cy="3230088"/>
-            <wp:effectExtent l="0" t="0" r="7620" b="8890"/>
-            <wp:docPr id="6" name="Рисунок 6"/>
+          <wp:inline distT="0" distB="0" distL="0" distR="0" wp14:anchorId="0234FC1C" wp14:editId="30DD0E50">
+            <wp:extent cx="4319389" cy="3183610"/>
+            <wp:effectExtent l="0" t="0" r="5080" b="0"/>
+            <wp:docPr id="19" name="Рисунок 19"/>
             <wp:cNvGraphicFramePr>
               <a:graphicFrameLocks xmlns:a="http://schemas.openxmlformats.org/drawingml/2006/main" noChangeAspect="1"/>
             </wp:cNvGraphicFramePr>
@@ -4265,20 +3329,27 @@
                     <pic:cNvPr id="1" name=""/>
                     <pic:cNvPicPr/>
                   </pic:nvPicPr>
-                  <pic:blipFill>
+                  <pic:blipFill rotWithShape="1">
                     <a:blip r:embed="rId16"/>
-                    <a:stretch>
-                      <a:fillRect/>
-                    </a:stretch>
+                    <a:srcRect t="3232"/>
+                    <a:stretch/>
                   </pic:blipFill>
-                  <pic:spPr>
+                  <pic:spPr bwMode="auto">
                     <a:xfrm>
                       <a:off x="0" y="0"/>
-                      <a:ext cx="4256565" cy="3242176"/>
+                      <a:ext cx="4320000" cy="3184060"/>
                     </a:xfrm>
                     <a:prstGeom prst="rect">
                       <a:avLst/>
                     </a:prstGeom>
+                    <a:ln>
+                      <a:noFill/>
+                    </a:ln>
+                    <a:extLst>
+                      <a:ext uri="{53640926-AAD7-44D8-BBD7-CCE9431645EC}">
+                        <a14:shadowObscured xmlns:a14="http://schemas.microsoft.com/office/drawing/2010/main"/>
+                      </a:ext>
+                    </a:extLst>
                   </pic:spPr>
                 </pic:pic>
               </a:graphicData>
@@ -4292,33 +3363,54 @@
         <w:pStyle w:val="11"/>
         <w:ind w:firstLine="0"/>
         <w:jc w:val="center"/>
-      </w:pPr>
-      <w:r>
+        <w:rPr>
+          <w:sz w:val="24"/>
+          <w:szCs w:val="24"/>
+        </w:rPr>
+      </w:pPr>
+      <w:r>
+        <w:rPr>
+          <w:sz w:val="24"/>
+          <w:szCs w:val="24"/>
+        </w:rPr>
         <w:t xml:space="preserve">Рис. </w:t>
       </w:r>
       <w:r>
+        <w:rPr>
+          <w:sz w:val="24"/>
+          <w:szCs w:val="24"/>
+        </w:rPr>
         <w:t>8</w:t>
       </w:r>
       <w:r>
-        <w:t xml:space="preserve"> – График зависимости ВАХ от </w:t>
-      </w:r>
-      <w:r>
-        <w:t>одинакового изменения</w:t>
-      </w:r>
-      <w:r>
-        <w:t xml:space="preserve"> </w:t>
-      </w:r>
-      <w:r>
-        <w:t>толщин</w:t>
-      </w:r>
-      <w:r>
-        <w:t xml:space="preserve"> барьер</w:t>
-      </w:r>
-      <w:r>
-        <w:t>ов</w:t>
-      </w:r>
-      <w:r>
+        <w:rPr>
+          <w:sz w:val="24"/>
+          <w:szCs w:val="24"/>
+        </w:rPr>
+        <w:t xml:space="preserve"> – График зависимости ВАХ от одинакового изменения толщин барьеров</w:t>
+      </w:r>
+      <w:r>
+        <w:rPr>
+          <w:sz w:val="24"/>
+          <w:szCs w:val="24"/>
+        </w:rPr>
         <w:t>.</w:t>
+      </w:r>
+    </w:p>
+    <w:p>
+      <w:pPr>
+        <w:pStyle w:val="11"/>
+        <w:rPr>
+          <w:sz w:val="24"/>
+          <w:szCs w:val="20"/>
+        </w:rPr>
+      </w:pPr>
+      <w:r>
+        <w:rPr>
+          <w:sz w:val="24"/>
+          <w:szCs w:val="20"/>
+        </w:rPr>
+        <w:t>Коэффициенты чувствительности: K- = -7.266; K+ = -3.267.</w:t>
       </w:r>
     </w:p>
     <w:p>
@@ -4331,37 +3423,7 @@
     <w:p>
       <w:pPr>
         <w:pStyle w:val="11"/>
-      </w:pPr>
-      <w:r>
-        <w:t xml:space="preserve">Этот опыт считаем некорректным, так как рабочая точка не попадает на вольт-амперную характеристику для </w:t>
-      </w:r>
-      <w:r>
-        <w:rPr>
-          <w:lang w:val="en-US"/>
-        </w:rPr>
-        <w:t>d</w:t>
-      </w:r>
-      <w:r>
-        <w:t xml:space="preserve"> = </w:t>
-      </w:r>
-      <w:r>
-        <w:t>2,917</w:t>
-      </w:r>
-      <w:r>
-        <w:t>/</w:t>
-      </w:r>
-      <w:r>
-        <w:t>4,017, считаем данную комбинацию отклонений недопустимой и в расчётах не учитываем.</w:t>
-      </w:r>
-    </w:p>
-    <w:p>
-      <w:pPr>
-        <w:pStyle w:val="11"/>
-      </w:pPr>
-    </w:p>
-    <w:p>
-      <w:pPr>
-        <w:pStyle w:val="11"/>
+        <w:ind w:firstLine="0"/>
       </w:pPr>
     </w:p>
     <w:p>
@@ -4375,10 +3437,7 @@
         <w:t>3.</w:t>
       </w:r>
       <w:r>
-        <w:t>6</w:t>
-      </w:r>
-      <w:r>
-        <w:t xml:space="preserve"> </w:t>
+        <w:t xml:space="preserve">6 </w:t>
       </w:r>
       <w:r>
         <w:t xml:space="preserve">Влияние </w:t>
@@ -4390,7 +3449,7 @@
         <w:t xml:space="preserve"> изменения толщин барьеров </w:t>
       </w:r>
       <w:r>
-        <w:t>на вид ВАХ</w:t>
+        <w:t>на ВАХ</w:t>
       </w:r>
     </w:p>
     <w:p>
@@ -4404,10 +3463,10 @@
           <w:noProof/>
         </w:rPr>
         <w:drawing>
-          <wp:inline distT="0" distB="0" distL="0" distR="0" wp14:anchorId="1081EE3D" wp14:editId="63878601">
-            <wp:extent cx="4294752" cy="3360717"/>
-            <wp:effectExtent l="0" t="0" r="0" b="0"/>
-            <wp:docPr id="7" name="Рисунок 7"/>
+          <wp:inline distT="0" distB="0" distL="0" distR="0" wp14:anchorId="133BF154" wp14:editId="3EABA861">
+            <wp:extent cx="4320000" cy="3135600"/>
+            <wp:effectExtent l="0" t="0" r="4445" b="8255"/>
+            <wp:docPr id="20" name="Рисунок 20"/>
             <wp:cNvGraphicFramePr>
               <a:graphicFrameLocks xmlns:a="http://schemas.openxmlformats.org/drawingml/2006/main" noChangeAspect="1"/>
             </wp:cNvGraphicFramePr>
@@ -4418,20 +3477,27 @@
                     <pic:cNvPr id="1" name=""/>
                     <pic:cNvPicPr/>
                   </pic:nvPicPr>
-                  <pic:blipFill>
+                  <pic:blipFill rotWithShape="1">
                     <a:blip r:embed="rId17"/>
-                    <a:stretch>
-                      <a:fillRect/>
-                    </a:stretch>
+                    <a:srcRect t="3369"/>
+                    <a:stretch/>
                   </pic:blipFill>
-                  <pic:spPr>
+                  <pic:spPr bwMode="auto">
                     <a:xfrm>
                       <a:off x="0" y="0"/>
-                      <a:ext cx="4306537" cy="3369939"/>
+                      <a:ext cx="4320000" cy="3135600"/>
                     </a:xfrm>
                     <a:prstGeom prst="rect">
                       <a:avLst/>
                     </a:prstGeom>
+                    <a:ln>
+                      <a:noFill/>
+                    </a:ln>
+                    <a:extLst>
+                      <a:ext uri="{53640926-AAD7-44D8-BBD7-CCE9431645EC}">
+                        <a14:shadowObscured xmlns:a14="http://schemas.microsoft.com/office/drawing/2010/main"/>
+                      </a:ext>
+                    </a:extLst>
                   </pic:spPr>
                 </pic:pic>
               </a:graphicData>
@@ -4445,307 +3511,121 @@
         <w:pStyle w:val="11"/>
         <w:ind w:firstLine="0"/>
         <w:jc w:val="center"/>
-      </w:pPr>
-      <w:r>
+        <w:rPr>
+          <w:sz w:val="24"/>
+          <w:szCs w:val="20"/>
+        </w:rPr>
+      </w:pPr>
+      <w:r>
+        <w:rPr>
+          <w:sz w:val="24"/>
+          <w:szCs w:val="20"/>
+        </w:rPr>
         <w:t xml:space="preserve">Рис. </w:t>
       </w:r>
       <w:r>
+        <w:rPr>
+          <w:sz w:val="24"/>
+          <w:szCs w:val="20"/>
+        </w:rPr>
         <w:t>9</w:t>
       </w:r>
       <w:r>
+        <w:rPr>
+          <w:sz w:val="24"/>
+          <w:szCs w:val="20"/>
+        </w:rPr>
         <w:t xml:space="preserve"> – График зависимости ВАХ от </w:t>
       </w:r>
       <w:r>
+        <w:rPr>
+          <w:sz w:val="24"/>
+          <w:szCs w:val="20"/>
+        </w:rPr>
         <w:t>противоположного</w:t>
       </w:r>
       <w:r>
-        <w:t xml:space="preserve"> изменения толщин</w:t>
-      </w:r>
-      <w:r>
-        <w:t xml:space="preserve"> барьер</w:t>
-      </w:r>
-      <w:r>
-        <w:t>ов</w:t>
-      </w:r>
-      <w:r>
+        <w:rPr>
+          <w:sz w:val="24"/>
+          <w:szCs w:val="20"/>
+        </w:rPr>
+        <w:t xml:space="preserve"> изменения толщин барьеров</w:t>
+      </w:r>
+      <w:r>
+        <w:rPr>
+          <w:sz w:val="24"/>
+          <w:szCs w:val="20"/>
+        </w:rPr>
         <w:t>.</w:t>
       </w:r>
     </w:p>
-    <w:p/>
-    <w:p>
-      <w:pPr>
-        <w:pStyle w:val="11"/>
-        <w:rPr>
+    <w:p>
+      <w:pPr>
+        <w:pStyle w:val="11"/>
+        <w:rPr>
+          <w:sz w:val="24"/>
+          <w:szCs w:val="20"/>
+        </w:rPr>
+      </w:pPr>
+      <w:r>
+        <w:rPr>
+          <w:sz w:val="24"/>
+          <w:szCs w:val="20"/>
+        </w:rPr>
+        <w:t>Коэффициенты чувствительности:</w:t>
+      </w:r>
+      <w:r>
+        <w:rPr>
+          <w:sz w:val="24"/>
+          <w:szCs w:val="20"/>
+        </w:rPr>
+        <w:t xml:space="preserve"> </w:t>
+      </w:r>
+      <w:r>
+        <w:rPr>
+          <w:sz w:val="24"/>
+          <w:szCs w:val="20"/>
           <w:lang w:val="en-US"/>
         </w:rPr>
-      </w:pPr>
-      <w:r>
-        <w:t>Коэффициенты чувствительности</w:t>
-      </w:r>
-      <w:r>
-        <w:rPr>
+        <w:t>K</w:t>
+      </w:r>
+      <w:r>
+        <w:rPr>
+          <w:sz w:val="24"/>
+          <w:szCs w:val="20"/>
+        </w:rPr>
+        <w:t xml:space="preserve">- = 3.117; </w:t>
+      </w:r>
+      <w:r>
+        <w:rPr>
+          <w:sz w:val="24"/>
+          <w:szCs w:val="20"/>
           <w:lang w:val="en-US"/>
         </w:rPr>
-        <w:t>:</w:t>
-      </w:r>
-    </w:p>
-    <w:p>
-      <w:pPr>
-        <w:pStyle w:val="11"/>
-        <w:ind w:left="709"/>
-      </w:pPr>
-      <w:r>
-        <w:rPr>
-          <w:lang w:val="en-US"/>
-        </w:rPr>
         <w:t>K</w:t>
       </w:r>
       <w:r>
-        <w:t>- = -0.1631</w:t>
-      </w:r>
-    </w:p>
-    <w:p>
-      <w:pPr>
-        <w:pStyle w:val="11"/>
-        <w:ind w:left="709"/>
-      </w:pPr>
-      <w:r>
-        <w:rPr>
-          <w:lang w:val="en-US"/>
-        </w:rPr>
-        <w:t>K</w:t>
-      </w:r>
-      <w:r>
-        <w:t>+ = 6.688</w:t>
-      </w:r>
-    </w:p>
-    <w:p>
-      <w:pPr>
-        <w:pStyle w:val="11"/>
-      </w:pPr>
-      <w:r>
-        <w:t xml:space="preserve">Так как </w:t>
-      </w:r>
-      <m:oMath>
-        <m:sSub>
-          <m:sSubPr>
-            <m:ctrlPr>
-              <w:rPr>
-                <w:rFonts w:ascii="Cambria Math" w:hAnsi="Cambria Math"/>
-              </w:rPr>
-            </m:ctrlPr>
-          </m:sSubPr>
-          <m:e>
-            <m:r>
-              <w:rPr>
-                <w:rFonts w:ascii="Cambria Math" w:hAnsi="Cambria Math"/>
-              </w:rPr>
-              <m:t>K</m:t>
-            </m:r>
-          </m:e>
-          <m:sub>
-            <m:r>
-              <m:rPr>
-                <m:sty m:val="p"/>
-              </m:rPr>
-              <w:rPr>
-                <w:rFonts w:ascii="Cambria Math" w:hAnsi="Cambria Math"/>
-              </w:rPr>
-              <m:t>-</m:t>
-            </m:r>
-          </m:sub>
-        </m:sSub>
-        <m:r>
-          <m:rPr>
-            <m:sty m:val="p"/>
-          </m:rPr>
-          <w:rPr>
-            <w:rFonts w:ascii="Cambria Math" w:hAnsi="Cambria Math"/>
-          </w:rPr>
-          <m:t>&lt;</m:t>
-        </m:r>
-        <m:r>
-          <m:rPr>
-            <m:sty m:val="p"/>
-          </m:rPr>
-          <w:rPr>
-            <w:rFonts w:ascii="Cambria Math" w:hAnsi="Cambria Math"/>
-          </w:rPr>
-          <m:t>0</m:t>
-        </m:r>
-      </m:oMath>
-      <w:r>
-        <w:t xml:space="preserve"> </w:t>
-      </w:r>
-      <w:r>
-        <w:t>а</w:t>
-      </w:r>
-      <w:r>
-        <w:t xml:space="preserve"> </w:t>
-      </w:r>
-      <m:oMath>
-        <m:sSub>
-          <m:sSubPr>
-            <m:ctrlPr>
-              <w:rPr>
-                <w:rFonts w:ascii="Cambria Math" w:hAnsi="Cambria Math"/>
-              </w:rPr>
-            </m:ctrlPr>
-          </m:sSubPr>
-          <m:e>
-            <m:r>
-              <w:rPr>
-                <w:rFonts w:ascii="Cambria Math" w:hAnsi="Cambria Math"/>
-              </w:rPr>
-              <m:t>K</m:t>
-            </m:r>
-          </m:e>
-          <m:sub>
-            <m:r>
-              <m:rPr>
-                <m:sty m:val="p"/>
-              </m:rPr>
-              <w:rPr>
-                <w:rFonts w:ascii="Cambria Math" w:hAnsi="Cambria Math"/>
-              </w:rPr>
-              <m:t>+</m:t>
-            </m:r>
-          </m:sub>
-        </m:sSub>
-        <m:r>
-          <m:rPr>
-            <m:sty m:val="p"/>
-          </m:rPr>
-          <w:rPr>
-            <w:rFonts w:ascii="Cambria Math" w:hAnsi="Cambria Math"/>
-          </w:rPr>
-          <m:t>&gt;</m:t>
-        </m:r>
-        <m:r>
-          <m:rPr>
-            <m:sty m:val="p"/>
-          </m:rPr>
-          <w:rPr>
-            <w:rFonts w:ascii="Cambria Math" w:hAnsi="Cambria Math"/>
-          </w:rPr>
-          <m:t>0</m:t>
-        </m:r>
-      </m:oMath>
-      <w:r>
-        <w:rPr>
-          <w:rFonts w:eastAsiaTheme="minorEastAsia"/>
-        </w:rPr>
-        <w:t xml:space="preserve">, то </w:t>
-      </w:r>
-      <w:r>
-        <w:t>при любом изменении параметра ток растет</w:t>
-      </w:r>
-      <w:r>
+        <w:rPr>
+          <w:sz w:val="24"/>
+          <w:szCs w:val="20"/>
+        </w:rPr>
+        <w:t>+ = 3.824</w:t>
+      </w:r>
+      <w:r>
+        <w:rPr>
+          <w:sz w:val="24"/>
+          <w:szCs w:val="20"/>
+        </w:rPr>
         <w:t>.</w:t>
       </w:r>
     </w:p>
     <w:p>
       <w:pPr>
         <w:pStyle w:val="11"/>
-        <w:ind w:left="708"/>
-      </w:pPr>
-      <w:r>
-        <w:t>I_- (разн -/+) = 2.92876 мА</w:t>
-      </w:r>
-    </w:p>
-    <w:p>
-      <w:pPr>
-        <w:pStyle w:val="11"/>
-        <w:ind w:left="708"/>
-      </w:pPr>
-      <w:r>
-        <w:t>I_0 (номинал)  = 2.84663 мА</w:t>
-      </w:r>
-    </w:p>
-    <w:p>
-      <w:pPr>
-        <w:pStyle w:val="11"/>
-        <w:ind w:left="708"/>
-      </w:pPr>
-      <w:r>
-        <w:t>I_+ (разн +/-) = 6.21403 мА</w:t>
-      </w:r>
-    </w:p>
-    <w:p>
-      <w:pPr>
-        <w:pStyle w:val="11"/>
-        <w:ind w:left="708"/>
-      </w:pPr>
-      <w:r>
-        <w:rPr>
-          <w:lang w:val="en-US"/>
-        </w:rPr>
-        <w:t xml:space="preserve">I_+ - I_-      = 3.28527 </w:t>
-      </w:r>
-      <w:r>
-        <w:t>мА</w:t>
-      </w:r>
-    </w:p>
-    <w:p>
-      <w:pPr>
-        <w:pStyle w:val="11"/>
-      </w:pPr>
-      <w:r>
-        <w:t>Погрешности</w:t>
-      </w:r>
-      <w:r>
-        <w:t>:</w:t>
-      </w:r>
-    </w:p>
-    <w:p>
-      <w:pPr>
-        <w:pStyle w:val="11"/>
-        <w:ind w:left="708"/>
-        <w:rPr>
-          <w:lang w:val="en-US"/>
-        </w:rPr>
-      </w:pPr>
-      <w:r>
-        <w:rPr>
-          <w:lang w:val="en-US"/>
-        </w:rPr>
-        <w:t>delta_- (</w:t>
-      </w:r>
-      <w:r>
-        <w:t>тех</w:t>
-      </w:r>
-      <w:r>
-        <w:rPr>
-          <w:lang w:val="en-US"/>
-        </w:rPr>
-        <w:t>) = +2.89 %</w:t>
-      </w:r>
-    </w:p>
-    <w:p>
-      <w:pPr>
-        <w:pStyle w:val="11"/>
-        <w:ind w:left="708"/>
-      </w:pPr>
-      <w:r>
-        <w:t>delta_+ (тех) = +118.29 %</w:t>
-      </w:r>
-    </w:p>
-    <w:p>
-      <w:pPr>
-        <w:pStyle w:val="11"/>
-        <w:ind w:left="708"/>
-      </w:pPr>
-    </w:p>
-    <w:p>
-      <w:pPr>
-        <w:pStyle w:val="11"/>
-        <w:ind w:left="708"/>
-      </w:pPr>
-    </w:p>
-    <w:p>
-      <w:pPr>
-        <w:pStyle w:val="11"/>
-        <w:ind w:left="708"/>
+        <w:rPr>
+          <w:sz w:val="24"/>
+          <w:szCs w:val="20"/>
+        </w:rPr>
       </w:pPr>
     </w:p>
     <w:p>
@@ -4755,7 +3635,6 @@
         <w:jc w:val="center"/>
       </w:pPr>
       <w:r>
-        <w:lastRenderedPageBreak/>
         <w:t>3.</w:t>
       </w:r>
       <w:r>
@@ -4797,10 +3676,10 @@
           <w:noProof/>
         </w:rPr>
         <w:drawing>
-          <wp:inline distT="0" distB="0" distL="0" distR="0" wp14:anchorId="2971FEBA" wp14:editId="4F6B47A1">
-            <wp:extent cx="4377678" cy="3425609"/>
-            <wp:effectExtent l="0" t="0" r="4445" b="3810"/>
-            <wp:docPr id="8" name="Рисунок 8"/>
+          <wp:inline distT="0" distB="0" distL="0" distR="0" wp14:anchorId="0318F946" wp14:editId="43FBF472">
+            <wp:extent cx="4320000" cy="3135600"/>
+            <wp:effectExtent l="0" t="0" r="4445" b="8255"/>
+            <wp:docPr id="21" name="Рисунок 21"/>
             <wp:cNvGraphicFramePr>
               <a:graphicFrameLocks xmlns:a="http://schemas.openxmlformats.org/drawingml/2006/main" noChangeAspect="1"/>
             </wp:cNvGraphicFramePr>
@@ -4811,20 +3690,27 @@
                     <pic:cNvPr id="1" name=""/>
                     <pic:cNvPicPr/>
                   </pic:nvPicPr>
-                  <pic:blipFill>
+                  <pic:blipFill rotWithShape="1">
                     <a:blip r:embed="rId18"/>
-                    <a:stretch>
-                      <a:fillRect/>
-                    </a:stretch>
+                    <a:srcRect t="3369"/>
+                    <a:stretch/>
                   </pic:blipFill>
-                  <pic:spPr>
+                  <pic:spPr bwMode="auto">
                     <a:xfrm>
                       <a:off x="0" y="0"/>
-                      <a:ext cx="4386948" cy="3432863"/>
+                      <a:ext cx="4320000" cy="3135600"/>
                     </a:xfrm>
                     <a:prstGeom prst="rect">
                       <a:avLst/>
                     </a:prstGeom>
+                    <a:ln>
+                      <a:noFill/>
+                    </a:ln>
+                    <a:extLst>
+                      <a:ext uri="{53640926-AAD7-44D8-BBD7-CCE9431645EC}">
+                        <a14:shadowObscured xmlns:a14="http://schemas.microsoft.com/office/drawing/2010/main"/>
+                      </a:ext>
+                    </a:extLst>
                   </pic:spPr>
                 </pic:pic>
               </a:graphicData>
@@ -4838,355 +3724,171 @@
         <w:pStyle w:val="11"/>
         <w:ind w:firstLine="0"/>
         <w:jc w:val="center"/>
-      </w:pPr>
-      <w:r>
-        <w:t xml:space="preserve">Рис. </w:t>
-      </w:r>
-      <w:r>
-        <w:t>10</w:t>
-      </w:r>
-      <w:r>
-        <w:t xml:space="preserve"> – График зависимости ВАХ от </w:t>
-      </w:r>
-      <w:r>
-        <w:t>толщины первого спейсера</w:t>
-      </w:r>
-      <w:r>
+        <w:rPr>
+          <w:sz w:val="24"/>
+          <w:szCs w:val="20"/>
+        </w:rPr>
+      </w:pPr>
+      <w:r>
+        <w:rPr>
+          <w:sz w:val="24"/>
+          <w:szCs w:val="20"/>
+        </w:rPr>
+        <w:t>Рис. 10 – График зависимости ВАХ от толщины первого спейсера</w:t>
+      </w:r>
+      <w:r>
+        <w:rPr>
+          <w:sz w:val="24"/>
+          <w:szCs w:val="20"/>
+        </w:rPr>
         <w:t>.</w:t>
       </w:r>
     </w:p>
+    <w:p>
+      <w:pPr>
+        <w:pStyle w:val="11"/>
+        <w:rPr>
+          <w:sz w:val="24"/>
+          <w:szCs w:val="20"/>
+        </w:rPr>
+      </w:pPr>
+      <w:r>
+        <w:rPr>
+          <w:sz w:val="24"/>
+          <w:szCs w:val="20"/>
+        </w:rPr>
+        <w:t>Коэффициенты чувствительности:</w:t>
+      </w:r>
+      <w:r>
+        <w:rPr>
+          <w:sz w:val="24"/>
+          <w:szCs w:val="20"/>
+        </w:rPr>
+        <w:t xml:space="preserve"> </w:t>
+      </w:r>
+      <w:r>
+        <w:rPr>
+          <w:sz w:val="24"/>
+          <w:szCs w:val="20"/>
+        </w:rPr>
+        <w:t xml:space="preserve">K- </w:t>
+      </w:r>
+      <w:r>
+        <w:rPr>
+          <w:sz w:val="24"/>
+          <w:szCs w:val="20"/>
+        </w:rPr>
+        <w:t xml:space="preserve">= </w:t>
+      </w:r>
+      <w:r>
+        <w:rPr>
+          <w:sz w:val="24"/>
+          <w:szCs w:val="20"/>
+        </w:rPr>
+        <w:t>0.2604</w:t>
+      </w:r>
+      <w:r>
+        <w:rPr>
+          <w:sz w:val="24"/>
+          <w:szCs w:val="20"/>
+        </w:rPr>
+        <w:t xml:space="preserve">; </w:t>
+      </w:r>
+      <w:r>
+        <w:rPr>
+          <w:sz w:val="24"/>
+          <w:szCs w:val="20"/>
+        </w:rPr>
+        <w:t xml:space="preserve">K+ = </w:t>
+      </w:r>
+      <w:r>
+        <w:rPr>
+          <w:sz w:val="24"/>
+          <w:szCs w:val="20"/>
+        </w:rPr>
+        <w:t>-0.1497</w:t>
+      </w:r>
+      <w:r>
+        <w:rPr>
+          <w:sz w:val="24"/>
+          <w:szCs w:val="20"/>
+        </w:rPr>
+        <w:t>.</w:t>
+      </w:r>
+      <w:r>
+        <w:rPr>
+          <w:sz w:val="24"/>
+          <w:szCs w:val="20"/>
+        </w:rPr>
+        <w:t xml:space="preserve"> </w:t>
+      </w:r>
+      <w:r>
+        <w:rPr>
+          <w:sz w:val="24"/>
+          <w:szCs w:val="20"/>
+        </w:rPr>
+        <w:t xml:space="preserve">Судя по значениям коэффициентов чувствительности зависимость ВАХ от толщины первого спейсера </w:t>
+      </w:r>
+      <w:r>
+        <w:rPr>
+          <w:sz w:val="24"/>
+          <w:szCs w:val="20"/>
+        </w:rPr>
+        <w:t>не монотонная.</w:t>
+      </w:r>
+    </w:p>
     <w:p/>
     <w:p>
       <w:pPr>
-        <w:pStyle w:val="11"/>
-      </w:pPr>
-      <w:r>
-        <w:t>Коэффициенты чувствительности</w:t>
-      </w:r>
-      <w:r>
-        <w:t>:</w:t>
-      </w:r>
-    </w:p>
-    <w:p>
-      <w:pPr>
-        <w:pStyle w:val="11"/>
-        <w:ind w:left="708"/>
-      </w:pPr>
-      <w:r>
-        <w:t>K- = -2.378</w:t>
-      </w:r>
-    </w:p>
-    <w:p>
-      <w:pPr>
-        <w:pStyle w:val="11"/>
-        <w:ind w:left="708"/>
-      </w:pPr>
-      <w:r>
-        <w:t>K+ = 0.6266</w:t>
-      </w:r>
-    </w:p>
-    <w:p>
-      <w:pPr>
-        <w:pStyle w:val="11"/>
-      </w:pPr>
-      <w:r>
-        <w:t xml:space="preserve">Так как </w:t>
-      </w:r>
-      <m:oMath>
-        <m:sSub>
-          <m:sSubPr>
-            <m:ctrlPr>
-              <w:rPr>
-                <w:rFonts w:ascii="Cambria Math" w:hAnsi="Cambria Math"/>
-              </w:rPr>
-            </m:ctrlPr>
-          </m:sSubPr>
-          <m:e>
-            <m:r>
-              <w:rPr>
-                <w:rFonts w:ascii="Cambria Math" w:hAnsi="Cambria Math"/>
-              </w:rPr>
-              <m:t>K</m:t>
-            </m:r>
-          </m:e>
-          <m:sub>
-            <m:r>
-              <m:rPr>
-                <m:sty m:val="p"/>
-              </m:rPr>
-              <w:rPr>
-                <w:rFonts w:ascii="Cambria Math" w:hAnsi="Cambria Math"/>
-              </w:rPr>
-              <m:t>-</m:t>
-            </m:r>
-          </m:sub>
-        </m:sSub>
-        <m:r>
-          <m:rPr>
-            <m:sty m:val="p"/>
-          </m:rPr>
-          <w:rPr>
-            <w:rFonts w:ascii="Cambria Math" w:hAnsi="Cambria Math"/>
-          </w:rPr>
-          <m:t>&lt;</m:t>
-        </m:r>
-        <m:r>
-          <m:rPr>
-            <m:sty m:val="p"/>
-          </m:rPr>
-          <w:rPr>
-            <w:rFonts w:ascii="Cambria Math" w:hAnsi="Cambria Math"/>
-          </w:rPr>
-          <m:t>0</m:t>
-        </m:r>
-      </m:oMath>
-      <w:r>
-        <w:t xml:space="preserve"> </w:t>
-      </w:r>
-      <w:r>
-        <w:t>а</w:t>
-      </w:r>
-      <w:r>
-        <w:t xml:space="preserve"> </w:t>
-      </w:r>
-      <m:oMath>
-        <m:sSub>
-          <m:sSubPr>
-            <m:ctrlPr>
-              <w:rPr>
-                <w:rFonts w:ascii="Cambria Math" w:hAnsi="Cambria Math"/>
-              </w:rPr>
-            </m:ctrlPr>
-          </m:sSubPr>
-          <m:e>
-            <m:r>
-              <w:rPr>
-                <w:rFonts w:ascii="Cambria Math" w:hAnsi="Cambria Math"/>
-              </w:rPr>
-              <m:t>K</m:t>
-            </m:r>
-          </m:e>
-          <m:sub>
-            <m:r>
-              <m:rPr>
-                <m:sty m:val="p"/>
-              </m:rPr>
-              <w:rPr>
-                <w:rFonts w:ascii="Cambria Math" w:hAnsi="Cambria Math"/>
-              </w:rPr>
-              <m:t>+</m:t>
-            </m:r>
-          </m:sub>
-        </m:sSub>
-        <m:r>
-          <m:rPr>
-            <m:sty m:val="p"/>
-          </m:rPr>
-          <w:rPr>
-            <w:rFonts w:ascii="Cambria Math" w:hAnsi="Cambria Math"/>
-          </w:rPr>
-          <m:t>&gt;</m:t>
-        </m:r>
-        <m:r>
-          <m:rPr>
-            <m:sty m:val="p"/>
-          </m:rPr>
-          <w:rPr>
-            <w:rFonts w:ascii="Cambria Math" w:hAnsi="Cambria Math"/>
-          </w:rPr>
-          <m:t>0</m:t>
-        </m:r>
-      </m:oMath>
-      <w:r>
-        <w:t xml:space="preserve">, </w:t>
-      </w:r>
-      <w:r>
-        <w:rPr>
-          <w:rFonts w:eastAsiaTheme="minorEastAsia"/>
-        </w:rPr>
-        <w:t xml:space="preserve">то </w:t>
-      </w:r>
-      <w:r>
-        <w:t>при любом изменении параметра ток растет</w:t>
-      </w:r>
-      <w:r>
-        <w:t>.</w:t>
-      </w:r>
-    </w:p>
-    <w:p>
-      <w:pPr>
-        <w:pStyle w:val="11"/>
-        <w:ind w:left="708"/>
-      </w:pPr>
-      <w:r>
-        <w:t>I_- (-1 слой)  = 3.69445 мА</w:t>
-      </w:r>
-    </w:p>
-    <w:p>
-      <w:pPr>
-        <w:pStyle w:val="11"/>
-        <w:ind w:left="708"/>
-      </w:pPr>
-      <w:r>
-        <w:t>I_0 (номинал)  = 2.84663 мА</w:t>
-      </w:r>
-    </w:p>
-    <w:p>
-      <w:pPr>
-        <w:pStyle w:val="11"/>
-        <w:ind w:left="708"/>
-        <w:rPr>
-          <w:lang w:val="en-US"/>
-        </w:rPr>
-      </w:pPr>
-      <w:r>
-        <w:rPr>
-          <w:lang w:val="en-US"/>
-        </w:rPr>
-        <w:t xml:space="preserve">I_+ (+1 </w:t>
-      </w:r>
-      <w:r>
-        <w:t>слой</w:t>
-      </w:r>
-      <w:r>
-        <w:rPr>
-          <w:lang w:val="en-US"/>
-        </w:rPr>
-        <w:t xml:space="preserve">)  = 3.06998 </w:t>
-      </w:r>
-      <w:r>
-        <w:t>мА</w:t>
-      </w:r>
-    </w:p>
-    <w:p>
-      <w:pPr>
-        <w:pStyle w:val="11"/>
-        <w:ind w:left="708"/>
-      </w:pPr>
-      <w:r>
-        <w:rPr>
-          <w:lang w:val="en-US"/>
-        </w:rPr>
-        <w:t xml:space="preserve">I_+ - I_-     = -0.624468 </w:t>
-      </w:r>
-      <w:r>
-        <w:t>мА</w:t>
-      </w:r>
-    </w:p>
-    <w:p>
-      <w:pPr>
-        <w:pStyle w:val="11"/>
-      </w:pPr>
-      <w:r>
-        <w:t>Погрешности</w:t>
-      </w:r>
-      <w:r>
-        <w:t>:</w:t>
-      </w:r>
-    </w:p>
-    <w:p>
-      <w:pPr>
-        <w:pStyle w:val="11"/>
-        <w:ind w:left="708"/>
-      </w:pPr>
-      <w:r>
-        <w:t>delta_- (тех) = +29.78 %</w:t>
-      </w:r>
-    </w:p>
-    <w:p>
-      <w:pPr>
-        <w:pStyle w:val="11"/>
-        <w:ind w:left="708"/>
-      </w:pPr>
-      <w:r>
-        <w:t>delta_+ (тех) = +7.85 %</w:t>
-      </w:r>
-    </w:p>
-    <w:p/>
+        <w:pStyle w:val="1"/>
+        <w:ind w:left="709" w:firstLine="0"/>
+        <w:jc w:val="center"/>
+      </w:pPr>
+      <w:r>
+        <w:lastRenderedPageBreak/>
+        <w:t>3.</w:t>
+      </w:r>
+      <w:r>
+        <w:t xml:space="preserve">8 </w:t>
+      </w:r>
+      <w:r>
+        <w:t xml:space="preserve">Влияние </w:t>
+      </w:r>
+      <w:r>
+        <w:t xml:space="preserve">толщины </w:t>
+      </w:r>
+      <w:r>
+        <w:t>второго</w:t>
+      </w:r>
+      <w:r>
+        <w:t xml:space="preserve"> спейсера </w:t>
+      </w:r>
+      <w:r>
+        <w:t>на вид ВАХ</w:t>
+      </w:r>
+    </w:p>
     <w:p>
       <w:pPr>
         <w:spacing w:line="360" w:lineRule="auto"/>
-        <w:jc w:val="both"/>
+        <w:jc w:val="center"/>
         <w:rPr>
           <w:rFonts w:ascii="Times New Roman" w:hAnsi="Times New Roman" w:cs="Times New Roman"/>
           <w:sz w:val="28"/>
           <w:szCs w:val="28"/>
         </w:rPr>
       </w:pPr>
-    </w:p>
-    <w:p>
-      <w:pPr>
-        <w:spacing w:line="360" w:lineRule="auto"/>
-        <w:jc w:val="both"/>
+      <w:r>
         <w:rPr>
           <w:rFonts w:ascii="Times New Roman" w:hAnsi="Times New Roman" w:cs="Times New Roman"/>
+          <w:noProof/>
           <w:sz w:val="28"/>
           <w:szCs w:val="28"/>
         </w:rPr>
-      </w:pPr>
-    </w:p>
-    <w:p>
-      <w:pPr>
-        <w:spacing w:line="360" w:lineRule="auto"/>
-        <w:jc w:val="both"/>
-        <w:rPr>
-          <w:rFonts w:ascii="Times New Roman" w:hAnsi="Times New Roman" w:cs="Times New Roman"/>
-          <w:sz w:val="28"/>
-          <w:szCs w:val="28"/>
-        </w:rPr>
-      </w:pPr>
-    </w:p>
-    <w:p>
-      <w:pPr>
-        <w:pStyle w:val="1"/>
-        <w:ind w:left="709" w:firstLine="0"/>
-        <w:jc w:val="center"/>
-      </w:pPr>
-      <w:r>
-        <w:lastRenderedPageBreak/>
-        <w:t>3.</w:t>
-      </w:r>
-      <w:r>
-        <w:t>8</w:t>
-      </w:r>
-      <w:r>
-        <w:t xml:space="preserve"> </w:t>
-      </w:r>
-      <w:r>
-        <w:t xml:space="preserve">Влияние </w:t>
-      </w:r>
-      <w:r>
-        <w:t xml:space="preserve">толщины </w:t>
-      </w:r>
-      <w:r>
-        <w:t>второго</w:t>
-      </w:r>
-      <w:r>
-        <w:t xml:space="preserve"> спейсера </w:t>
-      </w:r>
-      <w:r>
-        <w:t>на вид ВАХ</w:t>
-      </w:r>
-    </w:p>
-    <w:p>
-      <w:pPr>
-        <w:spacing w:line="360" w:lineRule="auto"/>
-        <w:jc w:val="center"/>
-        <w:rPr>
-          <w:rFonts w:ascii="Times New Roman" w:hAnsi="Times New Roman" w:cs="Times New Roman"/>
-          <w:sz w:val="28"/>
-          <w:szCs w:val="28"/>
-        </w:rPr>
-      </w:pPr>
-      <w:r>
-        <w:rPr>
-          <w:noProof/>
-        </w:rPr>
         <w:drawing>
-          <wp:inline distT="0" distB="0" distL="0" distR="0" wp14:anchorId="243E91FE" wp14:editId="231FA79E">
-            <wp:extent cx="4456358" cy="3487177"/>
-            <wp:effectExtent l="0" t="0" r="1905" b="0"/>
-            <wp:docPr id="9" name="Рисунок 9"/>
+          <wp:inline distT="0" distB="0" distL="0" distR="0" wp14:anchorId="24530783" wp14:editId="3F8D5BF3">
+            <wp:extent cx="4320000" cy="3146400"/>
+            <wp:effectExtent l="0" t="0" r="4445" b="0"/>
+            <wp:docPr id="22" name="Рисунок 22"/>
             <wp:cNvGraphicFramePr>
               <a:graphicFrameLocks xmlns:a="http://schemas.openxmlformats.org/drawingml/2006/main" noChangeAspect="1"/>
             </wp:cNvGraphicFramePr>
@@ -5197,20 +3899,27 @@
                     <pic:cNvPr id="1" name=""/>
                     <pic:cNvPicPr/>
                   </pic:nvPicPr>
-                  <pic:blipFill>
+                  <pic:blipFill rotWithShape="1">
                     <a:blip r:embed="rId19"/>
-                    <a:stretch>
-                      <a:fillRect/>
-                    </a:stretch>
+                    <a:srcRect t="3088"/>
+                    <a:stretch/>
                   </pic:blipFill>
-                  <pic:spPr>
+                  <pic:spPr bwMode="auto">
                     <a:xfrm>
                       <a:off x="0" y="0"/>
-                      <a:ext cx="4476173" cy="3502682"/>
+                      <a:ext cx="4320000" cy="3146400"/>
                     </a:xfrm>
                     <a:prstGeom prst="rect">
                       <a:avLst/>
                     </a:prstGeom>
+                    <a:ln>
+                      <a:noFill/>
+                    </a:ln>
+                    <a:extLst>
+                      <a:ext uri="{53640926-AAD7-44D8-BBD7-CCE9431645EC}">
+                        <a14:shadowObscured xmlns:a14="http://schemas.microsoft.com/office/drawing/2010/main"/>
+                      </a:ext>
+                    </a:extLst>
                   </pic:spPr>
                 </pic:pic>
               </a:graphicData>
@@ -5224,263 +3933,69 @@
         <w:pStyle w:val="11"/>
         <w:ind w:firstLine="0"/>
         <w:jc w:val="center"/>
-      </w:pPr>
-      <w:r>
-        <w:t>Рис. 1</w:t>
-      </w:r>
-      <w:r>
-        <w:t>1</w:t>
-      </w:r>
-      <w:r>
-        <w:t xml:space="preserve"> – График зависимости ВАХ от толщины </w:t>
-      </w:r>
-      <w:r>
+        <w:rPr>
+          <w:sz w:val="24"/>
+          <w:szCs w:val="20"/>
+        </w:rPr>
+      </w:pPr>
+      <w:r>
+        <w:rPr>
+          <w:sz w:val="24"/>
+          <w:szCs w:val="20"/>
+        </w:rPr>
+        <w:t xml:space="preserve">Рис. 11 – График зависимости ВАХ от толщины </w:t>
+      </w:r>
+      <w:r>
+        <w:rPr>
+          <w:sz w:val="24"/>
+          <w:szCs w:val="20"/>
+        </w:rPr>
         <w:t>второго</w:t>
       </w:r>
       <w:r>
+        <w:rPr>
+          <w:sz w:val="24"/>
+          <w:szCs w:val="20"/>
+        </w:rPr>
         <w:t xml:space="preserve"> спейсера</w:t>
       </w:r>
       <w:r>
+        <w:rPr>
+          <w:sz w:val="24"/>
+          <w:szCs w:val="20"/>
+        </w:rPr>
         <w:t>.</w:t>
       </w:r>
     </w:p>
     <w:p>
       <w:pPr>
         <w:pStyle w:val="11"/>
-      </w:pPr>
-    </w:p>
-    <w:p>
-      <w:pPr>
-        <w:pStyle w:val="11"/>
-      </w:pPr>
-      <w:r>
-        <w:t>Коэффициенты чувствительности</w:t>
-      </w:r>
-      <w:r>
-        <w:t>:</w:t>
-      </w:r>
-    </w:p>
-    <w:p>
-      <w:pPr>
-        <w:pStyle w:val="11"/>
-        <w:ind w:left="708"/>
-      </w:pPr>
-      <w:r>
-        <w:t>K- = -0.5573</w:t>
-      </w:r>
-    </w:p>
-    <w:p>
-      <w:pPr>
-        <w:pStyle w:val="11"/>
-        <w:ind w:left="708"/>
-      </w:pPr>
-      <w:r>
-        <w:t>K+ = 2.545</w:t>
-      </w:r>
-    </w:p>
-    <w:p>
-      <w:pPr>
-        <w:pStyle w:val="11"/>
-      </w:pPr>
-      <w:r>
-        <w:t xml:space="preserve">Так как </w:t>
-      </w:r>
-      <m:oMath>
-        <m:sSub>
-          <m:sSubPr>
-            <m:ctrlPr>
-              <w:rPr>
-                <w:rFonts w:ascii="Cambria Math" w:hAnsi="Cambria Math"/>
-              </w:rPr>
-            </m:ctrlPr>
-          </m:sSubPr>
-          <m:e>
-            <m:r>
-              <w:rPr>
-                <w:rFonts w:ascii="Cambria Math" w:hAnsi="Cambria Math"/>
-              </w:rPr>
-              <m:t>K</m:t>
-            </m:r>
-          </m:e>
-          <m:sub>
-            <m:r>
-              <m:rPr>
-                <m:sty m:val="p"/>
-              </m:rPr>
-              <w:rPr>
-                <w:rFonts w:ascii="Cambria Math" w:hAnsi="Cambria Math"/>
-              </w:rPr>
-              <m:t>-</m:t>
-            </m:r>
-          </m:sub>
-        </m:sSub>
-        <m:r>
-          <m:rPr>
-            <m:sty m:val="p"/>
-          </m:rPr>
-          <w:rPr>
-            <w:rFonts w:ascii="Cambria Math" w:hAnsi="Cambria Math"/>
-          </w:rPr>
-          <m:t>&lt;</m:t>
-        </m:r>
-        <m:r>
-          <m:rPr>
-            <m:sty m:val="p"/>
-          </m:rPr>
-          <w:rPr>
-            <w:rFonts w:ascii="Cambria Math" w:hAnsi="Cambria Math"/>
-          </w:rPr>
-          <m:t>0</m:t>
-        </m:r>
-      </m:oMath>
-      <w:r>
-        <w:t xml:space="preserve"> </w:t>
-      </w:r>
-      <w:r>
-        <w:t>а</w:t>
-      </w:r>
-      <w:r>
-        <w:t xml:space="preserve"> </w:t>
-      </w:r>
-      <m:oMath>
-        <m:sSub>
-          <m:sSubPr>
-            <m:ctrlPr>
-              <w:rPr>
-                <w:rFonts w:ascii="Cambria Math" w:hAnsi="Cambria Math"/>
-              </w:rPr>
-            </m:ctrlPr>
-          </m:sSubPr>
-          <m:e>
-            <m:r>
-              <w:rPr>
-                <w:rFonts w:ascii="Cambria Math" w:hAnsi="Cambria Math"/>
-              </w:rPr>
-              <m:t>K</m:t>
-            </m:r>
-          </m:e>
-          <m:sub>
-            <m:r>
-              <m:rPr>
-                <m:sty m:val="p"/>
-              </m:rPr>
-              <w:rPr>
-                <w:rFonts w:ascii="Cambria Math" w:hAnsi="Cambria Math"/>
-              </w:rPr>
-              <m:t>+</m:t>
-            </m:r>
-          </m:sub>
-        </m:sSub>
-        <m:r>
-          <m:rPr>
-            <m:sty m:val="p"/>
-          </m:rPr>
-          <w:rPr>
-            <w:rFonts w:ascii="Cambria Math" w:hAnsi="Cambria Math"/>
-          </w:rPr>
-          <m:t>&gt;</m:t>
-        </m:r>
-        <m:r>
-          <m:rPr>
-            <m:sty m:val="p"/>
-          </m:rPr>
-          <w:rPr>
-            <w:rFonts w:ascii="Cambria Math" w:hAnsi="Cambria Math"/>
-          </w:rPr>
-          <m:t>0</m:t>
-        </m:r>
-      </m:oMath>
-      <w:r>
-        <w:t xml:space="preserve">, </w:t>
-      </w:r>
-      <w:r>
-        <w:rPr>
-          <w:rFonts w:eastAsiaTheme="minorEastAsia"/>
-        </w:rPr>
-        <w:t xml:space="preserve">то </w:t>
-      </w:r>
-      <w:r>
-        <w:t>при любом изменении параметра ток растет</w:t>
-      </w:r>
-      <w:r>
-        <w:t>.</w:t>
-      </w:r>
-    </w:p>
-    <w:p>
-      <w:pPr>
-        <w:pStyle w:val="11"/>
-        <w:ind w:left="708"/>
-      </w:pPr>
-      <w:r>
-        <w:t>I_- (-1 слой)  = 3.04528 мА</w:t>
-      </w:r>
-    </w:p>
-    <w:p>
-      <w:pPr>
-        <w:pStyle w:val="11"/>
-        <w:ind w:left="708"/>
-      </w:pPr>
-      <w:r>
-        <w:t>I_0 (номинал)  = 2.84663 мА</w:t>
-      </w:r>
-    </w:p>
-    <w:p>
-      <w:pPr>
-        <w:pStyle w:val="11"/>
-        <w:ind w:left="708"/>
-      </w:pPr>
-      <w:r>
-        <w:t>I_+ (+1 слой)  = 3.7539 мА</w:t>
-      </w:r>
-    </w:p>
-    <w:p>
-      <w:pPr>
-        <w:pStyle w:val="11"/>
-        <w:ind w:left="708"/>
-      </w:pPr>
-      <w:r>
-        <w:t>I_+ - I_-     = 0.708628 мА</w:t>
-      </w:r>
-    </w:p>
-    <w:p>
-      <w:pPr>
-        <w:pStyle w:val="11"/>
-      </w:pPr>
-      <w:r>
-        <w:t>Погрешности</w:t>
-      </w:r>
-      <w:r>
-        <w:t>:</w:t>
-      </w:r>
-    </w:p>
-    <w:p>
-      <w:pPr>
-        <w:pStyle w:val="11"/>
-        <w:ind w:left="708"/>
-      </w:pPr>
-      <w:r>
-        <w:t>delta_- (тех) = +6.98 %</w:t>
-      </w:r>
-    </w:p>
-    <w:p>
-      <w:pPr>
-        <w:pStyle w:val="11"/>
-        <w:ind w:left="708"/>
-        <w:rPr>
-          <w:rFonts w:cs="Times New Roman"/>
-          <w:szCs w:val="28"/>
-        </w:rPr>
-      </w:pPr>
-      <w:r>
-        <w:t>delta_+ (тех) = +31.87 %</w:t>
-      </w:r>
-    </w:p>
-    <w:p>
-      <w:pPr>
-        <w:spacing w:line="360" w:lineRule="auto"/>
-        <w:jc w:val="both"/>
-        <w:rPr>
-          <w:noProof/>
+        <w:rPr>
+          <w:sz w:val="24"/>
+          <w:szCs w:val="20"/>
+        </w:rPr>
+      </w:pPr>
+      <w:r>
+        <w:rPr>
+          <w:sz w:val="24"/>
+          <w:szCs w:val="20"/>
+        </w:rPr>
+        <w:t>Коэффициенты чувствительности:</w:t>
+      </w:r>
+      <w:r>
+        <w:rPr>
+          <w:sz w:val="24"/>
+          <w:szCs w:val="20"/>
+        </w:rPr>
+        <w:t xml:space="preserve"> K- = -0.2656; K+ = -0.4468.</w:t>
+      </w:r>
+    </w:p>
+    <w:p>
+      <w:pPr>
+        <w:pStyle w:val="11"/>
+        <w:rPr>
+          <w:sz w:val="24"/>
+          <w:szCs w:val="20"/>
         </w:rPr>
       </w:pPr>
     </w:p>
@@ -5491,32 +4006,28 @@
         <w:jc w:val="center"/>
       </w:pPr>
       <w:r>
-        <w:lastRenderedPageBreak/>
         <w:t>3.</w:t>
       </w:r>
       <w:r>
-        <w:t>9</w:t>
+        <w:t xml:space="preserve">9 </w:t>
+      </w:r>
+      <w:r>
+        <w:t xml:space="preserve">Влияние </w:t>
+      </w:r>
+      <w:r>
+        <w:t xml:space="preserve">одинакового изменения </w:t>
+      </w:r>
+      <w:r>
+        <w:t>толщины спейсер</w:t>
+      </w:r>
+      <w:r>
+        <w:t>ов</w:t>
       </w:r>
       <w:r>
         <w:t xml:space="preserve"> </w:t>
       </w:r>
       <w:r>
-        <w:t xml:space="preserve">Влияние </w:t>
-      </w:r>
-      <w:r>
-        <w:t xml:space="preserve">одинакового изменения </w:t>
-      </w:r>
-      <w:r>
-        <w:t>толщины спейсер</w:t>
-      </w:r>
-      <w:r>
-        <w:t>ов</w:t>
-      </w:r>
-      <w:r>
-        <w:t xml:space="preserve"> </w:t>
-      </w:r>
-      <w:r>
-        <w:t>на вид ВАХ</w:t>
+        <w:t>на ВАХ</w:t>
       </w:r>
     </w:p>
     <w:p>
@@ -5531,12 +4042,14 @@
       <w:r>
         <w:rPr>
           <w:noProof/>
+          <w:sz w:val="28"/>
+          <w:szCs w:val="28"/>
         </w:rPr>
         <w:drawing>
-          <wp:inline distT="0" distB="0" distL="0" distR="0" wp14:anchorId="7FA21FCF" wp14:editId="3522199F">
-            <wp:extent cx="4488872" cy="3465373"/>
-            <wp:effectExtent l="0" t="0" r="6985" b="1905"/>
-            <wp:docPr id="10" name="Рисунок 10"/>
+          <wp:inline distT="0" distB="0" distL="0" distR="0" wp14:anchorId="44FCF77B" wp14:editId="03557232">
+            <wp:extent cx="4320000" cy="3135600"/>
+            <wp:effectExtent l="0" t="0" r="4445" b="8255"/>
+            <wp:docPr id="23" name="Рисунок 23"/>
             <wp:cNvGraphicFramePr>
               <a:graphicFrameLocks xmlns:a="http://schemas.openxmlformats.org/drawingml/2006/main" noChangeAspect="1"/>
             </wp:cNvGraphicFramePr>
@@ -5547,20 +4060,27 @@
                     <pic:cNvPr id="1" name=""/>
                     <pic:cNvPicPr/>
                   </pic:nvPicPr>
-                  <pic:blipFill>
+                  <pic:blipFill rotWithShape="1">
                     <a:blip r:embed="rId20"/>
-                    <a:stretch>
-                      <a:fillRect/>
-                    </a:stretch>
+                    <a:srcRect t="3369"/>
+                    <a:stretch/>
                   </pic:blipFill>
-                  <pic:spPr>
+                  <pic:spPr bwMode="auto">
                     <a:xfrm>
                       <a:off x="0" y="0"/>
-                      <a:ext cx="4500559" cy="3474395"/>
+                      <a:ext cx="4320000" cy="3135600"/>
                     </a:xfrm>
                     <a:prstGeom prst="rect">
                       <a:avLst/>
                     </a:prstGeom>
+                    <a:ln>
+                      <a:noFill/>
+                    </a:ln>
+                    <a:extLst>
+                      <a:ext uri="{53640926-AAD7-44D8-BBD7-CCE9431645EC}">
+                        <a14:shadowObscured xmlns:a14="http://schemas.microsoft.com/office/drawing/2010/main"/>
+                      </a:ext>
+                    </a:extLst>
                   </pic:spPr>
                 </pic:pic>
               </a:graphicData>
@@ -5574,79 +4094,89 @@
         <w:pStyle w:val="11"/>
         <w:ind w:firstLine="0"/>
         <w:jc w:val="center"/>
-      </w:pPr>
-      <w:r>
-        <w:t>Рис. 1</w:t>
-      </w:r>
-      <w:r>
-        <w:t>2</w:t>
-      </w:r>
-      <w:r>
-        <w:t xml:space="preserve"> – График зависимости ВАХ от </w:t>
-      </w:r>
-      <w:r>
+        <w:rPr>
+          <w:sz w:val="24"/>
+          <w:szCs w:val="24"/>
+        </w:rPr>
+      </w:pPr>
+      <w:r>
+        <w:rPr>
+          <w:sz w:val="24"/>
+          <w:szCs w:val="24"/>
+        </w:rPr>
+        <w:t xml:space="preserve">Рис. 12 – График зависимости ВАХ от </w:t>
+      </w:r>
+      <w:r>
+        <w:rPr>
+          <w:sz w:val="24"/>
+          <w:szCs w:val="24"/>
+        </w:rPr>
         <w:t xml:space="preserve">одинакового изменения </w:t>
       </w:r>
       <w:r>
+        <w:rPr>
+          <w:sz w:val="24"/>
+          <w:szCs w:val="24"/>
+        </w:rPr>
         <w:t>толщины</w:t>
       </w:r>
       <w:r>
+        <w:rPr>
+          <w:sz w:val="24"/>
+          <w:szCs w:val="24"/>
+        </w:rPr>
         <w:t xml:space="preserve"> </w:t>
       </w:r>
       <w:r>
+        <w:rPr>
+          <w:sz w:val="24"/>
+          <w:szCs w:val="24"/>
+        </w:rPr>
         <w:t>спейсер</w:t>
       </w:r>
       <w:r>
+        <w:rPr>
+          <w:sz w:val="24"/>
+          <w:szCs w:val="24"/>
+        </w:rPr>
         <w:t>ов</w:t>
       </w:r>
       <w:r>
+        <w:rPr>
+          <w:sz w:val="24"/>
+          <w:szCs w:val="24"/>
+        </w:rPr>
         <w:t>.</w:t>
       </w:r>
     </w:p>
     <w:p>
       <w:pPr>
         <w:pStyle w:val="11"/>
-      </w:pPr>
-    </w:p>
-    <w:p>
-      <w:pPr>
-        <w:pStyle w:val="11"/>
-      </w:pPr>
-      <w:r>
-        <w:t xml:space="preserve">Этот опыт считаем некорректным, так как </w:t>
-      </w:r>
-      <w:r>
-        <w:t xml:space="preserve">рабочая точка не попадает на вольт-амперную характеристику для </w:t>
-      </w:r>
-      <w:r>
-        <w:rPr>
-          <w:lang w:val="en-US"/>
-        </w:rPr>
-        <w:t>d</w:t>
-      </w:r>
-      <w:r>
-        <w:t xml:space="preserve"> = 1</w:t>
-      </w:r>
-      <w:r>
-        <w:t>,977</w:t>
-      </w:r>
-      <w:r>
-        <w:t>,</w:t>
-      </w:r>
-      <w:r>
-        <w:t xml:space="preserve"> </w:t>
-      </w:r>
-      <w:r>
-        <w:t>считаем данную комбинацию отклонений недопустимой</w:t>
-      </w:r>
-      <w:r>
-        <w:t xml:space="preserve"> </w:t>
-      </w:r>
-      <w:r>
-        <w:t>и в расчётах не учитываем</w:t>
-      </w:r>
-      <w:r>
-        <w:t>.</w:t>
+        <w:rPr>
+          <w:sz w:val="24"/>
+          <w:szCs w:val="24"/>
+        </w:rPr>
+      </w:pPr>
+      <w:r>
+        <w:rPr>
+          <w:sz w:val="24"/>
+          <w:szCs w:val="24"/>
+        </w:rPr>
+        <w:t>Коэффициенты чувствительности: K- = -0.00451</w:t>
+      </w:r>
+      <w:r>
+        <w:rPr>
+          <w:sz w:val="24"/>
+          <w:szCs w:val="24"/>
+        </w:rPr>
+        <w:t xml:space="preserve">; </w:t>
+      </w:r>
+      <w:r>
+        <w:rPr>
+          <w:sz w:val="24"/>
+          <w:szCs w:val="24"/>
+        </w:rPr>
+        <w:t>K+ = -0.1478.</w:t>
       </w:r>
     </w:p>
     <w:p>
@@ -5669,22 +4199,16 @@
         <w:t>3.</w:t>
       </w:r>
       <w:r>
-        <w:t>10</w:t>
-      </w:r>
-      <w:r>
-        <w:t xml:space="preserve"> </w:t>
+        <w:t xml:space="preserve">10 </w:t>
       </w:r>
       <w:r>
         <w:t xml:space="preserve">Влияние </w:t>
       </w:r>
       <w:r>
-        <w:t xml:space="preserve">противоположного </w:t>
-      </w:r>
-      <w:r>
-        <w:t xml:space="preserve">изменения толщины спейсеров </w:t>
-      </w:r>
-      <w:r>
-        <w:t>на вид ВАХ</w:t>
+        <w:t xml:space="preserve">противоположного изменения толщины спейсеров </w:t>
+      </w:r>
+      <w:r>
+        <w:t>на ВАХ</w:t>
       </w:r>
     </w:p>
     <w:p>
@@ -5699,12 +4223,14 @@
       <w:r>
         <w:rPr>
           <w:noProof/>
+          <w:sz w:val="28"/>
+          <w:szCs w:val="28"/>
         </w:rPr>
         <w:drawing>
-          <wp:inline distT="0" distB="0" distL="0" distR="0" wp14:anchorId="2F092030" wp14:editId="0E9F8381">
-            <wp:extent cx="4334693" cy="3391972"/>
-            <wp:effectExtent l="0" t="0" r="8890" b="0"/>
-            <wp:docPr id="11" name="Рисунок 11"/>
+          <wp:inline distT="0" distB="0" distL="0" distR="0" wp14:anchorId="727B0567" wp14:editId="15AFAA5E">
+            <wp:extent cx="4320000" cy="3153600"/>
+            <wp:effectExtent l="0" t="0" r="4445" b="8890"/>
+            <wp:docPr id="24" name="Рисунок 24"/>
             <wp:cNvGraphicFramePr>
               <a:graphicFrameLocks xmlns:a="http://schemas.openxmlformats.org/drawingml/2006/main" noChangeAspect="1"/>
             </wp:cNvGraphicFramePr>
@@ -5715,20 +4241,27 @@
                     <pic:cNvPr id="1" name=""/>
                     <pic:cNvPicPr/>
                   </pic:nvPicPr>
-                  <pic:blipFill>
+                  <pic:blipFill rotWithShape="1">
                     <a:blip r:embed="rId21"/>
-                    <a:stretch>
-                      <a:fillRect/>
-                    </a:stretch>
+                    <a:srcRect t="2807"/>
+                    <a:stretch/>
                   </pic:blipFill>
-                  <pic:spPr>
+                  <pic:spPr bwMode="auto">
                     <a:xfrm>
                       <a:off x="0" y="0"/>
-                      <a:ext cx="4346814" cy="3401457"/>
+                      <a:ext cx="4320000" cy="3153600"/>
                     </a:xfrm>
                     <a:prstGeom prst="rect">
                       <a:avLst/>
                     </a:prstGeom>
+                    <a:ln>
+                      <a:noFill/>
+                    </a:ln>
+                    <a:extLst>
+                      <a:ext uri="{53640926-AAD7-44D8-BBD7-CCE9431645EC}">
+                        <a14:shadowObscured xmlns:a14="http://schemas.microsoft.com/office/drawing/2010/main"/>
+                      </a:ext>
+                    </a:extLst>
                   </pic:spPr>
                 </pic:pic>
               </a:graphicData>
@@ -5742,260 +4275,57 @@
         <w:pStyle w:val="11"/>
         <w:ind w:firstLine="0"/>
         <w:jc w:val="center"/>
-      </w:pPr>
-      <w:r>
-        <w:t>Рис. 1</w:t>
-      </w:r>
-      <w:r>
-        <w:t>3</w:t>
-      </w:r>
-      <w:r>
-        <w:t xml:space="preserve"> – График зависимости ВАХ от одинакового изменения толщины спейсеров</w:t>
-      </w:r>
-      <w:r>
+        <w:rPr>
+          <w:sz w:val="24"/>
+          <w:szCs w:val="20"/>
+        </w:rPr>
+      </w:pPr>
+      <w:r>
+        <w:rPr>
+          <w:sz w:val="24"/>
+          <w:szCs w:val="20"/>
+        </w:rPr>
+        <w:t>Рис. 13 – График зависимости ВАХ от одинакового изменения толщины спейсеров</w:t>
+      </w:r>
+      <w:r>
+        <w:rPr>
+          <w:sz w:val="24"/>
+          <w:szCs w:val="20"/>
+        </w:rPr>
         <w:t>.</w:t>
       </w:r>
     </w:p>
     <w:p>
       <w:pPr>
         <w:pStyle w:val="11"/>
-        <w:ind w:firstLine="0"/>
-        <w:jc w:val="center"/>
-      </w:pPr>
-    </w:p>
-    <w:p>
-      <w:pPr>
-        <w:pStyle w:val="11"/>
-      </w:pPr>
-      <w:r>
-        <w:t>Коэффициенты чувствительности</w:t>
-      </w:r>
-      <w:r>
-        <w:t>:</w:t>
-      </w:r>
-    </w:p>
-    <w:p>
-      <w:pPr>
-        <w:pStyle w:val="11"/>
-        <w:ind w:left="708"/>
-      </w:pPr>
-      <w:r>
-        <w:t>K- = -1.782</w:t>
-      </w:r>
-    </w:p>
-    <w:p>
-      <w:pPr>
-        <w:pStyle w:val="11"/>
-        <w:ind w:left="708"/>
-      </w:pPr>
-      <w:r>
-        <w:t>K+ = 0.6893</w:t>
-      </w:r>
-    </w:p>
-    <w:p>
-      <w:pPr>
-        <w:pStyle w:val="11"/>
-      </w:pPr>
-      <w:r>
-        <w:t xml:space="preserve">Так как </w:t>
-      </w:r>
-      <m:oMath>
-        <m:sSub>
-          <m:sSubPr>
-            <m:ctrlPr>
-              <w:rPr>
-                <w:rFonts w:ascii="Cambria Math" w:hAnsi="Cambria Math"/>
-              </w:rPr>
-            </m:ctrlPr>
-          </m:sSubPr>
-          <m:e>
-            <m:r>
-              <w:rPr>
-                <w:rFonts w:ascii="Cambria Math" w:hAnsi="Cambria Math"/>
-              </w:rPr>
-              <m:t>K</m:t>
-            </m:r>
-          </m:e>
-          <m:sub>
-            <m:r>
-              <m:rPr>
-                <m:sty m:val="p"/>
-              </m:rPr>
-              <w:rPr>
-                <w:rFonts w:ascii="Cambria Math" w:hAnsi="Cambria Math"/>
-              </w:rPr>
-              <m:t>-</m:t>
-            </m:r>
-          </m:sub>
-        </m:sSub>
-        <m:r>
-          <m:rPr>
-            <m:sty m:val="p"/>
-          </m:rPr>
-          <w:rPr>
-            <w:rFonts w:ascii="Cambria Math" w:hAnsi="Cambria Math"/>
-          </w:rPr>
-          <m:t>&lt;</m:t>
-        </m:r>
-        <m:r>
-          <m:rPr>
-            <m:sty m:val="p"/>
-          </m:rPr>
-          <w:rPr>
-            <w:rFonts w:ascii="Cambria Math" w:hAnsi="Cambria Math"/>
-          </w:rPr>
-          <m:t>0</m:t>
-        </m:r>
-      </m:oMath>
-      <w:r>
-        <w:t xml:space="preserve"> </w:t>
-      </w:r>
-      <w:r>
-        <w:t>а</w:t>
-      </w:r>
-      <w:r>
-        <w:t xml:space="preserve"> </w:t>
-      </w:r>
-      <m:oMath>
-        <m:sSub>
-          <m:sSubPr>
-            <m:ctrlPr>
-              <w:rPr>
-                <w:rFonts w:ascii="Cambria Math" w:hAnsi="Cambria Math"/>
-              </w:rPr>
-            </m:ctrlPr>
-          </m:sSubPr>
-          <m:e>
-            <m:r>
-              <w:rPr>
-                <w:rFonts w:ascii="Cambria Math" w:hAnsi="Cambria Math"/>
-              </w:rPr>
-              <m:t>K</m:t>
-            </m:r>
-          </m:e>
-          <m:sub>
-            <m:r>
-              <m:rPr>
-                <m:sty m:val="p"/>
-              </m:rPr>
-              <w:rPr>
-                <w:rFonts w:ascii="Cambria Math" w:hAnsi="Cambria Math"/>
-              </w:rPr>
-              <m:t>+</m:t>
-            </m:r>
-          </m:sub>
-        </m:sSub>
-        <m:r>
-          <m:rPr>
-            <m:sty m:val="p"/>
-          </m:rPr>
-          <w:rPr>
-            <w:rFonts w:ascii="Cambria Math" w:hAnsi="Cambria Math"/>
-          </w:rPr>
-          <m:t>&gt;</m:t>
-        </m:r>
-        <m:r>
-          <m:rPr>
-            <m:sty m:val="p"/>
-          </m:rPr>
-          <w:rPr>
-            <w:rFonts w:ascii="Cambria Math" w:hAnsi="Cambria Math"/>
-          </w:rPr>
-          <m:t>0</m:t>
-        </m:r>
-      </m:oMath>
-      <w:r>
-        <w:t xml:space="preserve">, </w:t>
-      </w:r>
-      <w:r>
-        <w:rPr>
-          <w:rFonts w:eastAsiaTheme="minorEastAsia"/>
-        </w:rPr>
-        <w:t xml:space="preserve">то </w:t>
-      </w:r>
-      <w:r>
-        <w:t>при любом изменении параметра ток растет</w:t>
-      </w:r>
-      <w:r>
-        <w:t>.</w:t>
-      </w:r>
-    </w:p>
-    <w:p>
-      <w:pPr>
-        <w:pStyle w:val="11"/>
-        <w:ind w:left="708"/>
-      </w:pPr>
-      <w:r>
-        <w:t>I_- (разн -/+) = 4.11686 мА</w:t>
-      </w:r>
-    </w:p>
-    <w:p>
-      <w:pPr>
-        <w:pStyle w:val="11"/>
-        <w:ind w:left="708"/>
-      </w:pPr>
-      <w:r>
-        <w:t>I_0 (номинал)  = 2.84663 мА</w:t>
-      </w:r>
-    </w:p>
-    <w:p>
-      <w:pPr>
-        <w:pStyle w:val="11"/>
-        <w:ind w:left="708"/>
-      </w:pPr>
-      <w:r>
-        <w:t>I_+ (разн +/-) = 3.33802 мА</w:t>
-      </w:r>
-    </w:p>
-    <w:p>
-      <w:pPr>
-        <w:pStyle w:val="11"/>
-        <w:ind w:left="708"/>
-      </w:pPr>
-      <w:r>
-        <w:t>I_+ - I_-      = -0.778837 мА</w:t>
-      </w:r>
-    </w:p>
-    <w:p>
-      <w:pPr>
-        <w:pStyle w:val="11"/>
-      </w:pPr>
-      <w:r>
-        <w:t>Погрешности</w:t>
-      </w:r>
-      <w:r>
-        <w:t>:</w:t>
-      </w:r>
-    </w:p>
-    <w:bookmarkEnd w:id="5"/>
-    <w:p>
-      <w:pPr>
-        <w:pStyle w:val="11"/>
-        <w:ind w:left="708"/>
-      </w:pPr>
-      <w:r>
-        <w:t>delta_- (тех) = +44.62 %</w:t>
-      </w:r>
-    </w:p>
-    <w:p>
-      <w:pPr>
-        <w:pStyle w:val="11"/>
-        <w:ind w:left="708"/>
-      </w:pPr>
-      <w:r>
-        <w:t>delta_+ (тех) = +17.26 %</w:t>
-      </w:r>
-    </w:p>
-    <w:p>
-      <w:pPr>
-        <w:pStyle w:val="11"/>
-        <w:ind w:left="708"/>
-      </w:pPr>
-    </w:p>
-    <w:p>
-      <w:pPr>
-        <w:pStyle w:val="11"/>
-        <w:ind w:left="708"/>
+        <w:rPr>
+          <w:sz w:val="24"/>
+          <w:szCs w:val="20"/>
+        </w:rPr>
+      </w:pPr>
+      <w:r>
+        <w:rPr>
+          <w:sz w:val="24"/>
+          <w:szCs w:val="20"/>
+        </w:rPr>
+        <w:t>Коэффициенты чувствительности:</w:t>
+      </w:r>
+      <w:r>
+        <w:rPr>
+          <w:sz w:val="24"/>
+          <w:szCs w:val="20"/>
+        </w:rPr>
+        <w:t xml:space="preserve"> K- = 0.2057; K+ = 0.228.</w:t>
+      </w:r>
+      <w:bookmarkEnd w:id="5"/>
+    </w:p>
+    <w:p>
+      <w:pPr>
+        <w:pStyle w:val="11"/>
+        <w:rPr>
+          <w:sz w:val="24"/>
+          <w:szCs w:val="20"/>
+        </w:rPr>
       </w:pPr>
     </w:p>
     <w:p>
@@ -6005,32 +4335,25 @@
         <w:jc w:val="center"/>
       </w:pPr>
       <w:r>
-        <w:lastRenderedPageBreak/>
         <w:t>3.</w:t>
       </w:r>
       <w:r>
-        <w:t>1</w:t>
-      </w:r>
-      <w:r>
-        <w:t>1</w:t>
+        <w:t xml:space="preserve">11 </w:t>
+      </w:r>
+      <w:r>
+        <w:t xml:space="preserve">Влияние </w:t>
+      </w:r>
+      <w:r>
+        <w:t>толщины</w:t>
+      </w:r>
+      <w:r>
+        <w:t xml:space="preserve"> мезы</w:t>
       </w:r>
       <w:r>
         <w:t xml:space="preserve"> </w:t>
       </w:r>
       <w:r>
-        <w:t xml:space="preserve">Влияние </w:t>
-      </w:r>
-      <w:r>
-        <w:t>толщины</w:t>
-      </w:r>
-      <w:r>
-        <w:t xml:space="preserve"> мезы</w:t>
-      </w:r>
-      <w:r>
-        <w:t xml:space="preserve"> </w:t>
-      </w:r>
-      <w:r>
-        <w:t>на вид ВАХ</w:t>
+        <w:t>на ВАХ</w:t>
       </w:r>
     </w:p>
     <w:p>
@@ -6044,10 +4367,10 @@
           <w:noProof/>
         </w:rPr>
         <w:drawing>
-          <wp:inline distT="0" distB="0" distL="0" distR="0" wp14:anchorId="363D1361" wp14:editId="1B562054">
-            <wp:extent cx="4517179" cy="3534770"/>
-            <wp:effectExtent l="0" t="0" r="0" b="8890"/>
-            <wp:docPr id="12" name="Рисунок 12"/>
+          <wp:inline distT="0" distB="0" distL="0" distR="0" wp14:anchorId="055430C6" wp14:editId="297A2B6B">
+            <wp:extent cx="4320000" cy="3135600"/>
+            <wp:effectExtent l="0" t="0" r="4445" b="8255"/>
+            <wp:docPr id="25" name="Рисунок 25"/>
             <wp:cNvGraphicFramePr>
               <a:graphicFrameLocks xmlns:a="http://schemas.openxmlformats.org/drawingml/2006/main" noChangeAspect="1"/>
             </wp:cNvGraphicFramePr>
@@ -6058,20 +4381,27 @@
                     <pic:cNvPr id="1" name=""/>
                     <pic:cNvPicPr/>
                   </pic:nvPicPr>
-                  <pic:blipFill>
+                  <pic:blipFill rotWithShape="1">
                     <a:blip r:embed="rId22"/>
-                    <a:stretch>
-                      <a:fillRect/>
-                    </a:stretch>
+                    <a:srcRect t="3369"/>
+                    <a:stretch/>
                   </pic:blipFill>
-                  <pic:spPr>
+                  <pic:spPr bwMode="auto">
                     <a:xfrm>
                       <a:off x="0" y="0"/>
-                      <a:ext cx="4522494" cy="3538929"/>
+                      <a:ext cx="4320000" cy="3135600"/>
                     </a:xfrm>
                     <a:prstGeom prst="rect">
                       <a:avLst/>
                     </a:prstGeom>
+                    <a:ln>
+                      <a:noFill/>
+                    </a:ln>
+                    <a:extLst>
+                      <a:ext uri="{53640926-AAD7-44D8-BBD7-CCE9431645EC}">
+                        <a14:shadowObscured xmlns:a14="http://schemas.microsoft.com/office/drawing/2010/main"/>
+                      </a:ext>
+                    </a:extLst>
                   </pic:spPr>
                 </pic:pic>
               </a:graphicData>
@@ -6085,302 +4415,76 @@
         <w:pStyle w:val="11"/>
         <w:ind w:firstLine="0"/>
         <w:jc w:val="center"/>
-      </w:pPr>
-      <w:r>
-        <w:t>Рис. 1</w:t>
-      </w:r>
-      <w:r>
-        <w:t>4</w:t>
-      </w:r>
-      <w:r>
-        <w:t xml:space="preserve"> – График зависимости ВАХ от толщины </w:t>
-      </w:r>
-      <w:r>
+        <w:rPr>
+          <w:sz w:val="24"/>
+          <w:szCs w:val="20"/>
+        </w:rPr>
+      </w:pPr>
+      <w:r>
+        <w:rPr>
+          <w:sz w:val="24"/>
+          <w:szCs w:val="20"/>
+        </w:rPr>
+        <w:t xml:space="preserve">Рис. 14 – График зависимости ВАХ от толщины </w:t>
+      </w:r>
+      <w:r>
+        <w:rPr>
+          <w:sz w:val="24"/>
+          <w:szCs w:val="20"/>
+        </w:rPr>
         <w:t>мезы.</w:t>
       </w:r>
     </w:p>
     <w:p>
       <w:pPr>
         <w:pStyle w:val="11"/>
-        <w:ind w:firstLine="0"/>
-        <w:jc w:val="center"/>
-      </w:pPr>
-    </w:p>
-    <w:p>
-      <w:pPr>
-        <w:pStyle w:val="11"/>
-      </w:pPr>
-      <w:r>
-        <w:t>Коэффициенты чувствительности</w:t>
-      </w:r>
-      <w:r>
-        <w:t>:</w:t>
-      </w:r>
-    </w:p>
-    <w:p>
-      <w:pPr>
-        <w:pStyle w:val="11"/>
-        <w:ind w:left="708"/>
-      </w:pPr>
-      <w:r>
+        <w:rPr>
+          <w:sz w:val="24"/>
+          <w:szCs w:val="20"/>
+        </w:rPr>
+      </w:pPr>
+      <w:r>
+        <w:rPr>
+          <w:sz w:val="24"/>
+          <w:szCs w:val="20"/>
+        </w:rPr>
+        <w:t>Коэффициенты чувствительности:</w:t>
+      </w:r>
+      <w:r>
+        <w:rPr>
+          <w:sz w:val="24"/>
+          <w:szCs w:val="20"/>
+        </w:rPr>
+        <w:t xml:space="preserve"> </w:t>
+      </w:r>
+      <w:r>
+        <w:rPr>
+          <w:sz w:val="24"/>
+          <w:szCs w:val="20"/>
+        </w:rPr>
         <w:t>K- = 1.95</w:t>
       </w:r>
-    </w:p>
-    <w:p>
-      <w:pPr>
-        <w:pStyle w:val="11"/>
-        <w:ind w:left="708"/>
-      </w:pPr>
-      <w:r>
+      <w:r>
+        <w:rPr>
+          <w:sz w:val="24"/>
+          <w:szCs w:val="20"/>
+        </w:rPr>
+        <w:t xml:space="preserve">; </w:t>
+      </w:r>
+      <w:r>
+        <w:rPr>
+          <w:sz w:val="24"/>
+          <w:szCs w:val="20"/>
+        </w:rPr>
         <w:t>K+ = 2.05</w:t>
       </w:r>
-    </w:p>
-    <w:p>
-      <w:pPr>
-        <w:pStyle w:val="11"/>
-      </w:pPr>
-      <w:r>
-        <w:t xml:space="preserve">Так как </w:t>
-      </w:r>
-      <m:oMath>
-        <m:sSub>
-          <m:sSubPr>
-            <m:ctrlPr>
-              <w:rPr>
-                <w:rFonts w:ascii="Cambria Math" w:hAnsi="Cambria Math"/>
-              </w:rPr>
-            </m:ctrlPr>
-          </m:sSubPr>
-          <m:e>
-            <m:r>
-              <w:rPr>
-                <w:rFonts w:ascii="Cambria Math" w:hAnsi="Cambria Math"/>
-              </w:rPr>
-              <m:t>K</m:t>
-            </m:r>
-          </m:e>
-          <m:sub>
-            <m:r>
-              <m:rPr>
-                <m:sty m:val="p"/>
-              </m:rPr>
-              <w:rPr>
-                <w:rFonts w:ascii="Cambria Math" w:hAnsi="Cambria Math"/>
-              </w:rPr>
-              <m:t>-</m:t>
-            </m:r>
-          </m:sub>
-        </m:sSub>
-        <m:r>
-          <m:rPr>
-            <m:sty m:val="p"/>
-          </m:rPr>
-          <w:rPr>
-            <w:rFonts w:ascii="Cambria Math" w:hAnsi="Cambria Math"/>
-          </w:rPr>
-          <m:t>&lt;</m:t>
-        </m:r>
-        <m:r>
-          <m:rPr>
-            <m:sty m:val="p"/>
-          </m:rPr>
-          <w:rPr>
-            <w:rFonts w:ascii="Cambria Math" w:hAnsi="Cambria Math"/>
-          </w:rPr>
-          <m:t>0</m:t>
-        </m:r>
-      </m:oMath>
-      <w:r>
-        <w:t xml:space="preserve"> </w:t>
-      </w:r>
-      <w:r>
-        <w:t>а</w:t>
-      </w:r>
-      <w:r>
-        <w:t xml:space="preserve"> </w:t>
-      </w:r>
-      <m:oMath>
-        <m:sSub>
-          <m:sSubPr>
-            <m:ctrlPr>
-              <w:rPr>
-                <w:rFonts w:ascii="Cambria Math" w:hAnsi="Cambria Math"/>
-              </w:rPr>
-            </m:ctrlPr>
-          </m:sSubPr>
-          <m:e>
-            <m:r>
-              <w:rPr>
-                <w:rFonts w:ascii="Cambria Math" w:hAnsi="Cambria Math"/>
-              </w:rPr>
-              <m:t>K</m:t>
-            </m:r>
-          </m:e>
-          <m:sub>
-            <m:r>
-              <m:rPr>
-                <m:sty m:val="p"/>
-              </m:rPr>
-              <w:rPr>
-                <w:rFonts w:ascii="Cambria Math" w:hAnsi="Cambria Math"/>
-              </w:rPr>
-              <m:t>+</m:t>
-            </m:r>
-          </m:sub>
-        </m:sSub>
-        <m:r>
-          <m:rPr>
-            <m:sty m:val="p"/>
-          </m:rPr>
-          <w:rPr>
-            <w:rFonts w:ascii="Cambria Math" w:hAnsi="Cambria Math"/>
-          </w:rPr>
-          <m:t>&gt;</m:t>
-        </m:r>
-        <m:r>
-          <m:rPr>
-            <m:sty m:val="p"/>
-          </m:rPr>
-          <w:rPr>
-            <w:rFonts w:ascii="Cambria Math" w:hAnsi="Cambria Math"/>
-          </w:rPr>
-          <m:t>0</m:t>
-        </m:r>
-      </m:oMath>
-      <w:r>
-        <w:t xml:space="preserve">, </w:t>
-      </w:r>
-      <w:r>
-        <w:rPr>
-          <w:rFonts w:eastAsiaTheme="minorEastAsia"/>
-        </w:rPr>
-        <w:t xml:space="preserve">то </w:t>
-      </w:r>
-      <w:r>
-        <w:t>при любом изменении параметра ток растет</w:t>
-      </w:r>
-      <w:r>
+      <w:r>
+        <w:rPr>
+          <w:sz w:val="24"/>
+          <w:szCs w:val="20"/>
+        </w:rPr>
         <w:t>.</w:t>
       </w:r>
-    </w:p>
-    <w:p>
-      <w:pPr>
-        <w:pStyle w:val="11"/>
-        <w:ind w:left="708"/>
-        <w:rPr>
-          <w:lang w:val="en-US"/>
-        </w:rPr>
-      </w:pPr>
-      <w:r>
-        <w:rPr>
-          <w:lang w:val="en-US"/>
-        </w:rPr>
-        <w:t xml:space="preserve">I_- (9.5 </w:t>
-      </w:r>
-      <w:r>
-        <w:t>мкм</w:t>
-      </w:r>
-      <w:r>
-        <w:rPr>
-          <w:lang w:val="en-US"/>
-        </w:rPr>
-        <w:t xml:space="preserve">)  = 2.56909 </w:t>
-      </w:r>
-      <w:r>
-        <w:t>мА</w:t>
-      </w:r>
-    </w:p>
-    <w:p>
-      <w:pPr>
-        <w:pStyle w:val="11"/>
-        <w:ind w:left="708"/>
-        <w:rPr>
-          <w:lang w:val="en-US"/>
-        </w:rPr>
-      </w:pPr>
-      <w:r>
-        <w:rPr>
-          <w:lang w:val="en-US"/>
-        </w:rPr>
-        <w:t xml:space="preserve">I_0 (10 </w:t>
-      </w:r>
-      <w:r>
-        <w:t>мкм</w:t>
-      </w:r>
-      <w:r>
-        <w:rPr>
-          <w:lang w:val="en-US"/>
-        </w:rPr>
-        <w:t xml:space="preserve">)   = 2.84663 </w:t>
-      </w:r>
-      <w:r>
-        <w:t>мА</w:t>
-      </w:r>
-    </w:p>
-    <w:p>
-      <w:pPr>
-        <w:pStyle w:val="11"/>
-        <w:ind w:left="708"/>
-      </w:pPr>
-      <w:r>
-        <w:t>I_+ (10.5 мкм) = 3.13841 мА</w:t>
-      </w:r>
-    </w:p>
-    <w:p>
-      <w:pPr>
-        <w:pStyle w:val="11"/>
-        <w:ind w:left="708"/>
-      </w:pPr>
-      <w:r>
-        <w:t>I_+ - I_-      = 0.569327 мА</w:t>
-      </w:r>
-    </w:p>
-    <w:p>
-      <w:pPr>
-        <w:pStyle w:val="11"/>
-      </w:pPr>
-      <w:r>
-        <w:t>Погрешности</w:t>
-      </w:r>
-      <w:r>
-        <w:t>:</w:t>
-      </w:r>
-    </w:p>
-    <w:p>
-      <w:pPr>
-        <w:pStyle w:val="11"/>
-        <w:ind w:left="708"/>
-      </w:pPr>
-      <w:r>
-        <w:t>delta_- (тех) = -9.75 %</w:t>
-      </w:r>
-    </w:p>
-    <w:p>
-      <w:pPr>
-        <w:pStyle w:val="11"/>
-        <w:ind w:left="708"/>
-      </w:pPr>
-      <w:r>
-        <w:t>delta_+ (тех) = +10.25 %</w:t>
-      </w:r>
-    </w:p>
-    <w:p>
-      <w:pPr>
-        <w:pStyle w:val="11"/>
-        <w:ind w:left="708"/>
-      </w:pPr>
-    </w:p>
-    <w:p>
-      <w:pPr>
-        <w:pStyle w:val="11"/>
-        <w:ind w:left="708"/>
-      </w:pPr>
-    </w:p>
-    <w:p>
-      <w:pPr>
-        <w:pStyle w:val="11"/>
-        <w:ind w:left="708"/>
-      </w:pPr>
     </w:p>
     <w:p>
       <w:pPr>
@@ -6420,14 +4524,18 @@
     <w:p>
       <w:pPr>
         <w:pStyle w:val="11"/>
+        <w:ind w:firstLine="0"/>
         <w:jc w:val="center"/>
       </w:pPr>
       <w:r>
+        <w:rPr>
+          <w:noProof/>
+        </w:rPr>
         <w:drawing>
-          <wp:inline distT="0" distB="0" distL="0" distR="0" wp14:anchorId="5C07B9DB" wp14:editId="5CA7E879">
-            <wp:extent cx="4794542" cy="3701348"/>
-            <wp:effectExtent l="0" t="0" r="6350" b="0"/>
-            <wp:docPr id="18" name="Рисунок 18"/>
+          <wp:inline distT="0" distB="0" distL="0" distR="0" wp14:anchorId="526605B4" wp14:editId="58E07CB6">
+            <wp:extent cx="4320000" cy="3290400"/>
+            <wp:effectExtent l="0" t="0" r="4445" b="5715"/>
+            <wp:docPr id="26" name="Рисунок 26"/>
             <wp:cNvGraphicFramePr>
               <a:graphicFrameLocks xmlns:a="http://schemas.openxmlformats.org/drawingml/2006/main" noChangeAspect="1"/>
             </wp:cNvGraphicFramePr>
@@ -6447,7 +4555,7 @@
                   <pic:spPr>
                     <a:xfrm>
                       <a:off x="0" y="0"/>
-                      <a:ext cx="4800329" cy="3705816"/>
+                      <a:ext cx="4320000" cy="3290400"/>
                     </a:xfrm>
                     <a:prstGeom prst="rect">
                       <a:avLst/>
@@ -6465,520 +4573,784 @@
         <w:pStyle w:val="11"/>
         <w:ind w:firstLine="0"/>
         <w:jc w:val="center"/>
-      </w:pPr>
-      <w:r>
-        <w:t>Рис. 1</w:t>
-      </w:r>
-      <w:r>
-        <w:t>5</w:t>
-      </w:r>
-      <w:r>
-        <w:t xml:space="preserve"> – График зависимости ВАХ </w:t>
-      </w:r>
-      <w:r>
+        <w:rPr>
+          <w:sz w:val="24"/>
+          <w:szCs w:val="20"/>
+        </w:rPr>
+      </w:pPr>
+      <w:r>
+        <w:rPr>
+          <w:sz w:val="24"/>
+          <w:szCs w:val="20"/>
+        </w:rPr>
+        <w:t xml:space="preserve">Рис. 15 – График зависимости ВАХ </w:t>
+      </w:r>
+      <w:r>
+        <w:rPr>
+          <w:sz w:val="24"/>
+          <w:szCs w:val="20"/>
+        </w:rPr>
         <w:t>для минимального и максимального тока</w:t>
       </w:r>
       <w:r>
+        <w:rPr>
+          <w:sz w:val="24"/>
+          <w:szCs w:val="20"/>
+        </w:rPr>
         <w:t>.</w:t>
       </w:r>
     </w:p>
     <w:p>
       <w:pPr>
         <w:pStyle w:val="11"/>
+        <w:ind w:left="708"/>
+        <w:rPr>
+          <w:sz w:val="24"/>
+          <w:szCs w:val="20"/>
+        </w:rPr>
+      </w:pPr>
+    </w:p>
+    <w:p>
+      <w:pPr>
+        <w:pStyle w:val="11"/>
+        <w:rPr>
+          <w:sz w:val="24"/>
+          <w:szCs w:val="20"/>
+        </w:rPr>
+      </w:pPr>
+      <w:r>
+        <w:rPr>
+          <w:sz w:val="24"/>
+          <w:szCs w:val="20"/>
+        </w:rPr>
+        <w:t>ГРУППА 1: параметры для достижения</w:t>
+      </w:r>
+      <w:r>
+        <w:rPr>
+          <w:sz w:val="24"/>
+          <w:szCs w:val="20"/>
+        </w:rPr>
+        <w:t xml:space="preserve"> </w:t>
+      </w:r>
+      <w:r>
+        <w:rPr>
+          <w:sz w:val="24"/>
+          <w:szCs w:val="20"/>
+        </w:rPr>
+        <w:t>MAX</w:t>
+      </w:r>
+      <w:r>
+        <w:rPr>
+          <w:sz w:val="24"/>
+          <w:szCs w:val="20"/>
+        </w:rPr>
+        <w:t xml:space="preserve"> тока.</w:t>
+      </w:r>
+    </w:p>
+    <w:p>
+      <w:pPr>
+        <w:pStyle w:val="11"/>
+        <w:rPr>
+          <w:sz w:val="24"/>
+          <w:szCs w:val="20"/>
+        </w:rPr>
+      </w:pPr>
+      <w:r>
+        <w:rPr>
+          <w:sz w:val="24"/>
+          <w:szCs w:val="20"/>
+        </w:rPr>
+        <w:t>Доля алюминия: уменьшить (x_Al = 0.95), при уменьшении доли ток возрастает.</w:t>
+      </w:r>
+    </w:p>
+    <w:p>
+      <w:pPr>
+        <w:pStyle w:val="11"/>
+        <w:rPr>
+          <w:sz w:val="24"/>
+          <w:szCs w:val="20"/>
+        </w:rPr>
+      </w:pPr>
+      <w:r>
+        <w:rPr>
+          <w:sz w:val="24"/>
+          <w:szCs w:val="20"/>
+        </w:rPr>
+        <w:t>Толщина квантовой ямы: уменьшить на 1 слой (d = 4.017 нм).</w:t>
+      </w:r>
+    </w:p>
+    <w:p>
+      <w:pPr>
+        <w:pStyle w:val="11"/>
+        <w:rPr>
+          <w:sz w:val="24"/>
+          <w:szCs w:val="20"/>
+        </w:rPr>
+      </w:pPr>
+      <w:r>
+        <w:rPr>
+          <w:sz w:val="24"/>
+          <w:szCs w:val="20"/>
+        </w:rPr>
+        <w:t>Толщина первого барьера: уменьшить на 1 слой (d = 2.917 нм).</w:t>
+      </w:r>
+    </w:p>
+    <w:p>
+      <w:pPr>
+        <w:pStyle w:val="11"/>
+        <w:rPr>
+          <w:sz w:val="24"/>
+          <w:szCs w:val="20"/>
+        </w:rPr>
+      </w:pPr>
+      <w:r>
+        <w:rPr>
+          <w:sz w:val="24"/>
+          <w:szCs w:val="20"/>
+        </w:rPr>
+        <w:t>Толщина второго барьера: уменьшить на 1 слой (d = 4.017 нм), дает макс</w:t>
+      </w:r>
+      <w:r>
+        <w:rPr>
+          <w:sz w:val="24"/>
+          <w:szCs w:val="20"/>
+        </w:rPr>
+        <w:t>.</w:t>
+      </w:r>
+      <w:r>
+        <w:rPr>
+          <w:sz w:val="24"/>
+          <w:szCs w:val="20"/>
+        </w:rPr>
+        <w:t xml:space="preserve"> рост тока.</w:t>
+      </w:r>
+    </w:p>
+    <w:p>
+      <w:pPr>
+        <w:pStyle w:val="11"/>
+        <w:rPr>
+          <w:sz w:val="24"/>
+          <w:szCs w:val="20"/>
+        </w:rPr>
+      </w:pPr>
+      <w:r>
+        <w:rPr>
+          <w:sz w:val="24"/>
+          <w:szCs w:val="20"/>
+        </w:rPr>
+        <w:t>Толщина первого спейсера: увеличить на 1 слой (d = 2.543 нм).</w:t>
+      </w:r>
+    </w:p>
+    <w:p>
+      <w:pPr>
+        <w:pStyle w:val="11"/>
+        <w:rPr>
+          <w:sz w:val="24"/>
+          <w:szCs w:val="20"/>
+        </w:rPr>
+      </w:pPr>
+      <w:r>
+        <w:rPr>
+          <w:sz w:val="24"/>
+          <w:szCs w:val="20"/>
+        </w:rPr>
+        <w:t>Толщина второго спейсера: уменьшить на 1 слой (d = 1.977 нм).</w:t>
+      </w:r>
+    </w:p>
+    <w:p>
+      <w:pPr>
+        <w:pStyle w:val="11"/>
+        <w:rPr>
+          <w:sz w:val="24"/>
+          <w:szCs w:val="20"/>
+        </w:rPr>
+      </w:pPr>
+      <w:r>
+        <w:rPr>
+          <w:sz w:val="24"/>
+          <w:szCs w:val="20"/>
+        </w:rPr>
+        <w:t>Толщина мезы: увеличить диаметр до максимального (d_меза = 10.5 мкм).</w:t>
+      </w:r>
+    </w:p>
+    <w:p>
+      <w:pPr>
+        <w:pStyle w:val="11"/>
+        <w:ind w:left="708"/>
+      </w:pPr>
+    </w:p>
+    <w:p>
+      <w:pPr>
+        <w:pStyle w:val="11"/>
+        <w:rPr>
+          <w:sz w:val="24"/>
+          <w:szCs w:val="20"/>
+        </w:rPr>
+      </w:pPr>
+      <w:r>
+        <w:rPr>
+          <w:sz w:val="24"/>
+          <w:szCs w:val="20"/>
+        </w:rPr>
+        <w:t xml:space="preserve">ГРУППА 2: </w:t>
+      </w:r>
+      <w:r>
+        <w:rPr>
+          <w:sz w:val="24"/>
+          <w:szCs w:val="20"/>
+        </w:rPr>
+        <w:t xml:space="preserve">параметры для достижения </w:t>
+      </w:r>
+      <w:r>
+        <w:rPr>
+          <w:sz w:val="24"/>
+          <w:szCs w:val="20"/>
+          <w:lang w:val="en-US"/>
+        </w:rPr>
+        <w:t>MIN</w:t>
+      </w:r>
+      <w:r>
+        <w:rPr>
+          <w:sz w:val="24"/>
+          <w:szCs w:val="20"/>
+        </w:rPr>
+        <w:t xml:space="preserve"> тока</w:t>
+      </w:r>
+    </w:p>
+    <w:p>
+      <w:pPr>
+        <w:pStyle w:val="11"/>
+        <w:rPr>
+          <w:sz w:val="24"/>
+          <w:szCs w:val="20"/>
+        </w:rPr>
+      </w:pPr>
+      <w:r>
+        <w:rPr>
+          <w:sz w:val="24"/>
+          <w:szCs w:val="20"/>
+        </w:rPr>
+        <w:t>Доля алюминия: увеличить до максимума (x_Al = 1.00).</w:t>
+      </w:r>
+    </w:p>
+    <w:p>
+      <w:pPr>
+        <w:pStyle w:val="11"/>
+        <w:rPr>
+          <w:sz w:val="24"/>
+          <w:szCs w:val="20"/>
+        </w:rPr>
+      </w:pPr>
+      <w:r>
+        <w:rPr>
+          <w:sz w:val="24"/>
+          <w:szCs w:val="20"/>
+        </w:rPr>
+        <w:t>Толщина квантовой ямы: увеличить на 1 слой (d = 4.583 нм).</w:t>
+      </w:r>
+    </w:p>
+    <w:p>
+      <w:pPr>
+        <w:pStyle w:val="11"/>
+        <w:rPr>
+          <w:sz w:val="24"/>
+          <w:szCs w:val="20"/>
+        </w:rPr>
+      </w:pPr>
+      <w:r>
+        <w:rPr>
+          <w:sz w:val="24"/>
+          <w:szCs w:val="20"/>
+        </w:rPr>
+        <w:t>Толщина первого барьера: увеличить на 1 слой (d = 3.483 нм).</w:t>
+      </w:r>
+    </w:p>
+    <w:p>
+      <w:pPr>
+        <w:pStyle w:val="11"/>
+        <w:rPr>
+          <w:sz w:val="24"/>
+          <w:szCs w:val="20"/>
+        </w:rPr>
+      </w:pPr>
+      <w:r>
+        <w:rPr>
+          <w:sz w:val="24"/>
+          <w:szCs w:val="20"/>
+        </w:rPr>
+        <w:t>Толщина второго барьера: увеличить на 1 слой (d = 4.583 нм), сильное падение тока.</w:t>
+      </w:r>
+    </w:p>
+    <w:p>
+      <w:pPr>
+        <w:pStyle w:val="11"/>
+        <w:rPr>
+          <w:sz w:val="24"/>
+          <w:szCs w:val="20"/>
+        </w:rPr>
+      </w:pPr>
+      <w:r>
+        <w:rPr>
+          <w:sz w:val="24"/>
+          <w:szCs w:val="20"/>
+        </w:rPr>
+        <w:t>Толщина первого спейсера: уменьшить на 1 слой (d = 1.977 нм).</w:t>
+      </w:r>
+    </w:p>
+    <w:p>
+      <w:pPr>
+        <w:pStyle w:val="11"/>
+        <w:rPr>
+          <w:sz w:val="24"/>
+          <w:szCs w:val="20"/>
+        </w:rPr>
+      </w:pPr>
+      <w:r>
+        <w:rPr>
+          <w:sz w:val="24"/>
+          <w:szCs w:val="20"/>
+        </w:rPr>
+        <w:t>Толщина второго спейсера: увеличить на 1 слой (d = 2.543 нм).</w:t>
+      </w:r>
+    </w:p>
+    <w:p>
+      <w:pPr>
+        <w:pStyle w:val="11"/>
+        <w:rPr>
+          <w:sz w:val="24"/>
+          <w:szCs w:val="20"/>
+        </w:rPr>
+      </w:pPr>
+      <w:r>
+        <w:rPr>
+          <w:sz w:val="24"/>
+          <w:szCs w:val="20"/>
+        </w:rPr>
+        <w:t>Толщина мезы: уменьшить диаметр до минимального (d_меза = 9.5 мкм).</w:t>
+      </w:r>
+    </w:p>
+    <w:p>
+      <w:pPr>
+        <w:pStyle w:val="11"/>
+        <w:ind w:left="708"/>
+      </w:pPr>
+    </w:p>
+    <w:p>
+      <w:pPr>
+        <w:pStyle w:val="1"/>
+        <w:numPr>
+          <w:ilvl w:val="0"/>
+          <w:numId w:val="19"/>
+        </w:numPr>
+        <w:ind w:hanging="218"/>
         <w:jc w:val="center"/>
       </w:pPr>
-    </w:p>
-    <w:p>
-      <w:pPr>
-        <w:pStyle w:val="11"/>
-        <w:ind w:left="708"/>
-      </w:pPr>
-      <w:r>
-        <w:t xml:space="preserve">При расчете будем использовать данные только из </w:t>
-      </w:r>
-      <w:r>
-        <w:t>аналитически</w:t>
-      </w:r>
-      <w:r>
-        <w:t xml:space="preserve"> корректных соображений, поэтому не будем пользоваться опытом на</w:t>
-      </w:r>
-      <w:r>
-        <w:t xml:space="preserve"> и</w:t>
-      </w:r>
-      <w:r>
-        <w:t>сследование</w:t>
-      </w:r>
-      <w:r>
-        <w:t xml:space="preserve"> влияни</w:t>
-      </w:r>
-      <w:r>
-        <w:t>я</w:t>
-      </w:r>
-      <w:r>
-        <w:t xml:space="preserve"> одинакового изменения толщины спейсеров </w:t>
-      </w:r>
-      <w:r>
-        <w:t xml:space="preserve">и опытом на исследование </w:t>
-      </w:r>
-      <w:r>
-        <w:t xml:space="preserve">влияния </w:t>
-      </w:r>
-      <w:r>
-        <w:t>одинакового изменения толщин барьеров</w:t>
+      <w:r>
+        <w:lastRenderedPageBreak/>
+        <w:t>Сравнение</w:t>
+      </w:r>
+      <w:r>
+        <w:t xml:space="preserve"> погрешностей</w:t>
+      </w:r>
+    </w:p>
+    <w:p>
+      <w:pPr>
+        <w:pStyle w:val="11"/>
+      </w:pPr>
+      <w:r>
+        <w:t xml:space="preserve">Таблица </w:t>
+      </w:r>
+      <w:r>
+        <w:t>технологического разброса</w:t>
       </w:r>
       <w:r>
         <w:t>.</w:t>
       </w:r>
     </w:p>
-    <w:p>
-      <w:pPr>
-        <w:pStyle w:val="11"/>
-        <w:ind w:left="708"/>
-      </w:pPr>
-    </w:p>
-    <w:p>
-      <w:pPr>
-        <w:pStyle w:val="11"/>
-        <w:ind w:left="708"/>
-      </w:pPr>
-    </w:p>
-    <w:p>
-      <w:pPr>
-        <w:pStyle w:val="11"/>
-        <w:ind w:left="708"/>
-      </w:pPr>
-    </w:p>
-    <w:p>
-      <w:pPr>
-        <w:pStyle w:val="11"/>
-        <w:ind w:left="708"/>
-      </w:pPr>
-    </w:p>
-    <w:p>
-      <w:pPr>
-        <w:pStyle w:val="11"/>
-        <w:ind w:left="708"/>
-      </w:pPr>
-    </w:p>
-    <w:p>
-      <w:pPr>
-        <w:pStyle w:val="11"/>
-        <w:ind w:left="708"/>
-      </w:pPr>
-    </w:p>
-    <w:p>
-      <w:pPr>
-        <w:pStyle w:val="11"/>
-        <w:ind w:left="708"/>
-      </w:pPr>
-    </w:p>
-    <w:p>
-      <w:pPr>
-        <w:pStyle w:val="11"/>
-        <w:ind w:left="708"/>
-      </w:pPr>
-    </w:p>
-    <w:p>
-      <w:pPr>
-        <w:pStyle w:val="11"/>
-        <w:ind w:left="708"/>
-      </w:pPr>
-    </w:p>
-    <w:p>
-      <w:pPr>
-        <w:pStyle w:val="11"/>
-        <w:rPr>
-          <w:lang w:val="en-US"/>
-        </w:rPr>
-      </w:pPr>
-      <w:r>
-        <w:lastRenderedPageBreak/>
-        <w:t>Группировка для откло</w:t>
-      </w:r>
-      <w:r>
-        <w:t>н</w:t>
-      </w:r>
-      <w:r>
-        <w:t>ений</w:t>
-      </w:r>
-      <w:r>
-        <w:rPr>
-          <w:lang w:val="en-US"/>
-        </w:rPr>
-        <w:t>:</w:t>
-      </w:r>
-    </w:p>
-    <w:p>
-      <w:pPr>
-        <w:pStyle w:val="11"/>
-      </w:pPr>
-      <w:r>
-        <w:t>Группа для получения МАКСИМАЛЬНОГО тока:</w:t>
-      </w:r>
-    </w:p>
-    <w:p>
-      <w:pPr>
-        <w:pStyle w:val="11"/>
-      </w:pPr>
-      <w:r>
-        <w:t>Доля алюминия: минимальная (x_Al = 0.95 — при уменьшении доли ток растет)</w:t>
-      </w:r>
-    </w:p>
-    <w:p>
-      <w:pPr>
-        <w:pStyle w:val="11"/>
-      </w:pPr>
-      <w:r>
-        <w:t>Толщина квантовой ямы: (d = 4.017 нм), тк дает больший прирост</w:t>
-      </w:r>
-    </w:p>
-    <w:p>
-      <w:pPr>
-        <w:pStyle w:val="11"/>
-      </w:pPr>
-      <w:r>
-        <w:t>Толщина первого барьера: максимальная (d = 3.483 нм)</w:t>
-      </w:r>
-    </w:p>
-    <w:p>
-      <w:pPr>
-        <w:pStyle w:val="11"/>
-      </w:pPr>
-      <w:r>
-        <w:t>Толщина второго барьера: минимальная (d = 4.017 нм)</w:t>
-      </w:r>
-    </w:p>
-    <w:p>
-      <w:pPr>
-        <w:pStyle w:val="11"/>
-      </w:pPr>
-      <w:r>
-        <w:t>Толщина первого спейсера: минимальная (d = 1.977 нм)</w:t>
-      </w:r>
-    </w:p>
-    <w:p>
-      <w:pPr>
-        <w:pStyle w:val="11"/>
-      </w:pPr>
-      <w:r>
-        <w:t>Толщина второго спейсера: максимальная (d = 2.543 нм)</w:t>
-      </w:r>
-    </w:p>
-    <w:p>
-      <w:pPr>
-        <w:pStyle w:val="11"/>
-      </w:pPr>
-      <w:r>
-        <w:t>Толщина мезы: максимальная (d_меза = 10.5 мкм)</w:t>
-      </w:r>
-    </w:p>
-    <w:p>
-      <w:pPr>
-        <w:pStyle w:val="11"/>
-      </w:pPr>
-    </w:p>
-    <w:p>
-      <w:pPr>
-        <w:pStyle w:val="11"/>
-      </w:pPr>
-      <w:r>
-        <w:t>Группа для получения МИНИМАЛЬНОГО тока:</w:t>
-      </w:r>
-    </w:p>
-    <w:p>
-      <w:pPr>
-        <w:pStyle w:val="11"/>
-      </w:pPr>
-      <w:r>
-        <w:t>Доля алюминия: максимальная (x_Al = 1)</w:t>
-      </w:r>
-    </w:p>
-    <w:p>
-      <w:pPr>
-        <w:pStyle w:val="11"/>
-      </w:pPr>
-      <w:r>
-        <w:t>Толщина квантовой ямы: номинальная (d = 4.3 нм)</w:t>
-      </w:r>
-    </w:p>
-    <w:p>
-      <w:pPr>
-        <w:pStyle w:val="11"/>
-      </w:pPr>
-      <w:r>
-        <w:t>Толщина первого барьера: минимальная (d = 2.917 нм)</w:t>
-      </w:r>
-    </w:p>
-    <w:p>
-      <w:pPr>
-        <w:pStyle w:val="11"/>
-      </w:pPr>
-      <w:r>
-        <w:t>Толщина второго барьера: максимальная (d = 4.583 нм)</w:t>
-      </w:r>
-    </w:p>
-    <w:p>
-      <w:pPr>
-        <w:pStyle w:val="11"/>
-      </w:pPr>
-      <w:r>
-        <w:t>Толщина первого спейсера: номинальная (d = 2.26 нм)</w:t>
-      </w:r>
-    </w:p>
-    <w:p>
-      <w:pPr>
-        <w:pStyle w:val="11"/>
-      </w:pPr>
-      <w:r>
-        <w:t>Толщина второго спейсера: номинальная (d = 2.26 нм)</w:t>
-      </w:r>
-    </w:p>
-    <w:p>
-      <w:pPr>
-        <w:pStyle w:val="11"/>
-      </w:pPr>
-      <w:r>
-        <w:t>Толщина мезы: минимальная (d_меза = 9.5 мкм)</w:t>
-      </w:r>
-    </w:p>
-    <w:p>
-      <w:pPr>
-        <w:pStyle w:val="11"/>
-      </w:pPr>
-    </w:p>
-    <w:p>
-      <w:pPr>
-        <w:pStyle w:val="11"/>
-      </w:pPr>
-      <w:r>
-        <w:t>Итоговый технологический разброс</w:t>
-      </w:r>
-      <w:r>
-        <w:t>:</w:t>
-      </w:r>
-    </w:p>
-    <w:p>
-      <w:pPr>
-        <w:pStyle w:val="11"/>
-        <w:ind w:left="708"/>
-      </w:pPr>
-      <w:r>
-        <w:t>I_min (тех) = 2.5315 мА</w:t>
-      </w:r>
-    </w:p>
-    <w:p>
-      <w:pPr>
-        <w:pStyle w:val="11"/>
-        <w:ind w:left="708"/>
-      </w:pPr>
-      <w:r>
-        <w:t>I_0 (тех)   = 2.84663 мА</w:t>
-      </w:r>
-    </w:p>
-    <w:p>
-      <w:pPr>
-        <w:pStyle w:val="11"/>
-        <w:ind w:left="708"/>
-        <w:rPr>
-          <w:lang w:val="en-US"/>
-        </w:rPr>
-      </w:pPr>
-      <w:r>
-        <w:rPr>
-          <w:lang w:val="en-US"/>
-        </w:rPr>
-        <w:t>I_max (</w:t>
-      </w:r>
-      <w:r>
-        <w:t>тех</w:t>
-      </w:r>
-      <w:r>
-        <w:rPr>
-          <w:lang w:val="en-US"/>
-        </w:rPr>
-        <w:t xml:space="preserve">) = 12.3995 </w:t>
-      </w:r>
-      <w:r>
-        <w:t>мА</w:t>
-      </w:r>
-    </w:p>
-    <w:p>
-      <w:pPr>
-        <w:pStyle w:val="11"/>
-        <w:ind w:left="708"/>
-        <w:rPr>
-          <w:lang w:val="en-US"/>
-        </w:rPr>
-      </w:pPr>
-      <w:r>
-        <w:rPr>
-          <w:lang w:val="en-US"/>
-        </w:rPr>
-        <w:t xml:space="preserve">I_max - I_min = 9.868 </w:t>
-      </w:r>
-      <w:r>
-        <w:t>мА</w:t>
-      </w:r>
-    </w:p>
-    <w:p>
-      <w:pPr>
-        <w:pStyle w:val="11"/>
-      </w:pPr>
-      <w:r>
-        <w:t>Погрешности</w:t>
-      </w:r>
-      <w:r>
-        <w:t>:</w:t>
-      </w:r>
-    </w:p>
-    <w:p>
-      <w:pPr>
-        <w:pStyle w:val="11"/>
-        <w:ind w:left="708"/>
-        <w:rPr>
-          <w:lang w:val="en-US"/>
-        </w:rPr>
-      </w:pPr>
-      <w:r>
-        <w:rPr>
-          <w:lang w:val="en-US"/>
-        </w:rPr>
-        <w:t>delta_max (</w:t>
-      </w:r>
-      <w:r>
-        <w:t>тех</w:t>
-      </w:r>
-      <w:r>
-        <w:rPr>
-          <w:lang w:val="en-US"/>
-        </w:rPr>
-        <w:t>) = +335.58 %</w:t>
-      </w:r>
-    </w:p>
-    <w:p>
-      <w:pPr>
-        <w:pStyle w:val="11"/>
-        <w:ind w:left="708"/>
-        <w:rPr>
-          <w:lang w:val="en-US"/>
-        </w:rPr>
-      </w:pPr>
-      <w:r>
-        <w:rPr>
-          <w:lang w:val="en-US"/>
-        </w:rPr>
-        <w:t>delta_min (</w:t>
-      </w:r>
-      <w:r>
-        <w:t>тех</w:t>
-      </w:r>
-      <w:r>
-        <w:rPr>
-          <w:lang w:val="en-US"/>
-        </w:rPr>
-        <w:t>) = -11.07 %</w:t>
-      </w:r>
-    </w:p>
-    <w:p>
-      <w:pPr>
-        <w:pStyle w:val="11"/>
-        <w:ind w:left="708"/>
-        <w:rPr>
-          <w:lang w:val="en-US"/>
-        </w:rPr>
-      </w:pPr>
-    </w:p>
-    <w:p>
-      <w:pPr>
-        <w:pStyle w:val="1"/>
-        <w:ind w:left="709" w:firstLine="0"/>
-        <w:jc w:val="center"/>
-      </w:pPr>
-      <w:r>
-        <w:lastRenderedPageBreak/>
-        <w:t>4</w:t>
-      </w:r>
-      <w:r>
-        <w:t xml:space="preserve"> </w:t>
-      </w:r>
-      <w:r>
-        <w:t>Сравнение</w:t>
-      </w:r>
-      <w:r>
-        <w:t xml:space="preserve"> погрешностей</w:t>
-      </w:r>
-    </w:p>
-    <w:p>
-      <w:pPr>
-        <w:pStyle w:val="11"/>
-      </w:pPr>
-      <w:r>
-        <w:t>Эксплуатационные (температурные): от </w:t>
-      </w:r>
-      <m:oMath>
-        <m:r>
-          <w:rPr>
-            <w:rFonts w:ascii="Cambria Math" w:hAnsi="Cambria Math"/>
-          </w:rPr>
-          <m:t>δmin = -9.82%</m:t>
-        </m:r>
-      </m:oMath>
-      <w:r>
-        <w:t xml:space="preserve"> </w:t>
-      </w:r>
-      <w:r>
-        <w:t>(при 223 К) до </w:t>
-      </w:r>
-      <m:oMath>
-        <m:r>
-          <w:rPr>
-            <w:rFonts w:ascii="Cambria Math" w:hAnsi="Cambria Math"/>
-          </w:rPr>
-          <m:t>δmax=+15.20%</m:t>
-        </m:r>
-      </m:oMath>
-      <w:r>
-        <w:t xml:space="preserve"> </w:t>
-      </w:r>
-      <w:r>
-        <w:t>(при 423 К). Разброс составляет около 25%.</w:t>
-      </w:r>
-    </w:p>
-    <w:p>
-      <w:pPr>
-        <w:pStyle w:val="11"/>
-      </w:pPr>
-      <w:r>
-        <w:t>Технологические: от </w:t>
-      </w:r>
-      <m:oMath>
-        <m:r>
-          <w:rPr>
-            <w:rFonts w:ascii="Cambria Math" w:hAnsi="Cambria Math"/>
-          </w:rPr>
-          <m:t>δmin=-11.07%</m:t>
-        </m:r>
-      </m:oMath>
-      <w:r>
-        <w:t> до </w:t>
-      </w:r>
-      <m:oMath>
-        <m:r>
-          <w:rPr>
-            <w:rFonts w:ascii="Cambria Math" w:hAnsi="Cambria Math"/>
-          </w:rPr>
-          <m:t>δmax=+335.58%</m:t>
-        </m:r>
-      </m:oMath>
-      <w:r>
-        <w:t>.</w:t>
-      </w:r>
-      <w:r>
-        <w:t xml:space="preserve"> </w:t>
-      </w:r>
-      <w:r>
-        <w:t>Разброс составляет более 340%.</w:t>
-      </w:r>
+    <w:tbl>
+      <w:tblPr>
+        <w:tblStyle w:val="a3"/>
+        <w:tblW w:w="0" w:type="auto"/>
+        <w:tblLook w:val="04A0" w:firstRow="1" w:lastRow="0" w:firstColumn="1" w:lastColumn="0" w:noHBand="0" w:noVBand="1"/>
+      </w:tblPr>
+      <w:tblGrid>
+        <w:gridCol w:w="2564"/>
+        <w:gridCol w:w="1406"/>
+        <w:gridCol w:w="1266"/>
+        <w:gridCol w:w="1897"/>
+        <w:gridCol w:w="1266"/>
+        <w:gridCol w:w="1229"/>
+      </w:tblGrid>
+      <w:tr>
+        <w:tc>
+          <w:tcPr>
+            <w:tcW w:w="2589" w:type="dxa"/>
+          </w:tcPr>
+          <w:p>
+            <w:pPr>
+              <w:pStyle w:val="11"/>
+              <w:ind w:firstLine="0"/>
+            </w:pPr>
+          </w:p>
+        </w:tc>
+        <w:tc>
+          <w:tcPr>
+            <w:tcW w:w="1406" w:type="dxa"/>
+          </w:tcPr>
+          <w:p>
+            <w:pPr>
+              <w:pStyle w:val="11"/>
+              <w:ind w:firstLine="0"/>
+              <w:jc w:val="center"/>
+              <w:rPr>
+                <w:lang w:val="en-US"/>
+              </w:rPr>
+            </w:pPr>
+            <w:r>
+              <w:t>I_min</w:t>
+            </w:r>
+            <w:r>
+              <w:t>, мА</w:t>
+            </w:r>
+          </w:p>
+        </w:tc>
+        <w:tc>
+          <w:tcPr>
+            <w:tcW w:w="1125" w:type="dxa"/>
+          </w:tcPr>
+          <w:p>
+            <w:pPr>
+              <w:pStyle w:val="11"/>
+              <w:ind w:firstLine="0"/>
+            </w:pPr>
+            <w:r>
+              <w:t>I_0</w:t>
+            </w:r>
+            <w:r>
+              <w:t>, мА</w:t>
+            </w:r>
+          </w:p>
+        </w:tc>
+        <w:tc>
+          <w:tcPr>
+            <w:tcW w:w="1963" w:type="dxa"/>
+          </w:tcPr>
+          <w:p>
+            <w:pPr>
+              <w:pStyle w:val="11"/>
+              <w:ind w:firstLine="0"/>
+            </w:pPr>
+            <w:r>
+              <w:t>I_max</w:t>
+            </w:r>
+            <w:r>
+              <w:t>, мА</w:t>
+            </w:r>
+          </w:p>
+        </w:tc>
+        <w:tc>
+          <w:tcPr>
+            <w:tcW w:w="1276" w:type="dxa"/>
+          </w:tcPr>
+          <w:p>
+            <w:pPr>
+              <w:pStyle w:val="11"/>
+              <w:ind w:firstLine="0"/>
+              <w:rPr>
+                <w:rFonts w:ascii="Cambria Math" w:hAnsi="Cambria Math"/>
+                <w:i/>
+              </w:rPr>
+            </w:pPr>
+            <w:r>
+              <w:rPr>
+                <w:rFonts w:eastAsiaTheme="minorEastAsia"/>
+              </w:rPr>
+              <w:t xml:space="preserve"> </w:t>
+            </w:r>
+            <m:oMath>
+              <m:sSub>
+                <m:sSubPr>
+                  <m:ctrlPr>
+                    <w:rPr>
+                      <w:rFonts w:ascii="Cambria Math" w:hAnsi="Cambria Math"/>
+                      <w:i/>
+                    </w:rPr>
+                  </m:ctrlPr>
+                </m:sSubPr>
+                <m:e>
+                  <m:r>
+                    <w:rPr>
+                      <w:rFonts w:ascii="Cambria Math" w:hAnsi="Cambria Math"/>
+                    </w:rPr>
+                    <m:t>δ</m:t>
+                  </m:r>
+                </m:e>
+                <m:sub>
+                  <m:r>
+                    <w:rPr>
+                      <w:rFonts w:ascii="Cambria Math" w:hAnsi="Cambria Math"/>
+                    </w:rPr>
+                    <m:t>MAX</m:t>
+                  </m:r>
+                </m:sub>
+              </m:sSub>
+              <m:r>
+                <w:rPr>
+                  <w:rFonts w:ascii="Cambria Math" w:hAnsi="Cambria Math"/>
+                </w:rPr>
+                <m:t xml:space="preserve">, </m:t>
+              </m:r>
+            </m:oMath>
+            <w:r>
+              <w:t>%</w:t>
+            </w:r>
+          </w:p>
+        </w:tc>
+        <w:tc>
+          <w:tcPr>
+            <w:tcW w:w="1269" w:type="dxa"/>
+          </w:tcPr>
+          <w:p>
+            <w:pPr>
+              <w:pStyle w:val="11"/>
+              <w:ind w:firstLine="0"/>
+              <w:rPr>
+                <w:rFonts w:eastAsiaTheme="minorEastAsia"/>
+              </w:rPr>
+            </w:pPr>
+            <w:r>
+              <w:rPr>
+                <w:rFonts w:eastAsiaTheme="minorEastAsia"/>
+              </w:rPr>
+              <w:t xml:space="preserve"> </w:t>
+            </w:r>
+            <m:oMath>
+              <m:sSub>
+                <m:sSubPr>
+                  <m:ctrlPr>
+                    <w:rPr>
+                      <w:rFonts w:ascii="Cambria Math" w:hAnsi="Cambria Math"/>
+                      <w:i/>
+                    </w:rPr>
+                  </m:ctrlPr>
+                </m:sSubPr>
+                <m:e>
+                  <m:r>
+                    <w:rPr>
+                      <w:rFonts w:ascii="Cambria Math" w:hAnsi="Cambria Math"/>
+                    </w:rPr>
+                    <m:t>δ</m:t>
+                  </m:r>
+                </m:e>
+                <m:sub>
+                  <m:r>
+                    <w:rPr>
+                      <w:rFonts w:ascii="Cambria Math" w:hAnsi="Cambria Math"/>
+                    </w:rPr>
+                    <m:t>MIN</m:t>
+                  </m:r>
+                </m:sub>
+              </m:sSub>
+            </m:oMath>
+            <w:r>
+              <w:rPr>
+                <w:rFonts w:eastAsiaTheme="minorEastAsia"/>
+              </w:rPr>
+              <w:t xml:space="preserve">, </w:t>
+            </w:r>
+            <w:r>
+              <w:t>%</w:t>
+            </w:r>
+          </w:p>
+        </w:tc>
+      </w:tr>
+      <w:tr>
+        <w:tc>
+          <w:tcPr>
+            <w:tcW w:w="2589" w:type="dxa"/>
+          </w:tcPr>
+          <w:p>
+            <w:pPr>
+              <w:pStyle w:val="11"/>
+              <w:ind w:firstLine="0"/>
+            </w:pPr>
+            <w:r>
+              <w:t>эксп</w:t>
+            </w:r>
+            <w:r>
+              <w:t>лутацион</w:t>
+            </w:r>
+            <w:r>
+              <w:t>ные</w:t>
+            </w:r>
+          </w:p>
+        </w:tc>
+        <w:tc>
+          <w:tcPr>
+            <w:tcW w:w="1406" w:type="dxa"/>
+          </w:tcPr>
+          <w:p>
+            <w:pPr>
+              <w:pStyle w:val="11"/>
+              <w:ind w:firstLine="0"/>
+            </w:pPr>
+            <w:r>
+              <w:t>0.158104</w:t>
+            </w:r>
+          </w:p>
+        </w:tc>
+        <w:tc>
+          <w:tcPr>
+            <w:tcW w:w="1125" w:type="dxa"/>
+          </w:tcPr>
+          <w:p>
+            <w:pPr>
+              <w:pStyle w:val="11"/>
+              <w:ind w:firstLine="0"/>
+            </w:pPr>
+            <w:r>
+              <w:t>0.155057</w:t>
+            </w:r>
+          </w:p>
+        </w:tc>
+        <w:tc>
+          <w:tcPr>
+            <w:tcW w:w="1963" w:type="dxa"/>
+          </w:tcPr>
+          <w:p>
+            <w:pPr>
+              <w:pStyle w:val="11"/>
+              <w:ind w:firstLine="0"/>
+            </w:pPr>
+            <w:r>
+              <w:t>0.151315</w:t>
+            </w:r>
+          </w:p>
+        </w:tc>
+        <w:tc>
+          <w:tcPr>
+            <w:tcW w:w="1276" w:type="dxa"/>
+          </w:tcPr>
+          <w:p>
+            <w:pPr>
+              <w:pStyle w:val="11"/>
+              <w:ind w:firstLine="0"/>
+            </w:pPr>
+            <w:r>
+              <w:t>2.41</w:t>
+            </w:r>
+          </w:p>
+        </w:tc>
+        <w:tc>
+          <w:tcPr>
+            <w:tcW w:w="1269" w:type="dxa"/>
+          </w:tcPr>
+          <w:p>
+            <w:pPr>
+              <w:pStyle w:val="11"/>
+              <w:ind w:firstLine="0"/>
+            </w:pPr>
+            <w:r>
+              <w:t>1.9</w:t>
+            </w:r>
+            <w:r>
+              <w:t>7</w:t>
+            </w:r>
+          </w:p>
+        </w:tc>
+      </w:tr>
+      <w:tr>
+        <w:tc>
+          <w:tcPr>
+            <w:tcW w:w="2589" w:type="dxa"/>
+          </w:tcPr>
+          <w:p>
+            <w:pPr>
+              <w:pStyle w:val="11"/>
+              <w:ind w:firstLine="0"/>
+            </w:pPr>
+            <w:r>
+              <w:t>технологические</w:t>
+            </w:r>
+          </w:p>
+        </w:tc>
+        <w:tc>
+          <w:tcPr>
+            <w:tcW w:w="1406" w:type="dxa"/>
+          </w:tcPr>
+          <w:p>
+            <w:pPr>
+              <w:pStyle w:val="11"/>
+              <w:ind w:firstLine="0"/>
+            </w:pPr>
+            <w:r>
+              <w:t xml:space="preserve">0.0515245 </w:t>
+            </w:r>
+          </w:p>
+        </w:tc>
+        <w:tc>
+          <w:tcPr>
+            <w:tcW w:w="1125" w:type="dxa"/>
+          </w:tcPr>
+          <w:p>
+            <w:pPr>
+              <w:pStyle w:val="11"/>
+              <w:ind w:firstLine="0"/>
+            </w:pPr>
+            <w:r>
+              <w:t>0.155057</w:t>
+            </w:r>
+          </w:p>
+        </w:tc>
+        <w:tc>
+          <w:tcPr>
+            <w:tcW w:w="1963" w:type="dxa"/>
+          </w:tcPr>
+          <w:p>
+            <w:pPr>
+              <w:pStyle w:val="11"/>
+              <w:ind w:firstLine="0"/>
+            </w:pPr>
+            <w:r>
+              <w:t>0.734155</w:t>
+            </w:r>
+          </w:p>
+        </w:tc>
+        <w:tc>
+          <w:tcPr>
+            <w:tcW w:w="1276" w:type="dxa"/>
+          </w:tcPr>
+          <w:p>
+            <w:pPr>
+              <w:pStyle w:val="11"/>
+              <w:ind w:firstLine="0"/>
+            </w:pPr>
+            <w:r>
+              <w:t>373.48</w:t>
+            </w:r>
+          </w:p>
+        </w:tc>
+        <w:tc>
+          <w:tcPr>
+            <w:tcW w:w="1269" w:type="dxa"/>
+          </w:tcPr>
+          <w:p>
+            <w:pPr>
+              <w:pStyle w:val="11"/>
+              <w:ind w:firstLine="0"/>
+            </w:pPr>
+            <w:r>
+              <w:t>-66.77</w:t>
+            </w:r>
+          </w:p>
+        </w:tc>
+      </w:tr>
+    </w:tbl>
+    <w:p>
+      <w:pPr>
+        <w:pStyle w:val="11"/>
+        <w:ind w:firstLine="0"/>
+      </w:pPr>
     </w:p>
     <w:p>
       <w:pPr>
@@ -6993,32 +5365,37 @@
         <w:t>Вывод:</w:t>
       </w:r>
       <w:r>
-        <w:t> Технологические погрешности оказывают значительно большее влияние на электрические характеристики РТД, чем эксплуатационные (температурные). Если изменение температуры меняет ток в пределах десятков процентов, то разброс геометрических параметров (особенно толщин слоев и состава) может изменить ток в разы. Наибольшее влияние оказывают: доля алюминия, толщина второго барьера</w:t>
-      </w:r>
-      <w:r>
-        <w:t xml:space="preserve"> </w:t>
-      </w:r>
-      <w:r>
-        <w:t>и, в особенности, совместные отклонения слоев</w:t>
-      </w:r>
-      <w:r>
-        <w:t>.</w:t>
-      </w:r>
-    </w:p>
-    <w:p>
-      <w:pPr>
-        <w:pStyle w:val="11"/>
-        <w:rPr>
-          <w:lang w:val="en-US"/>
-        </w:rPr>
+        <w:t xml:space="preserve"> Технологические погрешности оказывают значительно большее влияние на электрические характеристики РТД, чем эксплуатационные (температурные). Если изменение температуры меняет ток в пределах </w:t>
+      </w:r>
+      <w:r>
+        <w:t>нескольких единиц</w:t>
+      </w:r>
+      <w:r>
+        <w:t xml:space="preserve"> процентов, то разброс геометрических параметров может изменить ток в разы. Наибольшее влияние оказывают: доля алюминия, толщин</w:t>
+      </w:r>
+      <w:r>
+        <w:t xml:space="preserve">ы </w:t>
+      </w:r>
+      <w:r>
+        <w:t>второго барьер</w:t>
+      </w:r>
+      <w:r>
+        <w:t>ов.</w:t>
+      </w:r>
+    </w:p>
+    <w:p>
+      <w:pPr>
+        <w:pStyle w:val="11"/>
+      </w:pPr>
+    </w:p>
+    <w:p>
+      <w:pPr>
+        <w:pStyle w:val="11"/>
       </w:pPr>
       <w:r>
         <w:t>Согласованность с литературой</w:t>
       </w:r>
       <w:r>
-        <w:rPr>
-          <w:lang w:val="en-US"/>
-        </w:rPr>
         <w:t>:</w:t>
       </w:r>
     </w:p>
@@ -7128,6 +5505,7 @@
         <w:rPr>
           <w:b/>
           <w:bCs/>
+          <w:lang w:val="en-US"/>
         </w:rPr>
       </w:pPr>
       <w:r>
@@ -7135,14 +5513,7 @@
           <w:b/>
           <w:bCs/>
         </w:rPr>
-        <w:t>Источник</w:t>
-      </w:r>
-      <w:r>
-        <w:rPr>
-          <w:b/>
-          <w:bCs/>
-        </w:rPr>
-        <w:t>и</w:t>
+        <w:t>Источники</w:t>
       </w:r>
     </w:p>
     <w:p>
@@ -8201,6 +6572,119 @@
     </w:lvl>
   </w:abstractNum>
   <w:abstractNum w:abstractNumId="7" w15:restartNumberingAfterBreak="0">
+    <w:nsid w:val="21FB448C"/>
+    <w:multiLevelType w:val="multilevel"/>
+    <w:tmpl w:val="0256E49C"/>
+    <w:lvl w:ilvl="0">
+      <w:start w:val="3"/>
+      <w:numFmt w:val="decimal"/>
+      <w:lvlText w:val="%1"/>
+      <w:lvlJc w:val="left"/>
+      <w:pPr>
+        <w:ind w:left="1069" w:hanging="1069"/>
+      </w:pPr>
+      <w:rPr>
+        <w:rFonts w:hint="default"/>
+      </w:rPr>
+    </w:lvl>
+    <w:lvl w:ilvl="1">
+      <w:start w:val="3"/>
+      <w:numFmt w:val="decimal"/>
+      <w:lvlText w:val="%1.%2"/>
+      <w:lvlJc w:val="left"/>
+      <w:pPr>
+        <w:ind w:left="1778" w:hanging="1069"/>
+      </w:pPr>
+      <w:rPr>
+        <w:rFonts w:hint="default"/>
+      </w:rPr>
+    </w:lvl>
+    <w:lvl w:ilvl="2">
+      <w:start w:val="1"/>
+      <w:numFmt w:val="decimal"/>
+      <w:lvlText w:val="%1.%2.%3"/>
+      <w:lvlJc w:val="left"/>
+      <w:pPr>
+        <w:ind w:left="2847" w:hanging="1429"/>
+      </w:pPr>
+      <w:rPr>
+        <w:rFonts w:hint="default"/>
+      </w:rPr>
+    </w:lvl>
+    <w:lvl w:ilvl="3">
+      <w:start w:val="1"/>
+      <w:numFmt w:val="decimal"/>
+      <w:lvlText w:val="%1.%2.%3.%4"/>
+      <w:lvlJc w:val="left"/>
+      <w:pPr>
+        <w:ind w:left="3916" w:hanging="1789"/>
+      </w:pPr>
+      <w:rPr>
+        <w:rFonts w:hint="default"/>
+      </w:rPr>
+    </w:lvl>
+    <w:lvl w:ilvl="4">
+      <w:start w:val="1"/>
+      <w:numFmt w:val="decimal"/>
+      <w:lvlText w:val="%1.%2.%3.%4.%5"/>
+      <w:lvlJc w:val="left"/>
+      <w:pPr>
+        <w:ind w:left="4625" w:hanging="1789"/>
+      </w:pPr>
+      <w:rPr>
+        <w:rFonts w:hint="default"/>
+      </w:rPr>
+    </w:lvl>
+    <w:lvl w:ilvl="5">
+      <w:start w:val="1"/>
+      <w:numFmt w:val="decimal"/>
+      <w:lvlText w:val="%1.%2.%3.%4.%5.%6"/>
+      <w:lvlJc w:val="left"/>
+      <w:pPr>
+        <w:ind w:left="5694" w:hanging="2149"/>
+      </w:pPr>
+      <w:rPr>
+        <w:rFonts w:hint="default"/>
+      </w:rPr>
+    </w:lvl>
+    <w:lvl w:ilvl="6">
+      <w:start w:val="1"/>
+      <w:numFmt w:val="decimal"/>
+      <w:lvlText w:val="%1.%2.%3.%4.%5.%6.%7"/>
+      <w:lvlJc w:val="left"/>
+      <w:pPr>
+        <w:ind w:left="6403" w:hanging="2149"/>
+      </w:pPr>
+      <w:rPr>
+        <w:rFonts w:hint="default"/>
+      </w:rPr>
+    </w:lvl>
+    <w:lvl w:ilvl="7">
+      <w:start w:val="1"/>
+      <w:numFmt w:val="decimal"/>
+      <w:lvlText w:val="%1.%2.%3.%4.%5.%6.%7.%8"/>
+      <w:lvlJc w:val="left"/>
+      <w:pPr>
+        <w:ind w:left="7472" w:hanging="2509"/>
+      </w:pPr>
+      <w:rPr>
+        <w:rFonts w:hint="default"/>
+      </w:rPr>
+    </w:lvl>
+    <w:lvl w:ilvl="8">
+      <w:start w:val="1"/>
+      <w:numFmt w:val="decimal"/>
+      <w:lvlText w:val="%1.%2.%3.%4.%5.%6.%7.%8.%9"/>
+      <w:lvlJc w:val="left"/>
+      <w:pPr>
+        <w:ind w:left="8541" w:hanging="2869"/>
+      </w:pPr>
+      <w:rPr>
+        <w:rFonts w:hint="default"/>
+      </w:rPr>
+    </w:lvl>
+  </w:abstractNum>
+  <w:abstractNum w:abstractNumId="8" w15:restartNumberingAfterBreak="0">
     <w:nsid w:val="29DA3F6F"/>
     <w:multiLevelType w:val="hybridMultilevel"/>
     <w:tmpl w:val="715E7BCC"/>
@@ -8286,7 +6770,7 @@
       </w:pPr>
     </w:lvl>
   </w:abstractNum>
-  <w:abstractNum w:abstractNumId="8" w15:restartNumberingAfterBreak="0">
+  <w:abstractNum w:abstractNumId="9" w15:restartNumberingAfterBreak="0">
     <w:nsid w:val="2BBB709E"/>
     <w:multiLevelType w:val="multilevel"/>
     <w:tmpl w:val="650618C2"/>
@@ -8403,7 +6887,7 @@
       </w:pPr>
     </w:lvl>
   </w:abstractNum>
-  <w:abstractNum w:abstractNumId="9" w15:restartNumberingAfterBreak="0">
+  <w:abstractNum w:abstractNumId="10" w15:restartNumberingAfterBreak="0">
     <w:nsid w:val="3B2C50B6"/>
     <w:multiLevelType w:val="multilevel"/>
     <w:tmpl w:val="497469F6"/>
@@ -8524,7 +7008,7 @@
       </w:pPr>
     </w:lvl>
   </w:abstractNum>
-  <w:abstractNum w:abstractNumId="10" w15:restartNumberingAfterBreak="0">
+  <w:abstractNum w:abstractNumId="11" w15:restartNumberingAfterBreak="0">
     <w:nsid w:val="3CFA7FBA"/>
     <w:multiLevelType w:val="multilevel"/>
     <w:tmpl w:val="BB6809C4"/>
@@ -8673,7 +7157,7 @@
       </w:rPr>
     </w:lvl>
   </w:abstractNum>
-  <w:abstractNum w:abstractNumId="11" w15:restartNumberingAfterBreak="0">
+  <w:abstractNum w:abstractNumId="12" w15:restartNumberingAfterBreak="0">
     <w:nsid w:val="45231A51"/>
     <w:multiLevelType w:val="multilevel"/>
     <w:tmpl w:val="8F7ABAEE"/>
@@ -8790,7 +7274,7 @@
       </w:pPr>
     </w:lvl>
   </w:abstractNum>
-  <w:abstractNum w:abstractNumId="12" w15:restartNumberingAfterBreak="0">
+  <w:abstractNum w:abstractNumId="13" w15:restartNumberingAfterBreak="0">
     <w:nsid w:val="516C6A57"/>
     <w:multiLevelType w:val="hybridMultilevel"/>
     <w:tmpl w:val="D8E0A63C"/>
@@ -8876,7 +7360,7 @@
       </w:pPr>
     </w:lvl>
   </w:abstractNum>
-  <w:abstractNum w:abstractNumId="13" w15:restartNumberingAfterBreak="0">
+  <w:abstractNum w:abstractNumId="14" w15:restartNumberingAfterBreak="0">
     <w:nsid w:val="535F1E68"/>
     <w:multiLevelType w:val="multilevel"/>
     <w:tmpl w:val="483EC1A4"/>
@@ -8989,7 +7473,7 @@
       </w:rPr>
     </w:lvl>
   </w:abstractNum>
-  <w:abstractNum w:abstractNumId="14" w15:restartNumberingAfterBreak="0">
+  <w:abstractNum w:abstractNumId="15" w15:restartNumberingAfterBreak="0">
     <w:nsid w:val="6A1D27A1"/>
     <w:multiLevelType w:val="multilevel"/>
     <w:tmpl w:val="02B2AAA0"/>
@@ -9138,7 +7622,7 @@
       </w:rPr>
     </w:lvl>
   </w:abstractNum>
-  <w:abstractNum w:abstractNumId="15" w15:restartNumberingAfterBreak="0">
+  <w:abstractNum w:abstractNumId="16" w15:restartNumberingAfterBreak="0">
     <w:nsid w:val="72742516"/>
     <w:multiLevelType w:val="multilevel"/>
     <w:tmpl w:val="E96A0E64"/>
@@ -9255,7 +7739,7 @@
       </w:pPr>
     </w:lvl>
   </w:abstractNum>
-  <w:abstractNum w:abstractNumId="16" w15:restartNumberingAfterBreak="0">
+  <w:abstractNum w:abstractNumId="17" w15:restartNumberingAfterBreak="0">
     <w:nsid w:val="74BE5B8E"/>
     <w:multiLevelType w:val="multilevel"/>
     <w:tmpl w:val="0FD00164"/>
@@ -9373,7 +7857,7 @@
       </w:rPr>
     </w:lvl>
   </w:abstractNum>
-  <w:abstractNum w:abstractNumId="17" w15:restartNumberingAfterBreak="0">
+  <w:abstractNum w:abstractNumId="18" w15:restartNumberingAfterBreak="0">
     <w:nsid w:val="7E096F75"/>
     <w:multiLevelType w:val="multilevel"/>
     <w:tmpl w:val="33AA884E"/>
@@ -9526,34 +8010,34 @@
     <w:abstractNumId w:val="6"/>
   </w:num>
   <w:num w:numId="2">
-    <w:abstractNumId w:val="11"/>
+    <w:abstractNumId w:val="12"/>
   </w:num>
   <w:num w:numId="3">
-    <w:abstractNumId w:val="16"/>
+    <w:abstractNumId w:val="17"/>
   </w:num>
   <w:num w:numId="4">
     <w:abstractNumId w:val="0"/>
   </w:num>
   <w:num w:numId="5">
+    <w:abstractNumId w:val="14"/>
+  </w:num>
+  <w:num w:numId="6">
+    <w:abstractNumId w:val="16"/>
+  </w:num>
+  <w:num w:numId="7">
     <w:abstractNumId w:val="13"/>
   </w:num>
-  <w:num w:numId="6">
-    <w:abstractNumId w:val="15"/>
-  </w:num>
-  <w:num w:numId="7">
-    <w:abstractNumId w:val="12"/>
-  </w:num>
   <w:num w:numId="8">
-    <w:abstractNumId w:val="7"/>
+    <w:abstractNumId w:val="8"/>
   </w:num>
   <w:num w:numId="9">
     <w:abstractNumId w:val="4"/>
   </w:num>
   <w:num w:numId="10">
-    <w:abstractNumId w:val="17"/>
+    <w:abstractNumId w:val="18"/>
   </w:num>
   <w:num w:numId="11">
-    <w:abstractNumId w:val="10"/>
+    <w:abstractNumId w:val="11"/>
   </w:num>
   <w:num w:numId="12">
     <w:abstractNumId w:val="2"/>
@@ -9562,10 +8046,10 @@
     <w:abstractNumId w:val="3"/>
   </w:num>
   <w:num w:numId="14">
-    <w:abstractNumId w:val="9"/>
+    <w:abstractNumId w:val="10"/>
   </w:num>
   <w:num w:numId="15">
-    <w:abstractNumId w:val="8"/>
+    <w:abstractNumId w:val="9"/>
   </w:num>
   <w:num w:numId="16">
     <w:abstractNumId w:val="1"/>
@@ -9574,7 +8058,10 @@
     <w:abstractNumId w:val="5"/>
   </w:num>
   <w:num w:numId="18">
-    <w:abstractNumId w:val="14"/>
+    <w:abstractNumId w:val="15"/>
+  </w:num>
+  <w:num w:numId="19">
+    <w:abstractNumId w:val="7"/>
   </w:num>
   <w:numIdMacAtCleanup w:val="8"/>
 </w:numbering>
@@ -10092,6 +8579,7 @@
   <w:style w:type="character" w:default="1" w:styleId="a0">
     <w:name w:val="Default Paragraph Font"/>
     <w:uiPriority w:val="1"/>
+    <w:semiHidden/>
     <w:unhideWhenUsed/>
   </w:style>
   <w:style w:type="table" w:default="1" w:styleId="a1">
